--- a/Deo I/Projekat SBP (1).docx
+++ b/Deo I/Projekat SBP (1).docx
@@ -1,81 +1,7 @@
 
 <file path=word/document.xml><?xml version="1.0" encoding="utf-8"?>
-<w:document xmlns:wpc="http://schemas.microsoft.com/office/word/2010/wordprocessingCanvas" xmlns:cx="http://schemas.microsoft.com/office/drawing/2014/chartex" xmlns:cx1="http://schemas.microsoft.com/office/drawing/2015/9/8/chartex" xmlns:cx2="http://schemas.microsoft.com/office/drawing/2015/10/21/chartex" xmlns:cx3="http://schemas.microsoft.com/office/drawing/2016/5/9/chartex" xmlns:cx4="http://schemas.microsoft.com/office/drawing/2016/5/10/chartex" xmlns:cx5="http://schemas.microsoft.com/office/drawing/2016/5/11/chartex" xmlns:cx6="http://schemas.microsoft.com/office/drawing/2016/5/12/chartex" xmlns:cx7="http://schemas.microsoft.com/office/drawing/2016/5/13/chartex" xmlns:cx8="http://schemas.microsoft.com/office/drawing/2016/5/14/chartex" xmlns:mc="http://schemas.openxmlformats.org/markup-compatibility/2006" xmlns:aink="http://schemas.microsoft.com/office/drawing/2016/ink" xmlns:am3d="http://schemas.microsoft.com/office/drawing/2017/model3d" xmlns:o="urn:schemas-microsoft-com:office:office" xmlns:oel="http://schemas.microsoft.com/office/2019/extlst" xmlns:r="http://schemas.openxmlformats.org/officeDocument/2006/relationships" xmlns:m="http://schemas.openxmlformats.org/officeDocument/2006/math" xmlns:v="urn:schemas-microsoft-com:vml" xmlns:wp14="http://schemas.microsoft.com/office/word/2010/wordprocessingDrawing" xmlns:wp="http://schemas.openxmlformats.org/drawingml/2006/wordprocessingDrawing" xmlns:w10="urn:schemas-microsoft-com:office:word" xmlns:w="http://schemas.openxmlformats.org/wordprocessingml/2006/main" xmlns:w14="http://schemas.microsoft.com/office/word/2010/wordml" xmlns:w15="http://schemas.microsoft.com/office/word/2012/wordml" xmlns:w16cex="http://schemas.microsoft.com/office/word/2018/wordml/cex" xmlns:w16cid="http://schemas.microsoft.com/office/word/2016/wordml/cid" xmlns:w16="http://schemas.microsoft.com/office/word/2018/wordml" xmlns:w16du="http://schemas.microsoft.com/office/word/2023/wordml/word16du" xmlns:w16sdtdh="http://schemas.microsoft.com/office/word/2020/wordml/sdtdatahash" xmlns:w16sdtfl="http://schemas.microsoft.com/office/word/2024/wordml/sdtformatlock" xmlns:w16se="http://schemas.microsoft.com/office/word/2015/wordml/symex" xmlns:wpg="http://schemas.microsoft.com/office/word/2010/wordprocessingGroup" xmlns:wpi="http://schemas.microsoft.com/office/word/2010/wordprocessingInk" xmlns:wne="http://schemas.microsoft.com/office/word/2006/wordml" xmlns:wps="http://schemas.microsoft.com/office/word/2010/wordprocessingShape" xmlns:a="http://schemas.openxmlformats.org/drawingml/2006/main" xmlns:pic="http://schemas.openxmlformats.org/drawingml/2006/picture" xmlns:a14="http://schemas.microsoft.com/office/drawing/2010/main" mc:Ignorable="w14 w15 w16se w16cid w16 w16cex w16sdtdh w16sdtfl w16du wp14">
+<w:document xmlns:wpc="http://schemas.microsoft.com/office/word/2010/wordprocessingCanvas" xmlns:cx="http://schemas.microsoft.com/office/drawing/2014/chartex" xmlns:cx1="http://schemas.microsoft.com/office/drawing/2015/9/8/chartex" xmlns:cx2="http://schemas.microsoft.com/office/drawing/2015/10/21/chartex" xmlns:cx3="http://schemas.microsoft.com/office/drawing/2016/5/9/chartex" xmlns:cx4="http://schemas.microsoft.com/office/drawing/2016/5/10/chartex" xmlns:cx5="http://schemas.microsoft.com/office/drawing/2016/5/11/chartex" xmlns:cx6="http://schemas.microsoft.com/office/drawing/2016/5/12/chartex" xmlns:cx7="http://schemas.microsoft.com/office/drawing/2016/5/13/chartex" xmlns:cx8="http://schemas.microsoft.com/office/drawing/2016/5/14/chartex" xmlns:mc="http://schemas.openxmlformats.org/markup-compatibility/2006" xmlns:aink="http://schemas.microsoft.com/office/drawing/2016/ink" xmlns:am3d="http://schemas.microsoft.com/office/drawing/2017/model3d" xmlns:o="urn:schemas-microsoft-com:office:office" xmlns:oel="http://schemas.microsoft.com/office/2019/extlst" xmlns:r="http://schemas.openxmlformats.org/officeDocument/2006/relationships" xmlns:m="http://schemas.openxmlformats.org/officeDocument/2006/math" xmlns:v="urn:schemas-microsoft-com:vml" xmlns:wp14="http://schemas.microsoft.com/office/word/2010/wordprocessingDrawing" xmlns:wp="http://schemas.openxmlformats.org/drawingml/2006/wordprocessingDrawing" xmlns:w10="urn:schemas-microsoft-com:office:word" xmlns:w="http://schemas.openxmlformats.org/wordprocessingml/2006/main" xmlns:w14="http://schemas.microsoft.com/office/word/2010/wordml" xmlns:w15="http://schemas.microsoft.com/office/word/2012/wordml" xmlns:w16cex="http://schemas.microsoft.com/office/word/2018/wordml/cex" xmlns:w16cid="http://schemas.microsoft.com/office/word/2016/wordml/cid" xmlns:w16="http://schemas.microsoft.com/office/word/2018/wordml" xmlns:w16du="http://schemas.microsoft.com/office/word/2023/wordml/word16du" xmlns:w16sdtdh="http://schemas.microsoft.com/office/word/2020/wordml/sdtdatahash" xmlns:w16sdtfl="http://schemas.microsoft.com/office/word/2024/wordml/sdtformatlock" xmlns:w16se="http://schemas.microsoft.com/office/word/2015/wordml/symex" xmlns:wpg="http://schemas.microsoft.com/office/word/2010/wordprocessingGroup" xmlns:wpi="http://schemas.microsoft.com/office/word/2010/wordprocessingInk" xmlns:wne="http://schemas.microsoft.com/office/word/2006/wordml" xmlns:wps="http://schemas.microsoft.com/office/word/2010/wordprocessingShape" mc:Ignorable="w14 w15 w16se w16cid w16 w16cex w16sdtdh w16sdtfl w16du wp14">
   <w:body>
-    <w:p>
-      <w:pPr>
-        <w:pStyle w:val="Normal"/>
-        <w:suppressLineNumbers w:val="0"/>
-        <w:bidi w:val="0"/>
-        <w:spacing w:before="0" w:beforeAutospacing="off" w:after="160" w:afterAutospacing="off" w:line="278" w:lineRule="auto"/>
-        <w:ind w:left="0" w:right="0"/>
-        <w:jc w:val="center"/>
-        <w:rPr>
-          <w:b w:val="1"/>
-          <w:bCs w:val="1"/>
-          <w:sz w:val="32"/>
-          <w:szCs w:val="32"/>
-        </w:rPr>
-      </w:pPr>
-      <w:r>
-        <w:rPr>
-          <w:b w:val="1"/>
-          <w:bCs w:val="1"/>
-          <w:sz w:val="32"/>
-          <w:szCs w:val="32"/>
-        </w:rPr>
-        <w:t xml:space="preserve">Sistemi baza </w:t>
-      </w:r>
-      <w:r>
-        <w:rPr>
-          <w:b w:val="1"/>
-          <w:bCs w:val="1"/>
-          <w:sz w:val="32"/>
-          <w:szCs w:val="32"/>
-        </w:rPr>
-        <w:t xml:space="preserve">podataka </w:t>
-      </w:r>
-      <w:r>
-        <w:rPr>
-          <w:b w:val="1"/>
-          <w:bCs w:val="1"/>
-          <w:i w:val="1"/>
-          <w:iCs w:val="1"/>
-          <w:sz w:val="32"/>
-          <w:szCs w:val="32"/>
-        </w:rPr>
-        <w:t>Poljoprivredno gazdinstvo</w:t>
-      </w:r>
-    </w:p>
-    <w:p>
-      <w:pPr>
-        <w:pStyle w:val="Normal"/>
-        <w:suppressLineNumbers w:val="0"/>
-        <w:bidi w:val="0"/>
-        <w:spacing w:before="0" w:beforeAutospacing="off" w:after="160" w:afterAutospacing="off" w:line="278" w:lineRule="auto"/>
-        <w:ind w:left="0" w:right="0"/>
-        <w:jc w:val="center"/>
-        <w:rPr>
-          <w:b w:val="1"/>
-          <w:bCs w:val="1"/>
-          <w:i w:val="0"/>
-          <w:iCs w:val="0"/>
-          <w:sz w:val="32"/>
-          <w:szCs w:val="32"/>
-        </w:rPr>
-      </w:pPr>
-      <w:r>
-        <w:rPr>
-          <w:b w:val="1"/>
-          <w:bCs w:val="1"/>
-          <w:i w:val="0"/>
-          <w:iCs w:val="0"/>
-          <w:sz w:val="32"/>
-          <w:szCs w:val="32"/>
-        </w:rPr>
-        <w:t>Projekat I</w:t>
-      </w:r>
-    </w:p>
     <w:p>
       <w:pPr>
         <w:jc w:val="center"/>
@@ -86,148 +12,121 @@
           <w:szCs w:val="32"/>
         </w:rPr>
       </w:pPr>
-    </w:p>
-    <w:p>
-      <w:r>
-        <w:t>Potrebno je projektovati relacionu bazu podataka koja će čuvati sve informacije neophodne za evidenciju i upravljanje poljoprivrednim gazdinstvom. Baza podataka treba da omogući potpuno praćenje proizvodnje - od setve i uzgoja useva, preko držanja stoke i korišćenja mehanizacije, do ostvarenih prinosa, prodaje proizvoda i korišćenja subvencija.</w:t>
-      </w:r>
-    </w:p>
-    <w:p>
-      <w:r>
-        <w:t xml:space="preserve">Baza podataka sadrži osnovne podatke o svim zasadima i poljoprivrednim kulturama na gazdinstvu. </w:t>
-      </w:r>
-    </w:p>
-    <w:p>
-      <w:r>
-        <w:t xml:space="preserve">Potrebno je pamtiti: naziv useva, </w:t>
-      </w:r>
       <w:r>
         <w:rPr>
           <w:b/>
           <w:bCs/>
-        </w:rPr>
-        <w:t>vrstu kulture</w:t>
-      </w:r>
-      <w:r>
-        <w:t xml:space="preserve"> (žitarice, voće, povrće, krmno bilje), površinu u hektarima, datum setve, planirani i stvarni datum žetve, lokaciju parcele, trenutni </w:t>
+          <w:sz w:val="32"/>
+          <w:szCs w:val="32"/>
+        </w:rPr>
+        <w:t xml:space="preserve">Sistemi baza </w:t>
       </w:r>
       <w:r>
         <w:rPr>
           <w:b/>
           <w:bCs/>
-        </w:rPr>
-        <w:t>status useva</w:t>
-      </w:r>
-      <w:r>
-        <w:t>, kvalitet zemljišta i komentar.</w:t>
-      </w:r>
-      <w:r>
-        <w:tab/>
-      </w:r>
-      <w:r>
-        <w:tab/>
-      </w:r>
-      <w:r>
-        <w:tab/>
-      </w:r>
-    </w:p>
-    <w:p>
+          <w:sz w:val="32"/>
+          <w:szCs w:val="32"/>
+        </w:rPr>
+        <w:t xml:space="preserve">podataka </w:t>
+      </w:r>
       <w:r>
         <w:rPr>
           <w:b/>
           <w:bCs/>
-        </w:rPr>
-        <w:t>Usevi</w:t>
-      </w:r>
-      <w:r>
-        <w:t xml:space="preserve"> se evidentiraju prema vrsti:</w:t>
-      </w:r>
-    </w:p>
-    <w:p>
-      <w:r>
-        <w:t xml:space="preserve">• </w:t>
-      </w:r>
-      <w:r>
+          <w:i/>
+          <w:iCs/>
+          <w:sz w:val="32"/>
+          <w:szCs w:val="32"/>
+        </w:rPr>
+        <w:t>Poljoprivredno gazdinstvo</w:t>
+      </w:r>
+    </w:p>
+    <w:p>
+      <w:pPr>
+        <w:jc w:val="center"/>
         <w:rPr>
           <w:b/>
           <w:bCs/>
-        </w:rPr>
-        <w:t>Žitarice</w:t>
-      </w:r>
-      <w:r>
-        <w:t xml:space="preserve"> – pamte se </w:t>
-      </w:r>
+          <w:sz w:val="32"/>
+          <w:szCs w:val="32"/>
+        </w:rPr>
+      </w:pPr>
       <w:r>
         <w:rPr>
           <w:b/>
           <w:bCs/>
-        </w:rPr>
-        <w:t>vrsta žitarice</w:t>
-      </w:r>
-      <w:r>
-        <w:t xml:space="preserve"> (pšenica, kukuruz, ječam), gustina setve, količina semena po hektaru, očekivani prinos po hektaru i tip đubrenja.</w:t>
-      </w:r>
-    </w:p>
-    <w:p>
-      <w:r>
-        <w:t xml:space="preserve">• </w:t>
-      </w:r>
-      <w:r>
+          <w:sz w:val="32"/>
+          <w:szCs w:val="32"/>
+        </w:rPr>
+        <w:t>Projekat I</w:t>
+      </w:r>
+    </w:p>
+    <w:p>
+      <w:pPr>
+        <w:jc w:val="center"/>
         <w:rPr>
           <w:b/>
           <w:bCs/>
-        </w:rPr>
-        <w:t>Voćnjaci</w:t>
-      </w:r>
-      <w:r>
-        <w:t xml:space="preserve"> – dodatno se evidentira</w:t>
-      </w:r>
-      <w:r>
-        <w:t xml:space="preserve"> </w:t>
-      </w:r>
-      <w:r>
-        <w:t xml:space="preserve"> starost voćnjaka (u godinama)</w:t>
-      </w:r>
-      <w:r>
-        <w:t xml:space="preserve">, </w:t>
-      </w:r>
-      <w:r>
-        <w:t>broj stabala po hektaru, sorta voća, datum poslednje rezidbe i očekivani rodni ciklus.</w:t>
-      </w:r>
-    </w:p>
-    <w:p>
-      <w:r>
-        <w:t xml:space="preserve">• </w:t>
+          <w:sz w:val="32"/>
+          <w:szCs w:val="32"/>
+        </w:rPr>
+      </w:pPr>
+    </w:p>
+    <w:p>
+      <w:r>
+        <w:t>Potrebno je projektovati relacionu bazu podataka koja će čuvati sve informacije neophodne za evidenciju i upravljanje poljoprivrednim gazdinstvom. Baza podataka treba da omogući potpuno praćenje proizvodnje - od setve i uzgoja useva, preko držanja stoke i korišćenja mehanizacije, do ostvarenih prinosa, prodaje proizvoda i korišćenja subvencija.</w:t>
+      </w:r>
+    </w:p>
+    <w:p>
+      <w:r>
+        <w:t xml:space="preserve">Baza podataka sadrži osnovne podatke o svim zasadima i poljoprivrednim kulturama na gazdinstvu. </w:t>
+      </w:r>
+    </w:p>
+    <w:p>
+      <w:r>
+        <w:t xml:space="preserve">Potrebno je pamtiti: naziv useva, </w:t>
       </w:r>
       <w:r>
         <w:rPr>
           <w:b/>
           <w:bCs/>
         </w:rPr>
-        <w:t>Povrće</w:t>
-      </w:r>
-      <w:r>
-        <w:t xml:space="preserve"> – pamte se </w:t>
+        <w:t>vrstu kulture</w:t>
+      </w:r>
+      <w:r>
+        <w:t xml:space="preserve"> (žitarice, voće, povrće, krmno bilje), površinu u hektarima, datum setve, planirani i stvarni datum žetve, lokaciju parcele, trenutni </w:t>
       </w:r>
       <w:r>
         <w:rPr>
           <w:b/>
           <w:bCs/>
         </w:rPr>
-        <w:t>tip povrća</w:t>
-      </w:r>
-      <w:r>
-        <w:t xml:space="preserve"> (korenasto, lisnato, plodovito), </w:t>
-      </w:r>
+        <w:t>status useva</w:t>
+      </w:r>
+      <w:r>
+        <w:t>, kvalitet zemljišta i komentar.</w:t>
+      </w:r>
+      <w:r>
+        <w:tab/>
+      </w:r>
+      <w:r>
+        <w:tab/>
+      </w:r>
+      <w:r>
+        <w:tab/>
+      </w:r>
+    </w:p>
+    <w:p>
       <w:r>
         <w:rPr>
           <w:b/>
           <w:bCs/>
         </w:rPr>
-        <w:t>način gajenja</w:t>
-      </w:r>
-      <w:r>
-        <w:t xml:space="preserve"> (na otvorenom, plastenik), broj setvi godišnje i zaštitne mere protiv bolesti.</w:t>
+        <w:t>Usevi</w:t>
+      </w:r>
+      <w:r>
+        <w:t xml:space="preserve"> se evidentiraju prema vrsti:</w:t>
       </w:r>
     </w:p>
     <w:p>
@@ -239,56 +138,143 @@
           <w:b/>
           <w:bCs/>
         </w:rPr>
-        <w:t>Krmno bilje</w:t>
-      </w:r>
-      <w:r>
-        <w:t xml:space="preserve"> – dodatno se prate </w:t>
+        <w:t>Žitarice</w:t>
+      </w:r>
+      <w:r>
+        <w:t xml:space="preserve"> – pamte se </w:t>
       </w:r>
       <w:r>
         <w:rPr>
           <w:b/>
           <w:bCs/>
         </w:rPr>
-        <w:t>vrsta krme</w:t>
-      </w:r>
-      <w:r>
-        <w:t xml:space="preserve"> (lucerna, detelina, silaža), broj košnji godišnje, procenat proteina i </w:t>
+        <w:t>vrsta žitarice</w:t>
+      </w:r>
+      <w:r>
+        <w:t xml:space="preserve"> (pšenica, kukuruz, ječam), gustina setve, količina semena po hektaru, očekivani prinos po hektaru i tip đubrenja.</w:t>
+      </w:r>
+    </w:p>
+    <w:p>
+      <w:r>
+        <w:t xml:space="preserve">• </w:t>
       </w:r>
       <w:r>
         <w:rPr>
           <w:b/>
           <w:bCs/>
         </w:rPr>
-        <w:t>namena</w:t>
-      </w:r>
-      <w:r>
-        <w:t xml:space="preserve"> (za ishranu stoke ili prodaju).</w:t>
-      </w:r>
-    </w:p>
-    <w:p>
-      <w:pPr>
-        <w:pBdr>
-          <w:bottom w:val="single" w:color="auto" w:sz="6" w:space="1"/>
-        </w:pBdr>
-      </w:pPr>
-      <w:r>
-        <w:t xml:space="preserve">Životinje na gazdinstvu se detaljno evidentiraju. Potrebno je čuvati </w:t>
+        <w:t>Voćnjaci</w:t>
+      </w:r>
+      <w:r>
+        <w:t xml:space="preserve"> – dodatno se evidentira</w:t>
+      </w:r>
+      <w:r>
+        <w:t xml:space="preserve"> </w:t>
+      </w:r>
+      <w:r>
+        <w:t xml:space="preserve"> starost voćnjaka (u godinama)</w:t>
+      </w:r>
+      <w:r>
+        <w:t xml:space="preserve">, </w:t>
+      </w:r>
+      <w:r>
+        <w:t>broj stabala po hektaru, sorta voća, datum poslednje rezidbe i očekivani rodni ciklus.</w:t>
+      </w:r>
+    </w:p>
+    <w:p>
+      <w:r>
+        <w:t xml:space="preserve">• </w:t>
       </w:r>
       <w:r>
         <w:rPr>
           <w:b/>
           <w:bCs/>
         </w:rPr>
-        <w:t>vrstu životinje</w:t>
-      </w:r>
-      <w:r>
-        <w:t xml:space="preserve">, rasu, broj jedinki, datum rođenja, pol, broj uha </w:t>
+        <w:t>Povrće</w:t>
+      </w:r>
+      <w:r>
+        <w:t xml:space="preserve"> – pamte se </w:t>
       </w:r>
       <w:r>
         <w:rPr>
           <w:b/>
           <w:bCs/>
         </w:rPr>
+        <w:t>tip povrća</w:t>
+      </w:r>
+      <w:r>
+        <w:t xml:space="preserve"> (korenasto, lisnato, plodovito), </w:t>
+      </w:r>
+      <w:r>
+        <w:rPr>
+          <w:b/>
+          <w:bCs/>
+        </w:rPr>
+        <w:t>način gajenja</w:t>
+      </w:r>
+      <w:r>
+        <w:t xml:space="preserve"> (na otvorenom, plastenik), broj setvi godišnje i zaštitne mere protiv bolesti.</w:t>
+      </w:r>
+    </w:p>
+    <w:p>
+      <w:r>
+        <w:t xml:space="preserve">• </w:t>
+      </w:r>
+      <w:r>
+        <w:rPr>
+          <w:b/>
+          <w:bCs/>
+        </w:rPr>
+        <w:t>Krmno bilje</w:t>
+      </w:r>
+      <w:r>
+        <w:t xml:space="preserve"> – dodatno se prate </w:t>
+      </w:r>
+      <w:r>
+        <w:rPr>
+          <w:b/>
+          <w:bCs/>
+        </w:rPr>
+        <w:t>vrsta krme</w:t>
+      </w:r>
+      <w:r>
+        <w:t xml:space="preserve"> (lucerna, detelina, silaža), broj košnji godišnje, procenat proteina i </w:t>
+      </w:r>
+      <w:r>
+        <w:rPr>
+          <w:b/>
+          <w:bCs/>
+        </w:rPr>
+        <w:t>namena</w:t>
+      </w:r>
+      <w:r>
+        <w:t xml:space="preserve"> (za ishranu stoke ili prodaju).</w:t>
+      </w:r>
+    </w:p>
+    <w:p>
+      <w:pPr>
+        <w:pBdr>
+          <w:bottom w:val="single" w:sz="6" w:space="1" w:color="auto"/>
+        </w:pBdr>
+      </w:pPr>
+      <w:r>
+        <w:t xml:space="preserve">Životinje na gazdinstvu se detaljno evidentiraju. Potrebno je čuvati </w:t>
+      </w:r>
+      <w:r>
+        <w:rPr>
+          <w:b/>
+          <w:bCs/>
+        </w:rPr>
+        <w:t>vrstu životinje</w:t>
+      </w:r>
+      <w:r>
+        <w:t xml:space="preserve">, rasu, broj jedinki, datum rođenja, pol, broj uha </w:t>
+      </w:r>
+      <w:r>
+        <w:rPr>
+          <w:b/>
+          <w:bCs/>
+        </w:rPr>
         <w:t>(kao jedinstveni identifikator)</w:t>
       </w:r>
       <w:r>
@@ -298,7 +284,7 @@
     <w:p>
       <w:pPr>
         <w:pBdr>
-          <w:bottom w:val="single" w:color="auto" w:sz="6" w:space="1"/>
+          <w:bottom w:val="single" w:sz="6" w:space="1" w:color="auto"/>
         </w:pBdr>
       </w:pPr>
     </w:p>
@@ -309,7 +295,6 @@
     <w:p/>
     <w:p>
       <w:r>
-        <w:lastRenderedPageBreak/>
         <w:t>Mehanizacija i poljoprivredne mašine se evidentiraju. Za svaki traktor i mašinu potrebno je evidentirati model, proizvođača, godinu proizvodnje, broj šasije, broj motora, datum kupovine, trenutni status (u upotrebi, u kvaru, na servisu, prodat), radne sate, snagu i komentar.</w:t>
       </w:r>
     </w:p>
@@ -325,29 +310,22 @@
     </w:p>
     <w:p>
       <w:r>
-        <w:rPr/>
         <w:t>Subvencije i državni podsticaji se koriste na gazdinstvu. Potrebno je evidentirati tip subvencije (podsticaj za setvu, subvencija za stočarstvo, ekološka mera), iznos, valutu, datum podnošenja zahteva, datum odobrenja, status subvencije, broj rešenja i komentar. Subvencije mogu biti vezane za određeni usev ili životinju.</w:t>
       </w:r>
     </w:p>
     <w:p>
       <w:pPr>
-        <w:pStyle w:val="Normal"/>
-        <w:suppressLineNumbers w:val="0"/>
-        <w:bidi w:val="0"/>
-        <w:spacing w:before="0" w:beforeAutospacing="off" w:after="160" w:afterAutospacing="off" w:line="278" w:lineRule="auto"/>
-        <w:ind w:left="0" w:right="0"/>
-        <w:jc w:val="left"/>
-        <w:rPr>
-          <w:b w:val="1"/>
-          <w:bCs w:val="1"/>
+        <w:rPr>
+          <w:b/>
+          <w:bCs/>
           <w:sz w:val="28"/>
           <w:szCs w:val="28"/>
         </w:rPr>
       </w:pPr>
       <w:r>
         <w:rPr>
-          <w:b w:val="1"/>
-          <w:bCs w:val="1"/>
+          <w:b/>
+          <w:bCs/>
           <w:sz w:val="28"/>
           <w:szCs w:val="28"/>
         </w:rPr>
@@ -357,27 +335,26 @@
     <w:p/>
     <w:p>
       <w:pPr>
-        <w:pStyle w:val="Normal"/>
         <w:jc w:val="center"/>
       </w:pPr>
       <w:r>
         <w:drawing>
-          <wp:inline wp14:editId="42725F6E" wp14:anchorId="43C95BBC">
+          <wp:inline distT="0" distB="0" distL="0" distR="0" wp14:anchorId="43C95BBC" wp14:editId="42725F6E">
             <wp:extent cx="6067425" cy="3219450"/>
             <wp:effectExtent l="0" t="0" r="0" b="0"/>
             <wp:docPr id="544360689" name="drawing"/>
             <wp:cNvGraphicFramePr>
-              <a:graphicFrameLocks noChangeAspect="1"/>
+              <a:graphicFrameLocks xmlns:a="http://schemas.openxmlformats.org/drawingml/2006/main" noChangeAspect="1"/>
             </wp:cNvGraphicFramePr>
-            <a:graphic>
-              <a:graphicData xmlns:a="http://schemas.openxmlformats.org/drawingml/2006/main" uri="http://schemas.openxmlformats.org/drawingml/2006/picture">
+            <a:graphic xmlns:a="http://schemas.openxmlformats.org/drawingml/2006/main">
+              <a:graphicData uri="http://schemas.openxmlformats.org/drawingml/2006/picture">
                 <pic:pic xmlns:pic="http://schemas.openxmlformats.org/drawingml/2006/picture">
                   <pic:nvPicPr>
                     <pic:cNvPr id="544360689" name="Picture 544360689"/>
                     <pic:cNvPicPr/>
                   </pic:nvPicPr>
                   <pic:blipFill>
-                    <a:blip xmlns:r="http://schemas.openxmlformats.org/officeDocument/2006/relationships" r:embed="rId1993810954">
+                    <a:blip r:embed="rId8">
                       <a:extLst>
                         <a:ext uri="{28A0092B-C50C-407E-A947-70E740481C1C}">
                           <a14:useLocalDpi xmlns:a14="http://schemas.microsoft.com/office/drawing/2010/main"/>
@@ -471,7 +448,6 @@
         <w:tc>
           <w:tcPr>
             <w:tcW w:w="248" w:type="pct"/>
-            <w:tcMar/>
           </w:tcPr>
           <w:p>
             <w:pPr>
@@ -495,7 +471,6 @@
           <w:tcPr>
             <w:tcW w:w="251" w:type="pct"/>
             <w:noWrap/>
-            <w:tcMar/>
             <w:tcFitText/>
           </w:tcPr>
           <w:p>
@@ -527,7 +502,6 @@
           <w:tcPr>
             <w:tcW w:w="330" w:type="pct"/>
             <w:noWrap/>
-            <w:tcMar/>
             <w:tcFitText/>
           </w:tcPr>
           <w:p>
@@ -559,7 +533,6 @@
           <w:tcPr>
             <w:tcW w:w="241" w:type="pct"/>
             <w:noWrap/>
-            <w:tcMar/>
             <w:tcFitText/>
           </w:tcPr>
           <w:p>
@@ -591,7 +564,6 @@
           <w:tcPr>
             <w:tcW w:w="335" w:type="pct"/>
             <w:noWrap/>
-            <w:tcMar/>
             <w:tcFitText/>
           </w:tcPr>
           <w:p>
@@ -623,7 +595,6 @@
           <w:tcPr>
             <w:tcW w:w="592" w:type="pct"/>
             <w:noWrap/>
-            <w:tcMar/>
             <w:tcFitText/>
           </w:tcPr>
           <w:p>
@@ -656,10 +627,9 @@
           <w:tcPr>
             <w:tcW w:w="415" w:type="pct"/>
             <w:tcBorders>
-              <w:bottom w:val="single" w:color="auto" w:sz="4" w:space="0"/>
+              <w:bottom w:val="single" w:sz="4" w:space="0" w:color="auto"/>
             </w:tcBorders>
             <w:noWrap/>
-            <w:tcMar/>
             <w:tcFitText/>
           </w:tcPr>
           <w:p>
@@ -683,7 +653,6 @@
           <w:tcPr>
             <w:tcW w:w="687" w:type="pct"/>
             <w:noWrap/>
-            <w:tcMar/>
             <w:tcFitText/>
           </w:tcPr>
           <w:p>
@@ -715,7 +684,6 @@
           <w:tcPr>
             <w:tcW w:w="637" w:type="pct"/>
             <w:noWrap/>
-            <w:tcMar/>
             <w:tcFitText/>
           </w:tcPr>
           <w:p>
@@ -747,7 +715,6 @@
           <w:tcPr>
             <w:tcW w:w="277" w:type="pct"/>
             <w:noWrap/>
-            <w:tcMar/>
             <w:tcFitText/>
           </w:tcPr>
           <w:p>
@@ -779,7 +746,6 @@
           <w:tcPr>
             <w:tcW w:w="371" w:type="pct"/>
             <w:noWrap/>
-            <w:tcMar/>
             <w:tcFitText/>
           </w:tcPr>
           <w:p>
@@ -810,7 +776,6 @@
         <w:tc>
           <w:tcPr>
             <w:tcW w:w="615" w:type="pct"/>
-            <w:tcMar/>
           </w:tcPr>
           <w:p>
             <w:pPr>
@@ -857,14 +822,14 @@
       </w:tblPr>
       <w:tblGrid>
         <w:gridCol w:w="667"/>
-        <w:gridCol w:w="1037"/>
-        <w:gridCol w:w="1846"/>
-        <w:gridCol w:w="1252"/>
-        <w:gridCol w:w="965"/>
-        <w:gridCol w:w="408"/>
-        <w:gridCol w:w="1257"/>
-        <w:gridCol w:w="919"/>
-        <w:gridCol w:w="1370"/>
+        <w:gridCol w:w="1032"/>
+        <w:gridCol w:w="1843"/>
+        <w:gridCol w:w="1249"/>
+        <w:gridCol w:w="991"/>
+        <w:gridCol w:w="403"/>
+        <w:gridCol w:w="1254"/>
+        <w:gridCol w:w="915"/>
+        <w:gridCol w:w="1367"/>
       </w:tblGrid>
       <w:tr>
         <w:trPr>
@@ -873,7 +838,6 @@
         <w:tc>
           <w:tcPr>
             <w:tcW w:w="667" w:type="dxa"/>
-            <w:tcMar/>
           </w:tcPr>
           <w:p>
             <w:pPr>
@@ -902,7 +866,6 @@
         <w:tc>
           <w:tcPr>
             <w:tcW w:w="1037" w:type="dxa"/>
-            <w:tcMar/>
           </w:tcPr>
           <w:p>
             <w:pPr>
@@ -925,7 +888,6 @@
         <w:tc>
           <w:tcPr>
             <w:tcW w:w="1846" w:type="dxa"/>
-            <w:tcMar/>
           </w:tcPr>
           <w:p>
             <w:pPr>
@@ -948,7 +910,6 @@
         <w:tc>
           <w:tcPr>
             <w:tcW w:w="1252" w:type="dxa"/>
-            <w:tcMar/>
           </w:tcPr>
           <w:p>
             <w:pPr>
@@ -971,7 +932,6 @@
         <w:tc>
           <w:tcPr>
             <w:tcW w:w="965" w:type="dxa"/>
-            <w:tcMar/>
           </w:tcPr>
           <w:p>
             <w:pPr>
@@ -1010,7 +970,6 @@
         <w:tc>
           <w:tcPr>
             <w:tcW w:w="408" w:type="dxa"/>
-            <w:tcMar/>
           </w:tcPr>
           <w:p>
             <w:pPr>
@@ -1033,7 +992,6 @@
         <w:tc>
           <w:tcPr>
             <w:tcW w:w="1257" w:type="dxa"/>
-            <w:tcMar/>
           </w:tcPr>
           <w:p>
             <w:pPr>
@@ -1056,7 +1014,6 @@
         <w:tc>
           <w:tcPr>
             <w:tcW w:w="919" w:type="dxa"/>
-            <w:tcMar/>
           </w:tcPr>
           <w:p>
             <w:pPr>
@@ -1079,7 +1036,6 @@
         <w:tc>
           <w:tcPr>
             <w:tcW w:w="1370" w:type="dxa"/>
-            <w:tcMar/>
           </w:tcPr>
           <w:p>
             <w:pPr>
@@ -1734,7 +1690,6 @@
         <w:tc>
           <w:tcPr>
             <w:tcW w:w="793" w:type="dxa"/>
-            <w:tcMar/>
           </w:tcPr>
           <w:p>
             <w:pPr>
@@ -1760,7 +1715,6 @@
         <w:tc>
           <w:tcPr>
             <w:tcW w:w="793" w:type="dxa"/>
-            <w:tcMar/>
           </w:tcPr>
           <w:p>
             <w:pPr>
@@ -1783,7 +1737,6 @@
         <w:tc>
           <w:tcPr>
             <w:tcW w:w="725" w:type="dxa"/>
-            <w:tcMar/>
           </w:tcPr>
           <w:p>
             <w:pPr>
@@ -1806,7 +1759,6 @@
         <w:tc>
           <w:tcPr>
             <w:tcW w:w="676" w:type="dxa"/>
-            <w:tcMar/>
           </w:tcPr>
           <w:p>
             <w:pPr>
@@ -1829,7 +1781,6 @@
         <w:tc>
           <w:tcPr>
             <w:tcW w:w="717" w:type="dxa"/>
-            <w:tcMar/>
           </w:tcPr>
           <w:p>
             <w:pPr>
@@ -1852,7 +1803,6 @@
         <w:tc>
           <w:tcPr>
             <w:tcW w:w="876" w:type="dxa"/>
-            <w:tcMar/>
           </w:tcPr>
           <w:p>
             <w:pPr>
@@ -1875,7 +1825,6 @@
         <w:tc>
           <w:tcPr>
             <w:tcW w:w="1124" w:type="dxa"/>
-            <w:tcMar/>
           </w:tcPr>
           <w:p>
             <w:pPr>
@@ -1898,7 +1847,6 @@
         <w:tc>
           <w:tcPr>
             <w:tcW w:w="1043" w:type="dxa"/>
-            <w:tcMar/>
           </w:tcPr>
           <w:p>
             <w:pPr>
@@ -1921,7 +1869,6 @@
         <w:tc>
           <w:tcPr>
             <w:tcW w:w="752" w:type="dxa"/>
-            <w:tcMar/>
           </w:tcPr>
           <w:p>
             <w:pPr>
@@ -1944,7 +1891,6 @@
         <w:tc>
           <w:tcPr>
             <w:tcW w:w="754" w:type="dxa"/>
-            <w:tcMar/>
           </w:tcPr>
           <w:p>
             <w:pPr>
@@ -1967,7 +1913,6 @@
         <w:tc>
           <w:tcPr>
             <w:tcW w:w="833" w:type="dxa"/>
-            <w:tcMar/>
           </w:tcPr>
           <w:p>
             <w:pPr>
@@ -1990,7 +1935,6 @@
         <w:tc>
           <w:tcPr>
             <w:tcW w:w="1178" w:type="dxa"/>
-            <w:tcMar/>
           </w:tcPr>
           <w:p>
             <w:pPr>
@@ -2067,7 +2011,6 @@
         <w:tc>
           <w:tcPr>
             <w:tcW w:w="1413" w:type="dxa"/>
-            <w:tcMar/>
           </w:tcPr>
           <w:p>
             <w:pPr>
@@ -2092,19 +2035,9 @@
         <w:tc>
           <w:tcPr>
             <w:tcW w:w="1751" w:type="dxa"/>
-            <w:tcMar/>
-          </w:tcPr>
-          <w:p>
-            <w:pPr>
-              <w:pStyle w:val="Normal"/>
-              <w:rPr>
-                <w:u w:val="none"/>
-              </w:rPr>
-            </w:pPr>
-            <w:r>
-              <w:rPr>
-                <w:u w:val="none"/>
-              </w:rPr>
+          </w:tcPr>
+          <w:p>
+            <w:r>
               <w:t>KategorijaTip</w:t>
             </w:r>
           </w:p>
@@ -2169,7 +2102,6 @@
         <w:tc>
           <w:tcPr>
             <w:tcW w:w="1076" w:type="dxa"/>
-            <w:tcMar/>
           </w:tcPr>
           <w:p>
             <w:pPr>
@@ -2194,7 +2126,6 @@
         <w:tc>
           <w:tcPr>
             <w:tcW w:w="785" w:type="dxa"/>
-            <w:tcMar/>
           </w:tcPr>
           <w:p>
             <w:pPr>
@@ -2217,7 +2148,6 @@
         <w:tc>
           <w:tcPr>
             <w:tcW w:w="578" w:type="dxa"/>
-            <w:tcMar/>
           </w:tcPr>
           <w:p>
             <w:pPr>
@@ -2240,7 +2170,6 @@
         <w:tc>
           <w:tcPr>
             <w:tcW w:w="768" w:type="dxa"/>
-            <w:tcMar/>
           </w:tcPr>
           <w:p>
             <w:pPr>
@@ -2263,7 +2192,6 @@
         <w:tc>
           <w:tcPr>
             <w:tcW w:w="562" w:type="dxa"/>
-            <w:tcMar/>
           </w:tcPr>
           <w:p>
             <w:pPr>
@@ -2286,7 +2214,6 @@
         <w:tc>
           <w:tcPr>
             <w:tcW w:w="1128" w:type="dxa"/>
-            <w:tcMar/>
           </w:tcPr>
           <w:p>
             <w:pPr>
@@ -2309,7 +2236,6 @@
         <w:tc>
           <w:tcPr>
             <w:tcW w:w="1295" w:type="dxa"/>
-            <w:tcMar/>
           </w:tcPr>
           <w:p>
             <w:pPr>
@@ -2332,7 +2258,6 @@
         <w:tc>
           <w:tcPr>
             <w:tcW w:w="1137" w:type="dxa"/>
-            <w:tcMar/>
           </w:tcPr>
           <w:p>
             <w:pPr>
@@ -2355,7 +2280,6 @@
         <w:tc>
           <w:tcPr>
             <w:tcW w:w="913" w:type="dxa"/>
-            <w:tcMar/>
           </w:tcPr>
           <w:p>
             <w:pPr>
@@ -2378,7 +2302,6 @@
         <w:tc>
           <w:tcPr>
             <w:tcW w:w="559" w:type="dxa"/>
-            <w:tcMar/>
           </w:tcPr>
           <w:p>
             <w:pPr>
@@ -2401,7 +2324,6 @@
         <w:tc>
           <w:tcPr>
             <w:tcW w:w="760" w:type="dxa"/>
-            <w:tcMar/>
           </w:tcPr>
           <w:p>
             <w:pPr>
@@ -2424,7 +2346,6 @@
         <w:tc>
           <w:tcPr>
             <w:tcW w:w="847" w:type="dxa"/>
-            <w:tcMar/>
           </w:tcPr>
           <w:p>
             <w:pPr>
@@ -2483,7 +2404,6 @@
         <w:tc>
           <w:tcPr>
             <w:tcW w:w="792" w:type="dxa"/>
-            <w:tcMar/>
           </w:tcPr>
           <w:p>
             <w:pPr>
@@ -2508,7 +2428,6 @@
         <w:tc>
           <w:tcPr>
             <w:tcW w:w="523" w:type="dxa"/>
-            <w:tcMar/>
           </w:tcPr>
           <w:p>
             <w:pPr>
@@ -2531,7 +2450,6 @@
         <w:tc>
           <w:tcPr>
             <w:tcW w:w="1044" w:type="dxa"/>
-            <w:tcMar/>
           </w:tcPr>
           <w:p>
             <w:pPr>
@@ -2554,7 +2472,6 @@
         <w:tc>
           <w:tcPr>
             <w:tcW w:w="1229" w:type="dxa"/>
-            <w:tcMar/>
           </w:tcPr>
           <w:p>
             <w:pPr>
@@ -2577,7 +2494,6 @@
         <w:tc>
           <w:tcPr>
             <w:tcW w:w="1992" w:type="dxa"/>
-            <w:tcMar/>
           </w:tcPr>
           <w:p>
             <w:pPr>
@@ -2600,7 +2516,6 @@
         <w:tc>
           <w:tcPr>
             <w:tcW w:w="1575" w:type="dxa"/>
-            <w:tcMar/>
           </w:tcPr>
           <w:p>
             <w:pPr>
@@ -2657,7 +2572,6 @@
         <w:tc>
           <w:tcPr>
             <w:tcW w:w="800" w:type="dxa"/>
-            <w:tcMar/>
           </w:tcPr>
           <w:p>
             <w:pPr>
@@ -2682,7 +2596,6 @@
         <w:tc>
           <w:tcPr>
             <w:tcW w:w="956" w:type="dxa"/>
-            <w:tcMar/>
           </w:tcPr>
           <w:p>
             <w:pPr>
@@ -2705,7 +2618,6 @@
         <w:tc>
           <w:tcPr>
             <w:tcW w:w="888" w:type="dxa"/>
-            <w:tcMar/>
           </w:tcPr>
           <w:p>
             <w:pPr>
@@ -2733,7 +2645,6 @@
         <w:tc>
           <w:tcPr>
             <w:tcW w:w="958" w:type="dxa"/>
-            <w:tcMar/>
           </w:tcPr>
           <w:p>
             <w:pPr>
@@ -2756,7 +2667,6 @@
         <w:tc>
           <w:tcPr>
             <w:tcW w:w="841" w:type="dxa"/>
-            <w:tcMar/>
           </w:tcPr>
           <w:p>
             <w:pPr>
@@ -2779,7 +2689,6 @@
         <w:tc>
           <w:tcPr>
             <w:tcW w:w="1196" w:type="dxa"/>
-            <w:tcMar/>
           </w:tcPr>
           <w:p>
             <w:pPr>
@@ -2802,7 +2711,6 @@
         <w:tc>
           <w:tcPr>
             <w:tcW w:w="1055" w:type="dxa"/>
-            <w:tcMar/>
           </w:tcPr>
           <w:p>
             <w:pPr>
@@ -2825,7 +2733,6 @@
         <w:tc>
           <w:tcPr>
             <w:tcW w:w="650" w:type="dxa"/>
-            <w:tcMar/>
           </w:tcPr>
           <w:p>
             <w:pPr>
@@ -2848,7 +2755,6 @@
         <w:tc>
           <w:tcPr>
             <w:tcW w:w="1095" w:type="dxa"/>
-            <w:tcMar/>
           </w:tcPr>
           <w:p>
             <w:pPr>
@@ -2871,14 +2777,9 @@
         <w:tc>
           <w:tcPr>
             <w:tcW w:w="885" w:type="dxa"/>
-            <w:tcMar/>
-          </w:tcPr>
-          <w:p>
-            <w:pPr>
-              <w:pStyle w:val="Normal"/>
-            </w:pPr>
-            <w:r>
-              <w:rPr/>
+          </w:tcPr>
+          <w:p>
+            <w:r>
               <w:t>Kupac</w:t>
             </w:r>
           </w:p>
@@ -2902,16 +2803,16 @@
         <w:tblLook w:val="06A0" w:firstRow="1" w:lastRow="0" w:firstColumn="1" w:lastColumn="0" w:noHBand="1" w:noVBand="1"/>
       </w:tblPr>
       <w:tblGrid>
-        <w:gridCol w:w="999"/>
-        <w:gridCol w:w="981"/>
-        <w:gridCol w:w="1223"/>
-        <w:gridCol w:w="545"/>
-        <w:gridCol w:w="554"/>
-        <w:gridCol w:w="621"/>
-        <w:gridCol w:w="1404"/>
-        <w:gridCol w:w="1050"/>
-        <w:gridCol w:w="1135"/>
-        <w:gridCol w:w="1108"/>
+        <w:gridCol w:w="1000"/>
+        <w:gridCol w:w="973"/>
+        <w:gridCol w:w="1213"/>
+        <w:gridCol w:w="543"/>
+        <w:gridCol w:w="551"/>
+        <w:gridCol w:w="618"/>
+        <w:gridCol w:w="1391"/>
+        <w:gridCol w:w="1267"/>
+        <w:gridCol w:w="1021"/>
+        <w:gridCol w:w="1043"/>
       </w:tblGrid>
       <w:tr>
         <w:trPr>
@@ -2920,7 +2821,6 @@
         <w:tc>
           <w:tcPr>
             <w:tcW w:w="999" w:type="dxa"/>
-            <w:tcMar/>
           </w:tcPr>
           <w:p>
             <w:pPr>
@@ -2945,7 +2845,6 @@
         <w:tc>
           <w:tcPr>
             <w:tcW w:w="981" w:type="dxa"/>
-            <w:tcMar/>
           </w:tcPr>
           <w:p>
             <w:pPr>
@@ -2968,7 +2867,6 @@
         <w:tc>
           <w:tcPr>
             <w:tcW w:w="1223" w:type="dxa"/>
-            <w:tcMar/>
           </w:tcPr>
           <w:p>
             <w:r>
@@ -2987,7 +2885,6 @@
         <w:tc>
           <w:tcPr>
             <w:tcW w:w="545" w:type="dxa"/>
-            <w:tcMar/>
           </w:tcPr>
           <w:p>
             <w:pPr>
@@ -3010,7 +2907,6 @@
         <w:tc>
           <w:tcPr>
             <w:tcW w:w="554" w:type="dxa"/>
-            <w:tcMar/>
           </w:tcPr>
           <w:p>
             <w:pPr>
@@ -3033,7 +2929,6 @@
         <w:tc>
           <w:tcPr>
             <w:tcW w:w="621" w:type="dxa"/>
-            <w:tcMar/>
           </w:tcPr>
           <w:p>
             <w:pPr>
@@ -3056,7 +2951,6 @@
         <w:tc>
           <w:tcPr>
             <w:tcW w:w="1404" w:type="dxa"/>
-            <w:tcMar/>
           </w:tcPr>
           <w:p>
             <w:pPr>
@@ -3079,7 +2973,6 @@
         <w:tc>
           <w:tcPr>
             <w:tcW w:w="1050" w:type="dxa"/>
-            <w:tcMar/>
           </w:tcPr>
           <w:p>
             <w:pPr>
@@ -3102,7 +2995,6 @@
         <w:tc>
           <w:tcPr>
             <w:tcW w:w="1135" w:type="dxa"/>
-            <w:tcMar/>
           </w:tcPr>
           <w:p>
             <w:pPr>
@@ -3125,7 +3017,6 @@
         <w:tc>
           <w:tcPr>
             <w:tcW w:w="1108" w:type="dxa"/>
-            <w:tcMar/>
           </w:tcPr>
           <w:p>
             <w:pPr>
@@ -3149,10 +3040,9 @@
     </w:tbl>
     <w:p>
       <w:pPr>
-        <w:pStyle w:val="Normal"/>
-        <w:rPr>
-          <w:b w:val="1"/>
-          <w:bCs w:val="1"/>
+        <w:rPr>
+          <w:b/>
+          <w:bCs/>
         </w:rPr>
       </w:pPr>
     </w:p>
@@ -3337,29 +3227,27 @@
         <w:tc>
           <w:tcPr>
             <w:tcW w:w="2385" w:type="dxa"/>
-            <w:tcMar/>
-          </w:tcPr>
-          <w:p>
-            <w:pPr>
-              <w:pStyle w:val="Normal"/>
-              <w:rPr>
-                <w:i w:val="1"/>
-                <w:iCs w:val="1"/>
+          </w:tcPr>
+          <w:p>
+            <w:pPr>
+              <w:rPr>
+                <w:i/>
+                <w:iCs/>
                 <w:u w:val="single"/>
               </w:rPr>
             </w:pPr>
             <w:r>
               <w:rPr>
-                <w:i w:val="1"/>
-                <w:iCs w:val="1"/>
+                <w:i/>
+                <w:iCs/>
                 <w:u w:val="single"/>
               </w:rPr>
               <w:t>UseviZivotinje</w:t>
             </w:r>
             <w:r>
               <w:rPr>
-                <w:i w:val="1"/>
-                <w:iCs w:val="1"/>
+                <w:i/>
+                <w:iCs/>
                 <w:u w:val="single"/>
               </w:rPr>
               <w:t>Id</w:t>
@@ -3369,21 +3257,19 @@
         <w:tc>
           <w:tcPr>
             <w:tcW w:w="2385" w:type="dxa"/>
-            <w:tcMar/>
-          </w:tcPr>
-          <w:p>
-            <w:pPr>
-              <w:pStyle w:val="Normal"/>
-              <w:rPr>
-                <w:i w:val="1"/>
-                <w:iCs w:val="1"/>
+          </w:tcPr>
+          <w:p>
+            <w:pPr>
+              <w:rPr>
+                <w:i/>
+                <w:iCs/>
                 <w:u w:val="single"/>
               </w:rPr>
             </w:pPr>
             <w:r>
               <w:rPr>
-                <w:i w:val="1"/>
-                <w:iCs w:val="1"/>
+                <w:i/>
+                <w:iCs/>
                 <w:u w:val="single"/>
               </w:rPr>
               <w:t>IdPrinosa</w:t>
@@ -3393,11 +3279,9 @@
         <w:tc>
           <w:tcPr>
             <w:tcW w:w="2385" w:type="dxa"/>
-            <w:tcMar/>
-          </w:tcPr>
-          <w:p>
-            <w:pPr>
-              <w:pStyle w:val="Normal"/>
+          </w:tcPr>
+          <w:p>
+            <w:pPr>
               <w:rPr>
                 <w:u w:val="single"/>
               </w:rPr>
@@ -3452,7 +3336,7 @@
     <w:p>
       <w:r>
         <w:rPr>
-          <w:rFonts w:ascii="Aptos" w:hAnsi="Aptos" w:eastAsia="Aptos" w:cs="Aptos"/>
+          <w:rFonts w:ascii="Aptos" w:eastAsia="Aptos" w:hAnsi="Aptos" w:cs="Aptos"/>
         </w:rPr>
         <w:t>CREATE TABLE USEVI_ZIVOTNJE_KATEGORIJA</w:t>
       </w:r>
@@ -3460,7 +3344,7 @@
     <w:p>
       <w:r>
         <w:rPr>
-          <w:rFonts w:ascii="Aptos" w:hAnsi="Aptos" w:eastAsia="Aptos" w:cs="Aptos"/>
+          <w:rFonts w:ascii="Aptos" w:eastAsia="Aptos" w:hAnsi="Aptos" w:cs="Aptos"/>
         </w:rPr>
         <w:t xml:space="preserve"> ( </w:t>
       </w:r>
@@ -3471,7 +3355,7 @@
       </w:pPr>
       <w:r>
         <w:rPr>
-          <w:rFonts w:ascii="Aptos" w:hAnsi="Aptos" w:eastAsia="Aptos" w:cs="Aptos"/>
+          <w:rFonts w:ascii="Aptos" w:eastAsia="Aptos" w:hAnsi="Aptos" w:cs="Aptos"/>
         </w:rPr>
         <w:t>UseviZivotinjeId NUMBER PRIMARY KEY</w:t>
       </w:r>
@@ -3480,28 +3364,23 @@
       <w:pPr>
         <w:ind w:firstLine="720"/>
         <w:rPr>
-          <w:rFonts w:ascii="Aptos" w:hAnsi="Aptos" w:eastAsia="Aptos" w:cs="Aptos"/>
-        </w:rPr>
-      </w:pPr>
-      <w:r>
-        <w:rPr>
-          <w:rFonts w:ascii="Aptos" w:hAnsi="Aptos" w:eastAsia="Aptos" w:cs="Aptos"/>
+          <w:rFonts w:ascii="Aptos" w:eastAsia="Aptos" w:hAnsi="Aptos" w:cs="Aptos"/>
+        </w:rPr>
+      </w:pPr>
+      <w:r>
+        <w:rPr>
+          <w:rFonts w:ascii="Aptos" w:eastAsia="Aptos" w:hAnsi="Aptos" w:cs="Aptos"/>
         </w:rPr>
         <w:t>KategorijaTip CHAR NOT NULL</w:t>
       </w:r>
     </w:p>
     <w:p>
       <w:pPr>
-        <w:pStyle w:val="Normal"/>
         <w:ind w:firstLine="720"/>
       </w:pPr>
       <w:r>
         <w:rPr>
-          <w:rFonts w:ascii="Aptos" w:hAnsi="Aptos" w:eastAsia="Aptos" w:cs="Aptos"/>
-          <w:noProof/>
-          <w:sz w:val="24"/>
-          <w:szCs w:val="24"/>
-          <w:lang w:val="en-GB"/>
+          <w:rFonts w:ascii="Aptos" w:eastAsia="Aptos" w:hAnsi="Aptos" w:cs="Aptos"/>
         </w:rPr>
         <w:t>CONSTRAINT chk_kategorija_tip CHECK (KategorijaTip IN ('u', 'z'))</w:t>
       </w:r>
@@ -3509,7 +3388,7 @@
     <w:p>
       <w:r>
         <w:rPr>
-          <w:rFonts w:ascii="Aptos" w:hAnsi="Aptos" w:eastAsia="Aptos" w:cs="Aptos"/>
+          <w:rFonts w:ascii="Aptos" w:eastAsia="Aptos" w:hAnsi="Aptos" w:cs="Aptos"/>
         </w:rPr>
         <w:t xml:space="preserve"> );</w:t>
       </w:r>
@@ -3517,14 +3396,14 @@
     <w:p>
       <w:pPr>
         <w:rPr>
-          <w:rFonts w:ascii="Aptos" w:hAnsi="Aptos" w:eastAsia="Aptos" w:cs="Aptos"/>
-        </w:rPr>
-      </w:pPr>
-    </w:p>
-    <w:p>
-      <w:r>
-        <w:rPr>
-          <w:rFonts w:ascii="Aptos" w:hAnsi="Aptos" w:eastAsia="Aptos" w:cs="Aptos"/>
+          <w:rFonts w:ascii="Aptos" w:eastAsia="Aptos" w:hAnsi="Aptos" w:cs="Aptos"/>
+        </w:rPr>
+      </w:pPr>
+    </w:p>
+    <w:p>
+      <w:r>
+        <w:rPr>
+          <w:rFonts w:ascii="Aptos" w:eastAsia="Aptos" w:hAnsi="Aptos" w:cs="Aptos"/>
         </w:rPr>
         <w:t xml:space="preserve">CREATE TABLE USEVI </w:t>
       </w:r>
@@ -3532,7 +3411,7 @@
     <w:p>
       <w:r>
         <w:rPr>
-          <w:rFonts w:ascii="Aptos" w:hAnsi="Aptos" w:eastAsia="Aptos" w:cs="Aptos"/>
+          <w:rFonts w:ascii="Aptos" w:eastAsia="Aptos" w:hAnsi="Aptos" w:cs="Aptos"/>
         </w:rPr>
         <w:t>(</w:t>
       </w:r>
@@ -3543,7 +3422,7 @@
       </w:pPr>
       <w:r>
         <w:rPr>
-          <w:rFonts w:ascii="Aptos" w:hAnsi="Aptos" w:eastAsia="Aptos" w:cs="Aptos"/>
+          <w:rFonts w:ascii="Aptos" w:eastAsia="Aptos" w:hAnsi="Aptos" w:cs="Aptos"/>
         </w:rPr>
         <w:t xml:space="preserve"> Id NUMBER PRIMARY KEY, </w:t>
       </w:r>
@@ -3554,7 +3433,7 @@
       </w:pPr>
       <w:r>
         <w:rPr>
-          <w:rFonts w:ascii="Aptos" w:hAnsi="Aptos" w:eastAsia="Aptos" w:cs="Aptos"/>
+          <w:rFonts w:ascii="Aptos" w:eastAsia="Aptos" w:hAnsi="Aptos" w:cs="Aptos"/>
         </w:rPr>
         <w:t xml:space="preserve">Naziv VARCHAR2(100) UNIQUE, </w:t>
       </w:r>
@@ -3565,7 +3444,7 @@
       </w:pPr>
       <w:r>
         <w:rPr>
-          <w:rFonts w:ascii="Aptos" w:hAnsi="Aptos" w:eastAsia="Aptos" w:cs="Aptos"/>
+          <w:rFonts w:ascii="Aptos" w:eastAsia="Aptos" w:hAnsi="Aptos" w:cs="Aptos"/>
         </w:rPr>
         <w:t xml:space="preserve">Lokacija VARCHAR2(100) UNIQUE, </w:t>
       </w:r>
@@ -3576,7 +3455,7 @@
       </w:pPr>
       <w:r>
         <w:rPr>
-          <w:rFonts w:ascii="Aptos" w:hAnsi="Aptos" w:eastAsia="Aptos" w:cs="Aptos"/>
+          <w:rFonts w:ascii="Aptos" w:eastAsia="Aptos" w:hAnsi="Aptos" w:cs="Aptos"/>
         </w:rPr>
         <w:t>Vrsta VARCHAR2(50),</w:t>
       </w:r>
@@ -3587,7 +3466,7 @@
       </w:pPr>
       <w:r>
         <w:rPr>
-          <w:rFonts w:ascii="Aptos" w:hAnsi="Aptos" w:eastAsia="Aptos" w:cs="Aptos"/>
+          <w:rFonts w:ascii="Aptos" w:eastAsia="Aptos" w:hAnsi="Aptos" w:cs="Aptos"/>
         </w:rPr>
         <w:t xml:space="preserve"> Povrsina NUMBER(10,2),</w:t>
       </w:r>
@@ -3598,7 +3477,7 @@
       </w:pPr>
       <w:r>
         <w:rPr>
-          <w:rFonts w:ascii="Aptos" w:hAnsi="Aptos" w:eastAsia="Aptos" w:cs="Aptos"/>
+          <w:rFonts w:ascii="Aptos" w:eastAsia="Aptos" w:hAnsi="Aptos" w:cs="Aptos"/>
         </w:rPr>
         <w:t xml:space="preserve"> KvalitetZemljista VARCHAR2(50), </w:t>
       </w:r>
@@ -3609,7 +3488,7 @@
       </w:pPr>
       <w:r>
         <w:rPr>
-          <w:rFonts w:ascii="Aptos" w:hAnsi="Aptos" w:eastAsia="Aptos" w:cs="Aptos"/>
+          <w:rFonts w:ascii="Aptos" w:eastAsia="Aptos" w:hAnsi="Aptos" w:cs="Aptos"/>
         </w:rPr>
         <w:t>DatumSetve DATE,</w:t>
       </w:r>
@@ -3620,7 +3499,7 @@
       </w:pPr>
       <w:r>
         <w:rPr>
-          <w:rFonts w:ascii="Aptos" w:hAnsi="Aptos" w:eastAsia="Aptos" w:cs="Aptos"/>
+          <w:rFonts w:ascii="Aptos" w:eastAsia="Aptos" w:hAnsi="Aptos" w:cs="Aptos"/>
         </w:rPr>
         <w:t xml:space="preserve"> DatumZetvePlanirani DATE,</w:t>
       </w:r>
@@ -3631,7 +3510,7 @@
       </w:pPr>
       <w:r>
         <w:rPr>
-          <w:rFonts w:ascii="Aptos" w:hAnsi="Aptos" w:eastAsia="Aptos" w:cs="Aptos"/>
+          <w:rFonts w:ascii="Aptos" w:eastAsia="Aptos" w:hAnsi="Aptos" w:cs="Aptos"/>
         </w:rPr>
         <w:t xml:space="preserve"> DatumZetveStvarni DATE, </w:t>
       </w:r>
@@ -3642,7 +3521,7 @@
       </w:pPr>
       <w:r>
         <w:rPr>
-          <w:rFonts w:ascii="Aptos" w:hAnsi="Aptos" w:eastAsia="Aptos" w:cs="Aptos"/>
+          <w:rFonts w:ascii="Aptos" w:eastAsia="Aptos" w:hAnsi="Aptos" w:cs="Aptos"/>
         </w:rPr>
         <w:t xml:space="preserve">Status VARCHAR2(50), </w:t>
       </w:r>
@@ -3653,19 +3532,19 @@
       </w:pPr>
       <w:r>
         <w:rPr>
-          <w:rFonts w:ascii="Aptos" w:hAnsi="Aptos" w:eastAsia="Aptos" w:cs="Aptos"/>
+          <w:rFonts w:ascii="Aptos" w:eastAsia="Aptos" w:hAnsi="Aptos" w:cs="Aptos"/>
         </w:rPr>
         <w:t>Komentar VARCHAR2(</w:t>
       </w:r>
       <w:r>
         <w:rPr>
-          <w:rFonts w:ascii="Aptos" w:hAnsi="Aptos" w:eastAsia="Aptos" w:cs="Aptos"/>
+          <w:rFonts w:ascii="Aptos" w:eastAsia="Aptos" w:hAnsi="Aptos" w:cs="Aptos"/>
         </w:rPr>
         <w:t>5</w:t>
       </w:r>
       <w:r>
         <w:rPr>
-          <w:rFonts w:ascii="Aptos" w:hAnsi="Aptos" w:eastAsia="Aptos" w:cs="Aptos"/>
+          <w:rFonts w:ascii="Aptos" w:eastAsia="Aptos" w:hAnsi="Aptos" w:cs="Aptos"/>
         </w:rPr>
         <w:t xml:space="preserve">00), </w:t>
       </w:r>
@@ -3676,7 +3555,7 @@
       </w:pPr>
       <w:r>
         <w:rPr>
-          <w:rFonts w:ascii="Aptos" w:hAnsi="Aptos" w:eastAsia="Aptos" w:cs="Aptos"/>
+          <w:rFonts w:ascii="Aptos" w:eastAsia="Aptos" w:hAnsi="Aptos" w:cs="Aptos"/>
         </w:rPr>
         <w:t>UseviZivotinjeId NUMBER,</w:t>
       </w:r>
@@ -3687,109 +3566,80 @@
       </w:pPr>
       <w:r>
         <w:rPr>
-          <w:rFonts w:ascii="Aptos" w:hAnsi="Aptos" w:eastAsia="Aptos" w:cs="Aptos"/>
+          <w:rFonts w:ascii="Aptos" w:eastAsia="Aptos" w:hAnsi="Aptos" w:cs="Aptos"/>
         </w:rPr>
         <w:t xml:space="preserve"> CONSTRAINT fk_usevi_kat FOREIGN KEY (UseviZivotinjeId) REFERENCES USEVI_ZIVOTNJE_KATEGORIJA(UseviZivotinjeId)</w:t>
       </w:r>
       <w:r>
         <w:rPr>
-          <w:rFonts w:ascii="Aptos" w:hAnsi="Aptos" w:eastAsia="Aptos" w:cs="Aptos"/>
+          <w:rFonts w:ascii="Aptos" w:eastAsia="Aptos" w:hAnsi="Aptos" w:cs="Aptos"/>
         </w:rPr>
         <w:t>,</w:t>
       </w:r>
     </w:p>
     <w:p>
       <w:pPr>
-        <w:pStyle w:val="Normal"/>
         <w:ind w:left="720"/>
       </w:pPr>
       <w:r>
         <w:rPr>
-          <w:rFonts w:ascii="Aptos" w:hAnsi="Aptos" w:eastAsia="Aptos" w:cs="Aptos"/>
-          <w:noProof/>
-          <w:sz w:val="24"/>
-          <w:szCs w:val="24"/>
-          <w:lang w:val="en-GB"/>
+          <w:rFonts w:ascii="Aptos" w:eastAsia="Aptos" w:hAnsi="Aptos" w:cs="Aptos"/>
         </w:rPr>
         <w:t>CONSTRAINT chk_status_usevi CHECK (Status IN ('u toku', 'zavrseno', 'otkazano')),</w:t>
       </w:r>
     </w:p>
     <w:p>
       <w:pPr>
-        <w:pStyle w:val="Normal"/>
         <w:ind w:left="720"/>
       </w:pPr>
       <w:r>
         <w:rPr>
-          <w:rFonts w:ascii="Aptos" w:hAnsi="Aptos" w:eastAsia="Aptos" w:cs="Aptos"/>
-          <w:noProof/>
-          <w:sz w:val="24"/>
-          <w:szCs w:val="24"/>
-          <w:lang w:val="en-GB"/>
-        </w:rPr>
+          <w:rFonts w:ascii="Aptos" w:eastAsia="Aptos" w:hAnsi="Aptos" w:cs="Aptos"/>
+        </w:rPr>
+        <w:lastRenderedPageBreak/>
         <w:t>CONSTRAINT chk_datumi_usevi CHECK (</w:t>
       </w:r>
     </w:p>
     <w:p>
       <w:pPr>
-        <w:pStyle w:val="Normal"/>
         <w:ind w:left="720"/>
       </w:pPr>
       <w:r>
         <w:rPr>
-          <w:rFonts w:ascii="Aptos" w:hAnsi="Aptos" w:eastAsia="Aptos" w:cs="Aptos"/>
-          <w:noProof/>
-          <w:sz w:val="24"/>
-          <w:szCs w:val="24"/>
-          <w:lang w:val="en-GB"/>
+          <w:rFonts w:ascii="Aptos" w:eastAsia="Aptos" w:hAnsi="Aptos" w:cs="Aptos"/>
         </w:rPr>
         <w:t xml:space="preserve"> (DatumSetve IS NULL OR DatumZetvePlanirani IS NULL OR DatumSetve &lt; DatumZetvePlanirani) </w:t>
       </w:r>
     </w:p>
     <w:p>
       <w:pPr>
-        <w:pStyle w:val="Normal"/>
         <w:ind w:left="720"/>
       </w:pPr>
       <w:r>
         <w:rPr>
-          <w:rFonts w:ascii="Aptos" w:hAnsi="Aptos" w:eastAsia="Aptos" w:cs="Aptos"/>
-          <w:noProof/>
-          <w:sz w:val="24"/>
-          <w:szCs w:val="24"/>
-          <w:lang w:val="en-GB"/>
+          <w:rFonts w:ascii="Aptos" w:eastAsia="Aptos" w:hAnsi="Aptos" w:cs="Aptos"/>
         </w:rPr>
         <w:t xml:space="preserve">AND </w:t>
       </w:r>
     </w:p>
     <w:p>
       <w:pPr>
-        <w:pStyle w:val="Normal"/>
         <w:ind w:left="720"/>
       </w:pPr>
       <w:r>
         <w:rPr>
-          <w:rFonts w:ascii="Aptos" w:hAnsi="Aptos" w:eastAsia="Aptos" w:cs="Aptos"/>
-          <w:noProof/>
-          <w:sz w:val="24"/>
-          <w:szCs w:val="24"/>
-          <w:lang w:val="en-GB"/>
+          <w:rFonts w:ascii="Aptos" w:eastAsia="Aptos" w:hAnsi="Aptos" w:cs="Aptos"/>
         </w:rPr>
         <w:t>(DatumSetve IS NULL OR DatumZetveStvarni IS NULL OR DatumSetve &lt; DatumZetveStvarni) ),</w:t>
       </w:r>
     </w:p>
     <w:p>
       <w:pPr>
-        <w:pStyle w:val="Normal"/>
         <w:ind w:left="720"/>
       </w:pPr>
       <w:r>
         <w:rPr>
-          <w:rFonts w:ascii="Aptos" w:hAnsi="Aptos" w:eastAsia="Aptos" w:cs="Aptos"/>
-          <w:noProof/>
-          <w:sz w:val="24"/>
-          <w:szCs w:val="24"/>
-          <w:lang w:val="en-GB"/>
+          <w:rFonts w:ascii="Aptos" w:eastAsia="Aptos" w:hAnsi="Aptos" w:cs="Aptos"/>
         </w:rPr>
         <w:t>CONSTRAINT chk_vrsta_usevi CHECK (Vrsta IN ('zitarice', 'voce', 'povrce', 'krmno bilje'))</w:t>
       </w:r>
@@ -3797,7 +3647,7 @@
     <w:p>
       <w:r>
         <w:rPr>
-          <w:rFonts w:ascii="Aptos" w:hAnsi="Aptos" w:eastAsia="Aptos" w:cs="Aptos"/>
+          <w:rFonts w:ascii="Aptos" w:eastAsia="Aptos" w:hAnsi="Aptos" w:cs="Aptos"/>
         </w:rPr>
         <w:t xml:space="preserve"> );</w:t>
       </w:r>
@@ -3813,7 +3663,7 @@
     <w:p>
       <w:r>
         <w:rPr>
-          <w:rFonts w:ascii="Aptos" w:hAnsi="Aptos" w:eastAsia="Aptos" w:cs="Aptos"/>
+          <w:rFonts w:ascii="Aptos" w:eastAsia="Aptos" w:hAnsi="Aptos" w:cs="Aptos"/>
         </w:rPr>
         <w:t>CREATE TABLE ZIVOTINJE</w:t>
       </w:r>
@@ -3821,7 +3671,7 @@
     <w:p>
       <w:r>
         <w:rPr>
-          <w:rFonts w:ascii="Aptos" w:hAnsi="Aptos" w:eastAsia="Aptos" w:cs="Aptos"/>
+          <w:rFonts w:ascii="Aptos" w:eastAsia="Aptos" w:hAnsi="Aptos" w:cs="Aptos"/>
         </w:rPr>
         <w:t xml:space="preserve"> ( </w:t>
       </w:r>
@@ -3832,7 +3682,7 @@
       </w:pPr>
       <w:r>
         <w:rPr>
-          <w:rFonts w:ascii="Aptos" w:hAnsi="Aptos" w:eastAsia="Aptos" w:cs="Aptos"/>
+          <w:rFonts w:ascii="Aptos" w:eastAsia="Aptos" w:hAnsi="Aptos" w:cs="Aptos"/>
         </w:rPr>
         <w:t>IdZivotinje NUMBER PRIMARY KEY,</w:t>
       </w:r>
@@ -3843,7 +3693,7 @@
       </w:pPr>
       <w:r>
         <w:rPr>
-          <w:rFonts w:ascii="Aptos" w:hAnsi="Aptos" w:eastAsia="Aptos" w:cs="Aptos"/>
+          <w:rFonts w:ascii="Aptos" w:eastAsia="Aptos" w:hAnsi="Aptos" w:cs="Aptos"/>
         </w:rPr>
         <w:t xml:space="preserve"> BrojUha VARCHAR2(50) UNIQUE,</w:t>
       </w:r>
@@ -3854,7 +3704,7 @@
       </w:pPr>
       <w:r>
         <w:rPr>
-          <w:rFonts w:ascii="Aptos" w:hAnsi="Aptos" w:eastAsia="Aptos" w:cs="Aptos"/>
+          <w:rFonts w:ascii="Aptos" w:eastAsia="Aptos" w:hAnsi="Aptos" w:cs="Aptos"/>
         </w:rPr>
         <w:t xml:space="preserve"> Vrsta VARCHAR2(50), </w:t>
       </w:r>
@@ -3865,7 +3715,7 @@
       </w:pPr>
       <w:r>
         <w:rPr>
-          <w:rFonts w:ascii="Aptos" w:hAnsi="Aptos" w:eastAsia="Aptos" w:cs="Aptos"/>
+          <w:rFonts w:ascii="Aptos" w:eastAsia="Aptos" w:hAnsi="Aptos" w:cs="Aptos"/>
         </w:rPr>
         <w:t>Pol CHAR(1),</w:t>
       </w:r>
@@ -3876,7 +3726,7 @@
       </w:pPr>
       <w:r>
         <w:rPr>
-          <w:rFonts w:ascii="Aptos" w:hAnsi="Aptos" w:eastAsia="Aptos" w:cs="Aptos"/>
+          <w:rFonts w:ascii="Aptos" w:eastAsia="Aptos" w:hAnsi="Aptos" w:cs="Aptos"/>
         </w:rPr>
         <w:t xml:space="preserve"> Rasa VARCHAR2(50), </w:t>
       </w:r>
@@ -3887,7 +3737,7 @@
       </w:pPr>
       <w:r>
         <w:rPr>
-          <w:rFonts w:ascii="Aptos" w:hAnsi="Aptos" w:eastAsia="Aptos" w:cs="Aptos"/>
+          <w:rFonts w:ascii="Aptos" w:eastAsia="Aptos" w:hAnsi="Aptos" w:cs="Aptos"/>
         </w:rPr>
         <w:t xml:space="preserve">BrojJedinki NUMBER, </w:t>
       </w:r>
@@ -3898,7 +3748,7 @@
       </w:pPr>
       <w:r>
         <w:rPr>
-          <w:rFonts w:ascii="Aptos" w:hAnsi="Aptos" w:eastAsia="Aptos" w:cs="Aptos"/>
+          <w:rFonts w:ascii="Aptos" w:eastAsia="Aptos" w:hAnsi="Aptos" w:cs="Aptos"/>
         </w:rPr>
         <w:t xml:space="preserve">DatumRodjenja DATE, </w:t>
       </w:r>
@@ -3909,7 +3759,7 @@
       </w:pPr>
       <w:r>
         <w:rPr>
-          <w:rFonts w:ascii="Aptos" w:hAnsi="Aptos" w:eastAsia="Aptos" w:cs="Aptos"/>
+          <w:rFonts w:ascii="Aptos" w:eastAsia="Aptos" w:hAnsi="Aptos" w:cs="Aptos"/>
         </w:rPr>
         <w:t xml:space="preserve">DatumUlaska DATE, </w:t>
       </w:r>
@@ -3920,7 +3770,7 @@
       </w:pPr>
       <w:r>
         <w:rPr>
-          <w:rFonts w:ascii="Aptos" w:hAnsi="Aptos" w:eastAsia="Aptos" w:cs="Aptos"/>
+          <w:rFonts w:ascii="Aptos" w:eastAsia="Aptos" w:hAnsi="Aptos" w:cs="Aptos"/>
         </w:rPr>
         <w:t xml:space="preserve">Tezina NUMBER(10,2), </w:t>
       </w:r>
@@ -3931,7 +3781,7 @@
       </w:pPr>
       <w:r>
         <w:rPr>
-          <w:rFonts w:ascii="Aptos" w:hAnsi="Aptos" w:eastAsia="Aptos" w:cs="Aptos"/>
+          <w:rFonts w:ascii="Aptos" w:eastAsia="Aptos" w:hAnsi="Aptos" w:cs="Aptos"/>
         </w:rPr>
         <w:t xml:space="preserve">Status VARCHAR2(50), </w:t>
       </w:r>
@@ -3942,7 +3792,7 @@
       </w:pPr>
       <w:r>
         <w:rPr>
-          <w:rFonts w:ascii="Aptos" w:hAnsi="Aptos" w:eastAsia="Aptos" w:cs="Aptos"/>
+          <w:rFonts w:ascii="Aptos" w:eastAsia="Aptos" w:hAnsi="Aptos" w:cs="Aptos"/>
         </w:rPr>
         <w:t xml:space="preserve">Komentar VARCHAR2(500), </w:t>
       </w:r>
@@ -3953,18 +3803,18 @@
       </w:pPr>
       <w:r>
         <w:rPr>
-          <w:rFonts w:ascii="Aptos" w:hAnsi="Aptos" w:eastAsia="Aptos" w:cs="Aptos"/>
+          <w:rFonts w:ascii="Aptos" w:eastAsia="Aptos" w:hAnsi="Aptos" w:cs="Aptos"/>
         </w:rPr>
         <w:t>UseviZivotinjeId NUMBER,</w:t>
       </w:r>
     </w:p>
     <w:p>
       <w:pPr>
-        <w:ind w:left="0" w:firstLine="720"/>
-      </w:pPr>
-      <w:r>
-        <w:rPr>
-          <w:rFonts w:ascii="Aptos" w:hAnsi="Aptos" w:eastAsia="Aptos" w:cs="Aptos"/>
+        <w:ind w:firstLine="720"/>
+      </w:pPr>
+      <w:r>
+        <w:rPr>
+          <w:rFonts w:ascii="Aptos" w:eastAsia="Aptos" w:hAnsi="Aptos" w:cs="Aptos"/>
         </w:rPr>
         <w:t xml:space="preserve"> CONSTRAINT fk_zivotinje_kat FOREIGN KEY (UseviZivotinjeId) REFERENCES </w:t>
       </w:r>
@@ -3976,19 +3826,19 @@
       </w:r>
       <w:r>
         <w:rPr>
-          <w:rFonts w:ascii="Aptos" w:hAnsi="Aptos" w:eastAsia="Aptos" w:cs="Aptos"/>
+          <w:rFonts w:ascii="Aptos" w:eastAsia="Aptos" w:hAnsi="Aptos" w:cs="Aptos"/>
         </w:rPr>
         <w:t xml:space="preserve">    </w:t>
       </w:r>
       <w:r>
         <w:rPr>
-          <w:rFonts w:ascii="Aptos" w:hAnsi="Aptos" w:eastAsia="Aptos" w:cs="Aptos"/>
+          <w:rFonts w:ascii="Aptos" w:eastAsia="Aptos" w:hAnsi="Aptos" w:cs="Aptos"/>
         </w:rPr>
         <w:t>USEVI_ZIVOTNJE_KATEGORIJA(UseviZivotinjeId)</w:t>
       </w:r>
       <w:r>
         <w:rPr>
-          <w:rFonts w:ascii="Aptos" w:hAnsi="Aptos" w:eastAsia="Aptos" w:cs="Aptos"/>
+          <w:rFonts w:ascii="Aptos" w:eastAsia="Aptos" w:hAnsi="Aptos" w:cs="Aptos"/>
         </w:rPr>
         <w:t>,</w:t>
       </w:r>
@@ -3999,55 +3849,41 @@
       </w:pPr>
       <w:r>
         <w:rPr>
-          <w:rFonts w:ascii="Aptos" w:hAnsi="Aptos" w:eastAsia="Aptos" w:cs="Aptos"/>
+          <w:rFonts w:ascii="Aptos" w:eastAsia="Aptos" w:hAnsi="Aptos" w:cs="Aptos"/>
         </w:rPr>
         <w:t>CONSTRAINT chk_pol CHECK (Pol IN ('M', 'Z')),</w:t>
       </w:r>
     </w:p>
     <w:p>
       <w:pPr>
-        <w:pStyle w:val="Normal"/>
         <w:ind w:left="720"/>
       </w:pPr>
       <w:r>
         <w:rPr>
-          <w:rFonts w:ascii="Aptos" w:hAnsi="Aptos" w:eastAsia="Aptos" w:cs="Aptos"/>
-          <w:noProof/>
-          <w:sz w:val="24"/>
-          <w:szCs w:val="24"/>
-          <w:lang w:val="en-GB"/>
-        </w:rPr>
+          <w:rFonts w:ascii="Aptos" w:eastAsia="Aptos" w:hAnsi="Aptos" w:cs="Aptos"/>
+        </w:rPr>
+        <w:lastRenderedPageBreak/>
         <w:t>CONSTRAINT chk_broj_jedinki CHECK (BrojJedinki &gt;= 0),</w:t>
       </w:r>
     </w:p>
     <w:p>
       <w:pPr>
-        <w:pStyle w:val="Normal"/>
         <w:ind w:left="720"/>
       </w:pPr>
       <w:r>
         <w:rPr>
-          <w:rFonts w:ascii="Aptos" w:hAnsi="Aptos" w:eastAsia="Aptos" w:cs="Aptos"/>
-          <w:noProof/>
-          <w:sz w:val="24"/>
-          <w:szCs w:val="24"/>
-          <w:lang w:val="en-GB"/>
+          <w:rFonts w:ascii="Aptos" w:eastAsia="Aptos" w:hAnsi="Aptos" w:cs="Aptos"/>
         </w:rPr>
         <w:t>CONSTRAINT chk_tezina CHECK (Tezina &gt;= 0),</w:t>
       </w:r>
     </w:p>
     <w:p>
       <w:pPr>
-        <w:pStyle w:val="Normal"/>
         <w:ind w:left="720"/>
       </w:pPr>
       <w:r>
         <w:rPr>
-          <w:rFonts w:ascii="Aptos" w:hAnsi="Aptos" w:eastAsia="Aptos" w:cs="Aptos"/>
-          <w:noProof/>
-          <w:sz w:val="24"/>
-          <w:szCs w:val="24"/>
-          <w:lang w:val="en-GB"/>
+          <w:rFonts w:ascii="Aptos" w:eastAsia="Aptos" w:hAnsi="Aptos" w:cs="Aptos"/>
         </w:rPr>
         <w:t>CONSTRAINT chk_datum_ulaska CHECK (DatumUlaska &gt; DatumRodjenja), CONSTRAINT chk_status_zivotinje CHECK (Status IN ('aktivna', 'prodata', 'uginula', 'na lecenju'))</w:t>
       </w:r>
@@ -4055,7 +3891,7 @@
     <w:p>
       <w:r>
         <w:rPr>
-          <w:rFonts w:ascii="Aptos" w:hAnsi="Aptos" w:eastAsia="Aptos" w:cs="Aptos"/>
+          <w:rFonts w:ascii="Aptos" w:eastAsia="Aptos" w:hAnsi="Aptos" w:cs="Aptos"/>
         </w:rPr>
         <w:t xml:space="preserve"> );</w:t>
       </w:r>
@@ -4063,14 +3899,14 @@
     <w:p>
       <w:pPr>
         <w:rPr>
-          <w:rFonts w:ascii="Aptos" w:hAnsi="Aptos" w:eastAsia="Aptos" w:cs="Aptos"/>
-        </w:rPr>
-      </w:pPr>
-    </w:p>
-    <w:p>
-      <w:r>
-        <w:rPr>
-          <w:rFonts w:ascii="Aptos" w:hAnsi="Aptos" w:eastAsia="Aptos" w:cs="Aptos"/>
+          <w:rFonts w:ascii="Aptos" w:eastAsia="Aptos" w:hAnsi="Aptos" w:cs="Aptos"/>
+        </w:rPr>
+      </w:pPr>
+    </w:p>
+    <w:p>
+      <w:r>
+        <w:rPr>
+          <w:rFonts w:ascii="Aptos" w:eastAsia="Aptos" w:hAnsi="Aptos" w:cs="Aptos"/>
         </w:rPr>
         <w:t>CREATE TABLE MEHANIZACIJA</w:t>
       </w:r>
@@ -4078,7 +3914,7 @@
     <w:p>
       <w:r>
         <w:rPr>
-          <w:rFonts w:ascii="Aptos" w:hAnsi="Aptos" w:eastAsia="Aptos" w:cs="Aptos"/>
+          <w:rFonts w:ascii="Aptos" w:eastAsia="Aptos" w:hAnsi="Aptos" w:cs="Aptos"/>
         </w:rPr>
         <w:t xml:space="preserve"> ( </w:t>
       </w:r>
@@ -4089,7 +3925,7 @@
       </w:pPr>
       <w:r>
         <w:rPr>
-          <w:rFonts w:ascii="Aptos" w:hAnsi="Aptos" w:eastAsia="Aptos" w:cs="Aptos"/>
+          <w:rFonts w:ascii="Aptos" w:eastAsia="Aptos" w:hAnsi="Aptos" w:cs="Aptos"/>
         </w:rPr>
         <w:t xml:space="preserve">IdMehanizacija NUMBER PRIMARY KEY, </w:t>
       </w:r>
@@ -4100,7 +3936,7 @@
       </w:pPr>
       <w:r>
         <w:rPr>
-          <w:rFonts w:ascii="Aptos" w:hAnsi="Aptos" w:eastAsia="Aptos" w:cs="Aptos"/>
+          <w:rFonts w:ascii="Aptos" w:eastAsia="Aptos" w:hAnsi="Aptos" w:cs="Aptos"/>
         </w:rPr>
         <w:t>BrojSasije VARCHAR2(100) UNIQUE,</w:t>
       </w:r>
@@ -4111,7 +3947,7 @@
       </w:pPr>
       <w:r>
         <w:rPr>
-          <w:rFonts w:ascii="Aptos" w:hAnsi="Aptos" w:eastAsia="Aptos" w:cs="Aptos"/>
+          <w:rFonts w:ascii="Aptos" w:eastAsia="Aptos" w:hAnsi="Aptos" w:cs="Aptos"/>
         </w:rPr>
         <w:t xml:space="preserve"> Status VARCHAR2(20),</w:t>
       </w:r>
@@ -4122,19 +3958,19 @@
       </w:pPr>
       <w:r>
         <w:rPr>
-          <w:rFonts w:ascii="Aptos" w:hAnsi="Aptos" w:eastAsia="Aptos" w:cs="Aptos"/>
+          <w:rFonts w:ascii="Aptos" w:eastAsia="Aptos" w:hAnsi="Aptos" w:cs="Aptos"/>
         </w:rPr>
         <w:t xml:space="preserve"> Komentar VARCHAR2(</w:t>
       </w:r>
       <w:r>
         <w:rPr>
-          <w:rFonts w:ascii="Aptos" w:hAnsi="Aptos" w:eastAsia="Aptos" w:cs="Aptos"/>
+          <w:rFonts w:ascii="Aptos" w:eastAsia="Aptos" w:hAnsi="Aptos" w:cs="Aptos"/>
         </w:rPr>
         <w:t>5</w:t>
       </w:r>
       <w:r>
         <w:rPr>
-          <w:rFonts w:ascii="Aptos" w:hAnsi="Aptos" w:eastAsia="Aptos" w:cs="Aptos"/>
+          <w:rFonts w:ascii="Aptos" w:eastAsia="Aptos" w:hAnsi="Aptos" w:cs="Aptos"/>
         </w:rPr>
         <w:t>00),</w:t>
       </w:r>
@@ -4145,7 +3981,7 @@
       </w:pPr>
       <w:r>
         <w:rPr>
-          <w:rFonts w:ascii="Aptos" w:hAnsi="Aptos" w:eastAsia="Aptos" w:cs="Aptos"/>
+          <w:rFonts w:ascii="Aptos" w:eastAsia="Aptos" w:hAnsi="Aptos" w:cs="Aptos"/>
         </w:rPr>
         <w:t xml:space="preserve"> Model VARCHAR2(100),</w:t>
       </w:r>
@@ -4156,7 +3992,7 @@
       </w:pPr>
       <w:r>
         <w:rPr>
-          <w:rFonts w:ascii="Aptos" w:hAnsi="Aptos" w:eastAsia="Aptos" w:cs="Aptos"/>
+          <w:rFonts w:ascii="Aptos" w:eastAsia="Aptos" w:hAnsi="Aptos" w:cs="Aptos"/>
         </w:rPr>
         <w:t xml:space="preserve"> DatumKupovine DATE, </w:t>
       </w:r>
@@ -4167,7 +4003,7 @@
       </w:pPr>
       <w:r>
         <w:rPr>
-          <w:rFonts w:ascii="Aptos" w:hAnsi="Aptos" w:eastAsia="Aptos" w:cs="Aptos"/>
+          <w:rFonts w:ascii="Aptos" w:eastAsia="Aptos" w:hAnsi="Aptos" w:cs="Aptos"/>
         </w:rPr>
         <w:t>GodinaProizvodnje NUMBER(4),</w:t>
       </w:r>
@@ -4178,10 +4014,107 @@
       </w:pPr>
       <w:r>
         <w:rPr>
-          <w:rFonts w:ascii="Aptos" w:hAnsi="Aptos" w:eastAsia="Aptos" w:cs="Aptos"/>
+          <w:rFonts w:ascii="Aptos" w:eastAsia="Aptos" w:hAnsi="Aptos" w:cs="Aptos"/>
+        </w:rPr>
+        <w:t xml:space="preserve"> TipMehanizacije VARCHAR2(50),</w:t>
+      </w:r>
+    </w:p>
+    <w:p>
+      <w:pPr>
+        <w:ind w:left="720"/>
+      </w:pPr>
+      <w:r>
+        <w:rPr>
+          <w:rFonts w:ascii="Aptos" w:eastAsia="Aptos" w:hAnsi="Aptos" w:cs="Aptos"/>
+        </w:rPr>
+        <w:t xml:space="preserve"> BrojTockova NUMBER, </w:t>
+      </w:r>
+    </w:p>
+    <w:p>
+      <w:pPr>
+        <w:ind w:left="720"/>
+      </w:pPr>
+      <w:r>
+        <w:rPr>
+          <w:rFonts w:ascii="Aptos" w:eastAsia="Aptos" w:hAnsi="Aptos" w:cs="Aptos"/>
+        </w:rPr>
+        <w:t xml:space="preserve">Snaga NUMBER(10,2), </w:t>
+      </w:r>
+    </w:p>
+    <w:p>
+      <w:pPr>
+        <w:ind w:left="720"/>
+      </w:pPr>
+      <w:r>
+        <w:rPr>
+          <w:rFonts w:ascii="Aptos" w:eastAsia="Aptos" w:hAnsi="Aptos" w:cs="Aptos"/>
+        </w:rPr>
+        <w:t xml:space="preserve">RadniSati NUMBER(10,2), </w:t>
+      </w:r>
+    </w:p>
+    <w:p>
+      <w:pPr>
+        <w:ind w:left="720"/>
+      </w:pPr>
+      <w:r>
+        <w:rPr>
+          <w:rFonts w:ascii="Aptos" w:eastAsia="Aptos" w:hAnsi="Aptos" w:cs="Aptos"/>
+        </w:rPr>
+        <w:t xml:space="preserve">BrojMotora VARCHAR2(100), </w:t>
+      </w:r>
+    </w:p>
+    <w:p>
+      <w:pPr>
+        <w:ind w:left="720"/>
+      </w:pPr>
+      <w:r>
+        <w:rPr>
+          <w:rFonts w:ascii="Aptos" w:eastAsia="Aptos" w:hAnsi="Aptos" w:cs="Aptos"/>
+        </w:rPr>
+        <w:t xml:space="preserve"> CONSTRAINT chk_status_mehanizacija CHECK (Status IN ('u upotrebi', 'u kvaru', 'na servisu', 'prodat'))</w:t>
+      </w:r>
+    </w:p>
+    <w:p>
+      <w:r>
+        <w:rPr>
+          <w:rFonts w:ascii="Aptos" w:eastAsia="Aptos" w:hAnsi="Aptos" w:cs="Aptos"/>
+        </w:rPr>
+        <w:t xml:space="preserve"> );</w:t>
+      </w:r>
+    </w:p>
+    <w:p>
+      <w:pPr>
+        <w:rPr>
+          <w:rFonts w:ascii="Aptos" w:eastAsia="Aptos" w:hAnsi="Aptos" w:cs="Aptos"/>
+        </w:rPr>
+      </w:pPr>
+    </w:p>
+    <w:p>
+      <w:r>
+        <w:rPr>
+          <w:rFonts w:ascii="Aptos" w:eastAsia="Aptos" w:hAnsi="Aptos" w:cs="Aptos"/>
+        </w:rPr>
+        <w:t xml:space="preserve">CREATE TABLE PRINOS </w:t>
+      </w:r>
+    </w:p>
+    <w:p>
+      <w:r>
+        <w:rPr>
+          <w:rFonts w:ascii="Aptos" w:eastAsia="Aptos" w:hAnsi="Aptos" w:cs="Aptos"/>
+        </w:rPr>
+        <w:t xml:space="preserve">( </w:t>
+      </w:r>
+    </w:p>
+    <w:p>
+      <w:pPr>
+        <w:ind w:left="720"/>
+      </w:pPr>
+      <w:r>
+        <w:rPr>
+          <w:rFonts w:ascii="Aptos" w:eastAsia="Aptos" w:hAnsi="Aptos" w:cs="Aptos"/>
         </w:rPr>
         <w:lastRenderedPageBreak/>
-        <w:t xml:space="preserve"> TipMehanizacije VARCHAR2(50),</w:t>
+        <w:t>IdPrinosa NUMBER PRIMARY KEY,</w:t>
       </w:r>
     </w:p>
     <w:p>
@@ -4190,9 +4123,21 @@
       </w:pPr>
       <w:r>
         <w:rPr>
-          <w:rFonts w:ascii="Aptos" w:hAnsi="Aptos" w:eastAsia="Aptos" w:cs="Aptos"/>
-        </w:rPr>
-        <w:t xml:space="preserve"> BrojTockova NUMBER, </w:t>
+          <w:rFonts w:ascii="Aptos" w:eastAsia="Aptos" w:hAnsi="Aptos" w:cs="Aptos"/>
+        </w:rPr>
+        <w:t>Tip VARCHAR2(50</w:t>
+      </w:r>
+      <w:r>
+        <w:rPr>
+          <w:rFonts w:ascii="Aptos" w:eastAsia="Aptos" w:hAnsi="Aptos" w:cs="Aptos"/>
+        </w:rPr>
+        <w:t>)</w:t>
+      </w:r>
+      <w:r>
+        <w:rPr>
+          <w:rFonts w:ascii="Aptos" w:eastAsia="Aptos" w:hAnsi="Aptos" w:cs="Aptos"/>
+        </w:rPr>
+        <w:t xml:space="preserve"> UNIQUE,</w:t>
       </w:r>
     </w:p>
     <w:p>
@@ -4201,9 +4146,9 @@
       </w:pPr>
       <w:r>
         <w:rPr>
-          <w:rFonts w:ascii="Aptos" w:hAnsi="Aptos" w:eastAsia="Aptos" w:cs="Aptos"/>
-        </w:rPr>
-        <w:t xml:space="preserve">Snaga NUMBER(10,2), </w:t>
+          <w:rFonts w:ascii="Aptos" w:eastAsia="Aptos" w:hAnsi="Aptos" w:cs="Aptos"/>
+        </w:rPr>
+        <w:t xml:space="preserve"> Kolicina NUMBER(10,2), </w:t>
       </w:r>
     </w:p>
     <w:p>
@@ -4212,9 +4157,9 @@
       </w:pPr>
       <w:r>
         <w:rPr>
-          <w:rFonts w:ascii="Aptos" w:hAnsi="Aptos" w:eastAsia="Aptos" w:cs="Aptos"/>
-        </w:rPr>
-        <w:t xml:space="preserve">RadniSati NUMBER(10,2), </w:t>
+          <w:rFonts w:ascii="Aptos" w:eastAsia="Aptos" w:hAnsi="Aptos" w:cs="Aptos"/>
+        </w:rPr>
+        <w:t>Komentar VARCHAR2(500),</w:t>
       </w:r>
     </w:p>
     <w:p>
@@ -4223,9 +4168,9 @@
       </w:pPr>
       <w:r>
         <w:rPr>
-          <w:rFonts w:ascii="Aptos" w:hAnsi="Aptos" w:eastAsia="Aptos" w:cs="Aptos"/>
-        </w:rPr>
-        <w:t xml:space="preserve">BrojMotora VARCHAR2(100), </w:t>
+          <w:rFonts w:ascii="Aptos" w:eastAsia="Aptos" w:hAnsi="Aptos" w:cs="Aptos"/>
+        </w:rPr>
+        <w:t xml:space="preserve"> KvalitetProizvoda VARCHAR2(50), </w:t>
       </w:r>
     </w:p>
     <w:p>
@@ -4234,15 +4179,40 @@
       </w:pPr>
       <w:r>
         <w:rPr>
-          <w:rFonts w:ascii="Aptos" w:hAnsi="Aptos" w:eastAsia="Aptos" w:cs="Aptos"/>
-        </w:rPr>
-        <w:t xml:space="preserve"> CONSTRAINT chk_status_mehanizacija CHECK (Status IN ('u upotrebi', 'u kvaru', 'na servisu', 'prodat'))</w:t>
-      </w:r>
-    </w:p>
-    <w:p>
-      <w:r>
-        <w:rPr>
-          <w:rFonts w:ascii="Aptos" w:hAnsi="Aptos" w:eastAsia="Aptos" w:cs="Aptos"/>
+          <w:rFonts w:ascii="Aptos" w:eastAsia="Aptos" w:hAnsi="Aptos" w:cs="Aptos"/>
+        </w:rPr>
+        <w:t>JedinicaMere VARCHAR2(20)</w:t>
+      </w:r>
+      <w:r>
+        <w:rPr>
+          <w:rFonts w:ascii="Aptos" w:eastAsia="Aptos" w:hAnsi="Aptos" w:cs="Aptos"/>
+        </w:rPr>
+        <w:t>,</w:t>
+      </w:r>
+    </w:p>
+    <w:p>
+      <w:pPr>
+        <w:ind w:left="720"/>
+        <w:rPr>
+          <w:rFonts w:ascii="Aptos" w:eastAsia="Aptos" w:hAnsi="Aptos" w:cs="Aptos"/>
+        </w:rPr>
+      </w:pPr>
+    </w:p>
+    <w:p>
+      <w:pPr>
+        <w:ind w:left="720"/>
+      </w:pPr>
+      <w:r>
+        <w:rPr>
+          <w:rFonts w:ascii="Aptos" w:eastAsia="Aptos" w:hAnsi="Aptos" w:cs="Aptos"/>
+        </w:rPr>
+        <w:t>CONSTRAINT chk_kvalitet CHECK (KvalitetProizvoda IN ('I klasa', 'II klasa', 'III klasa')), CONSTRAINT chk_jedinica CHECK (JedinicaMere IN ('kg', 't', 'g', 'l', 'komad'))</w:t>
+      </w:r>
+    </w:p>
+    <w:p>
+      <w:r>
+        <w:rPr>
+          <w:rFonts w:ascii="Aptos" w:eastAsia="Aptos" w:hAnsi="Aptos" w:cs="Aptos"/>
         </w:rPr>
         <w:t xml:space="preserve"> );</w:t>
       </w:r>
@@ -4250,22 +4220,22 @@
     <w:p>
       <w:pPr>
         <w:rPr>
-          <w:rFonts w:ascii="Aptos" w:hAnsi="Aptos" w:eastAsia="Aptos" w:cs="Aptos"/>
-        </w:rPr>
-      </w:pPr>
-    </w:p>
-    <w:p>
-      <w:r>
-        <w:rPr>
-          <w:rFonts w:ascii="Aptos" w:hAnsi="Aptos" w:eastAsia="Aptos" w:cs="Aptos"/>
-        </w:rPr>
-        <w:t xml:space="preserve">CREATE TABLE PRINOS </w:t>
-      </w:r>
-    </w:p>
-    <w:p>
-      <w:r>
-        <w:rPr>
-          <w:rFonts w:ascii="Aptos" w:hAnsi="Aptos" w:eastAsia="Aptos" w:cs="Aptos"/>
+          <w:rFonts w:ascii="Aptos" w:eastAsia="Aptos" w:hAnsi="Aptos" w:cs="Aptos"/>
+        </w:rPr>
+      </w:pPr>
+    </w:p>
+    <w:p>
+      <w:r>
+        <w:rPr>
+          <w:rFonts w:ascii="Aptos" w:eastAsia="Aptos" w:hAnsi="Aptos" w:cs="Aptos"/>
+        </w:rPr>
+        <w:t xml:space="preserve">CREATE TABLE PRODAJA </w:t>
+      </w:r>
+    </w:p>
+    <w:p>
+      <w:r>
+        <w:rPr>
+          <w:rFonts w:ascii="Aptos" w:eastAsia="Aptos" w:hAnsi="Aptos" w:cs="Aptos"/>
         </w:rPr>
         <w:t xml:space="preserve">( </w:t>
       </w:r>
@@ -4276,9 +4246,9 @@
       </w:pPr>
       <w:r>
         <w:rPr>
-          <w:rFonts w:ascii="Aptos" w:hAnsi="Aptos" w:eastAsia="Aptos" w:cs="Aptos"/>
-        </w:rPr>
-        <w:t>IdPrinosa NUMBER PRIMARY KEY,</w:t>
+          <w:rFonts w:ascii="Aptos" w:eastAsia="Aptos" w:hAnsi="Aptos" w:cs="Aptos"/>
+        </w:rPr>
+        <w:t>IdProdaja NUMBER PRIMARY KEY,</w:t>
       </w:r>
     </w:p>
     <w:p>
@@ -4287,21 +4257,9 @@
       </w:pPr>
       <w:r>
         <w:rPr>
-          <w:rFonts w:ascii="Aptos" w:hAnsi="Aptos" w:eastAsia="Aptos" w:cs="Aptos"/>
-        </w:rPr>
-        <w:t>Tip VARCHAR2(50</w:t>
-      </w:r>
-      <w:r>
-        <w:rPr>
-          <w:rFonts w:ascii="Aptos" w:hAnsi="Aptos" w:eastAsia="Aptos" w:cs="Aptos"/>
-        </w:rPr>
-        <w:t>)</w:t>
-      </w:r>
-      <w:r>
-        <w:rPr>
-          <w:rFonts w:ascii="Aptos" w:hAnsi="Aptos" w:eastAsia="Aptos" w:cs="Aptos"/>
-        </w:rPr>
-        <w:t xml:space="preserve"> UNIQUE,</w:t>
+          <w:rFonts w:ascii="Aptos" w:eastAsia="Aptos" w:hAnsi="Aptos" w:cs="Aptos"/>
+        </w:rPr>
+        <w:t xml:space="preserve"> BrojFakture VARCHAR2(50) UNIQUE, </w:t>
       </w:r>
     </w:p>
     <w:p>
@@ -4310,9 +4268,9 @@
       </w:pPr>
       <w:r>
         <w:rPr>
-          <w:rFonts w:ascii="Aptos" w:hAnsi="Aptos" w:eastAsia="Aptos" w:cs="Aptos"/>
-        </w:rPr>
-        <w:t xml:space="preserve"> Kolicina NUMBER(10,2), </w:t>
+          <w:rFonts w:ascii="Aptos" w:eastAsia="Aptos" w:hAnsi="Aptos" w:cs="Aptos"/>
+        </w:rPr>
+        <w:t xml:space="preserve">IdPrinosa NUMBER, </w:t>
       </w:r>
     </w:p>
     <w:p>
@@ -4321,7 +4279,18 @@
       </w:pPr>
       <w:r>
         <w:rPr>
-          <w:rFonts w:ascii="Aptos" w:hAnsi="Aptos" w:eastAsia="Aptos" w:cs="Aptos"/>
+          <w:rFonts w:ascii="Aptos" w:eastAsia="Aptos" w:hAnsi="Aptos" w:cs="Aptos"/>
+        </w:rPr>
+        <w:t xml:space="preserve">TipPlacanja VARCHAR2(50), </w:t>
+      </w:r>
+    </w:p>
+    <w:p>
+      <w:pPr>
+        <w:ind w:left="720"/>
+      </w:pPr>
+      <w:r>
+        <w:rPr>
+          <w:rFonts w:ascii="Aptos" w:eastAsia="Aptos" w:hAnsi="Aptos" w:cs="Aptos"/>
         </w:rPr>
         <w:t>Komentar VARCHAR2(500),</w:t>
       </w:r>
@@ -4332,9 +4301,9 @@
       </w:pPr>
       <w:r>
         <w:rPr>
-          <w:rFonts w:ascii="Aptos" w:hAnsi="Aptos" w:eastAsia="Aptos" w:cs="Aptos"/>
-        </w:rPr>
-        <w:t xml:space="preserve"> KvalitetProizvoda VARCHAR2(50), </w:t>
+          <w:rFonts w:ascii="Aptos" w:eastAsia="Aptos" w:hAnsi="Aptos" w:cs="Aptos"/>
+        </w:rPr>
+        <w:t xml:space="preserve"> CenaPoJedinici NUMBER(10,2),</w:t>
       </w:r>
     </w:p>
     <w:p>
@@ -4343,13 +4312,60 @@
       </w:pPr>
       <w:r>
         <w:rPr>
-          <w:rFonts w:ascii="Aptos" w:hAnsi="Aptos" w:eastAsia="Aptos" w:cs="Aptos"/>
-        </w:rPr>
-        <w:t>JedinicaMere VARCHAR2(20)</w:t>
-      </w:r>
-      <w:r>
-        <w:rPr>
-          <w:rFonts w:ascii="Aptos" w:hAnsi="Aptos" w:eastAsia="Aptos" w:cs="Aptos"/>
+          <w:rFonts w:ascii="Aptos" w:eastAsia="Aptos" w:hAnsi="Aptos" w:cs="Aptos"/>
+        </w:rPr>
+        <w:t xml:space="preserve"> JedinicaMere VARCHAR2(20),</w:t>
+      </w:r>
+    </w:p>
+    <w:p>
+      <w:pPr>
+        <w:ind w:left="720"/>
+      </w:pPr>
+      <w:r>
+        <w:rPr>
+          <w:rFonts w:ascii="Aptos" w:eastAsia="Aptos" w:hAnsi="Aptos" w:cs="Aptos"/>
+        </w:rPr>
+        <w:t xml:space="preserve"> Datum DATE, </w:t>
+      </w:r>
+    </w:p>
+    <w:p>
+      <w:pPr>
+        <w:ind w:left="720"/>
+      </w:pPr>
+      <w:r>
+        <w:rPr>
+          <w:rFonts w:ascii="Aptos" w:eastAsia="Aptos" w:hAnsi="Aptos" w:cs="Aptos"/>
+        </w:rPr>
+        <w:t>Kolicina NUMBER(10,2),</w:t>
+      </w:r>
+    </w:p>
+    <w:p>
+      <w:pPr>
+        <w:ind w:left="720"/>
+        <w:rPr>
+          <w:rFonts w:ascii="Aptos" w:eastAsia="Aptos" w:hAnsi="Aptos" w:cs="Aptos"/>
+        </w:rPr>
+      </w:pPr>
+      <w:r>
+        <w:rPr>
+          <w:rFonts w:ascii="Aptos" w:eastAsia="Aptos" w:hAnsi="Aptos" w:cs="Aptos"/>
+        </w:rPr>
+        <w:t>Kupac VARCHAR2(50)</w:t>
+      </w:r>
+    </w:p>
+    <w:p>
+      <w:pPr>
+        <w:ind w:left="720"/>
+      </w:pPr>
+      <w:r>
+        <w:rPr>
+          <w:rFonts w:ascii="Aptos" w:eastAsia="Aptos" w:hAnsi="Aptos" w:cs="Aptos"/>
+        </w:rPr>
+        <w:t xml:space="preserve"> CONSTRAINT fk_prodaja_prinos FOREIGN KEY (IdPrinosa) REFERENCES PRINOS(IdPrinosa) </w:t>
+      </w:r>
+      <w:r>
+        <w:rPr>
+          <w:rFonts w:ascii="Aptos" w:eastAsia="Aptos" w:hAnsi="Aptos" w:cs="Aptos"/>
         </w:rPr>
         <w:t>,</w:t>
       </w:r>
@@ -4357,32 +4373,370 @@
     <w:p>
       <w:pPr>
         <w:ind w:left="720"/>
-        <w:rPr>
-          <w:rFonts w:ascii="Aptos" w:hAnsi="Aptos" w:eastAsia="Aptos" w:cs="Aptos"/>
-        </w:rPr>
-      </w:pPr>
-    </w:p>
-    <w:p>
-      <w:pPr>
-        <w:pStyle w:val="Normal"/>
+      </w:pPr>
+      <w:r>
+        <w:rPr>
+          <w:rFonts w:ascii="Aptos" w:eastAsia="Aptos" w:hAnsi="Aptos" w:cs="Aptos"/>
+        </w:rPr>
+        <w:t>CONSTRAINT chk_prodaja_jedinica CHECK (JedinicaMere IN ('kg', 't', 'g', 'l', 'komad')), CONSTRAINT chk_prodaja_placanje CHECK (TipPlacanja IN ('gotovina', 'kartica'))</w:t>
+      </w:r>
+    </w:p>
+    <w:p>
+      <w:r>
+        <w:rPr>
+          <w:rFonts w:ascii="Aptos" w:eastAsia="Aptos" w:hAnsi="Aptos" w:cs="Aptos"/>
+        </w:rPr>
+        <w:lastRenderedPageBreak/>
+        <w:t>);</w:t>
+      </w:r>
+    </w:p>
+    <w:p>
+      <w:pPr>
+        <w:rPr>
+          <w:rFonts w:ascii="Aptos" w:eastAsia="Aptos" w:hAnsi="Aptos" w:cs="Aptos"/>
+        </w:rPr>
+      </w:pPr>
+    </w:p>
+    <w:p>
+      <w:pPr>
+        <w:rPr>
+          <w:rFonts w:ascii="Aptos" w:eastAsia="Aptos" w:hAnsi="Aptos" w:cs="Aptos"/>
+        </w:rPr>
+      </w:pPr>
+    </w:p>
+    <w:p/>
+    <w:p>
+      <w:pPr>
+        <w:rPr>
+          <w:rFonts w:ascii="Aptos" w:eastAsia="Aptos" w:hAnsi="Aptos" w:cs="Aptos"/>
+        </w:rPr>
+      </w:pPr>
+      <w:r>
+        <w:rPr>
+          <w:rFonts w:ascii="Aptos" w:eastAsia="Aptos" w:hAnsi="Aptos" w:cs="Aptos"/>
+        </w:rPr>
+        <w:t>CREATE TABLE SUBVENCIJA</w:t>
+      </w:r>
+    </w:p>
+    <w:p>
+      <w:pPr>
+        <w:rPr>
+          <w:rFonts w:ascii="Aptos" w:eastAsia="Aptos" w:hAnsi="Aptos" w:cs="Aptos"/>
+        </w:rPr>
+      </w:pPr>
+      <w:r>
+        <w:rPr>
+          <w:rFonts w:ascii="Aptos" w:eastAsia="Aptos" w:hAnsi="Aptos" w:cs="Aptos"/>
+        </w:rPr>
+        <w:t xml:space="preserve"> (</w:t>
+      </w:r>
+    </w:p>
+    <w:p>
+      <w:r>
+        <w:rPr>
+          <w:rFonts w:ascii="Aptos" w:eastAsia="Aptos" w:hAnsi="Aptos" w:cs="Aptos"/>
+        </w:rPr>
+        <w:t xml:space="preserve">    IdSubvencija NUMBER PRIMARY KEY,</w:t>
+      </w:r>
+    </w:p>
+    <w:p>
+      <w:r>
+        <w:rPr>
+          <w:rFonts w:ascii="Aptos" w:eastAsia="Aptos" w:hAnsi="Aptos" w:cs="Aptos"/>
+        </w:rPr>
+        <w:t xml:space="preserve">    BrojResenja VARCHAR2(100) UNIQUE,</w:t>
+      </w:r>
+    </w:p>
+    <w:p>
+      <w:r>
+        <w:rPr>
+          <w:rFonts w:ascii="Aptos" w:eastAsia="Aptos" w:hAnsi="Aptos" w:cs="Aptos"/>
+        </w:rPr>
+        <w:t xml:space="preserve">    UseviZivotinjeId NUMBER,</w:t>
+      </w:r>
+    </w:p>
+    <w:p>
+      <w:r>
+        <w:rPr>
+          <w:rFonts w:ascii="Aptos" w:eastAsia="Aptos" w:hAnsi="Aptos" w:cs="Aptos"/>
+        </w:rPr>
+        <w:t xml:space="preserve">    Vrsta VARCHAR2(100),</w:t>
+      </w:r>
+    </w:p>
+    <w:p>
+      <w:r>
+        <w:rPr>
+          <w:rFonts w:ascii="Aptos" w:eastAsia="Aptos" w:hAnsi="Aptos" w:cs="Aptos"/>
+        </w:rPr>
+        <w:t xml:space="preserve">    Iznos NUMBER(15,2),</w:t>
+      </w:r>
+    </w:p>
+    <w:p>
+      <w:r>
+        <w:rPr>
+          <w:rFonts w:ascii="Aptos" w:eastAsia="Aptos" w:hAnsi="Aptos" w:cs="Aptos"/>
+        </w:rPr>
+        <w:t xml:space="preserve">    Valuta VARCHAR2(10),</w:t>
+      </w:r>
+    </w:p>
+    <w:p>
+      <w:r>
+        <w:rPr>
+          <w:rFonts w:ascii="Aptos" w:eastAsia="Aptos" w:hAnsi="Aptos" w:cs="Aptos"/>
+        </w:rPr>
+        <w:t xml:space="preserve">    DatumPodnosenja DATE,</w:t>
+      </w:r>
+    </w:p>
+    <w:p>
+      <w:r>
+        <w:rPr>
+          <w:rFonts w:ascii="Aptos" w:eastAsia="Aptos" w:hAnsi="Aptos" w:cs="Aptos"/>
+        </w:rPr>
+        <w:t xml:space="preserve">    DatumOdobrenja DATE,</w:t>
+      </w:r>
+    </w:p>
+    <w:p>
+      <w:r>
+        <w:rPr>
+          <w:rFonts w:ascii="Aptos" w:eastAsia="Aptos" w:hAnsi="Aptos" w:cs="Aptos"/>
+        </w:rPr>
+        <w:t xml:space="preserve">    Status VARCHAR2(50),</w:t>
+      </w:r>
+    </w:p>
+    <w:p>
+      <w:r>
+        <w:rPr>
+          <w:rFonts w:ascii="Aptos" w:eastAsia="Aptos" w:hAnsi="Aptos" w:cs="Aptos"/>
+        </w:rPr>
+        <w:t xml:space="preserve">    Komentar VARCHAR2(1000),</w:t>
+      </w:r>
+    </w:p>
+    <w:p>
+      <w:pPr>
+        <w:rPr>
+          <w:rFonts w:ascii="Aptos" w:eastAsia="Aptos" w:hAnsi="Aptos" w:cs="Aptos"/>
+        </w:rPr>
+      </w:pPr>
+    </w:p>
+    <w:p>
+      <w:r>
+        <w:rPr>
+          <w:rFonts w:ascii="Aptos" w:eastAsia="Aptos" w:hAnsi="Aptos" w:cs="Aptos"/>
+        </w:rPr>
+        <w:t xml:space="preserve">    CONSTRAINT fk_subvencija_kat FOREIGN KEY (UseviZivotinjeId) </w:t>
+      </w:r>
+    </w:p>
+    <w:p>
+      <w:r>
+        <w:rPr>
+          <w:rFonts w:ascii="Aptos" w:eastAsia="Aptos" w:hAnsi="Aptos" w:cs="Aptos"/>
+        </w:rPr>
+        <w:t xml:space="preserve">        REFERENCES USEVI_ZIVOTNJE_KATEGORIJA(UseviZivotinjeId),</w:t>
+      </w:r>
+    </w:p>
+    <w:p>
+      <w:r>
+        <w:rPr>
+          <w:rFonts w:ascii="Aptos" w:eastAsia="Aptos" w:hAnsi="Aptos" w:cs="Aptos"/>
+        </w:rPr>
+        <w:t xml:space="preserve">     CONSTRAINT chk_vrsta_subvencije </w:t>
+      </w:r>
+    </w:p>
+    <w:p>
+      <w:r>
+        <w:rPr>
+          <w:rFonts w:ascii="Aptos" w:eastAsia="Aptos" w:hAnsi="Aptos" w:cs="Aptos"/>
+        </w:rPr>
+        <w:t xml:space="preserve">        CHECK (Vrsta IN ('podsticaj za setvu', 'subvencija za sto</w:t>
+      </w:r>
+      <w:r>
+        <w:rPr>
+          <w:rFonts w:ascii="Aptos" w:eastAsia="Aptos" w:hAnsi="Aptos" w:cs="Aptos"/>
+        </w:rPr>
+        <w:t>c</w:t>
+      </w:r>
+      <w:r>
+        <w:rPr>
+          <w:rFonts w:ascii="Aptos" w:eastAsia="Aptos" w:hAnsi="Aptos" w:cs="Aptos"/>
+        </w:rPr>
+        <w:t>arstvo', 'ekolo</w:t>
+      </w:r>
+      <w:r>
+        <w:rPr>
+          <w:rFonts w:ascii="Aptos" w:eastAsia="Aptos" w:hAnsi="Aptos" w:cs="Aptos"/>
+        </w:rPr>
+        <w:t>s</w:t>
+      </w:r>
+      <w:r>
+        <w:rPr>
+          <w:rFonts w:ascii="Aptos" w:eastAsia="Aptos" w:hAnsi="Aptos" w:cs="Aptos"/>
+        </w:rPr>
+        <w:t>ka mera'))</w:t>
+      </w:r>
+      <w:r>
+        <w:rPr>
+          <w:rFonts w:ascii="Aptos" w:eastAsia="Aptos" w:hAnsi="Aptos" w:cs="Aptos"/>
+        </w:rPr>
+        <w:t>,</w:t>
+      </w:r>
+    </w:p>
+    <w:p>
+      <w:r>
+        <w:rPr>
+          <w:rFonts w:ascii="Aptos" w:eastAsia="Aptos" w:hAnsi="Aptos" w:cs="Aptos"/>
+        </w:rPr>
+        <w:t>CONSTRAINT chk_status_subvencije CHECK (Status IN ('podneseno', 'odobreno', 'odbijeno', 'isplaceno')),</w:t>
+      </w:r>
+    </w:p>
+    <w:p>
+      <w:r>
+        <w:rPr>
+          <w:rFonts w:ascii="Aptos" w:eastAsia="Aptos" w:hAnsi="Aptos" w:cs="Aptos"/>
+        </w:rPr>
+        <w:t>CONSTRAINT chk_valuta_subvencije</w:t>
+      </w:r>
+    </w:p>
+    <w:p>
+      <w:r>
+        <w:rPr>
+          <w:rFonts w:ascii="Aptos" w:eastAsia="Aptos" w:hAnsi="Aptos" w:cs="Aptos"/>
+        </w:rPr>
+        <w:t>CHECK (Valuta IN ('RSD', 'EUR'))</w:t>
+      </w:r>
+    </w:p>
+    <w:p>
+      <w:r>
+        <w:rPr>
+          <w:rFonts w:ascii="Aptos" w:eastAsia="Aptos" w:hAnsi="Aptos" w:cs="Aptos"/>
+        </w:rPr>
+        <w:t>);</w:t>
+      </w:r>
+    </w:p>
+    <w:p>
+      <w:pPr>
+        <w:rPr>
+          <w:rFonts w:ascii="Aptos" w:eastAsia="Aptos" w:hAnsi="Aptos" w:cs="Aptos"/>
+        </w:rPr>
+      </w:pPr>
+    </w:p>
+    <w:p>
+      <w:pPr>
+        <w:rPr>
+          <w:rFonts w:ascii="Aptos" w:eastAsia="Aptos" w:hAnsi="Aptos" w:cs="Aptos"/>
+        </w:rPr>
+      </w:pPr>
+    </w:p>
+    <w:p>
+      <w:pPr>
+        <w:rPr>
+          <w:rFonts w:ascii="Aptos" w:eastAsia="Aptos" w:hAnsi="Aptos" w:cs="Aptos"/>
+        </w:rPr>
+      </w:pPr>
+    </w:p>
+    <w:p>
+      <w:pPr>
+        <w:rPr>
+          <w:rFonts w:ascii="Aptos" w:eastAsia="Aptos" w:hAnsi="Aptos" w:cs="Aptos"/>
+        </w:rPr>
+      </w:pPr>
+    </w:p>
+    <w:p>
+      <w:r>
+        <w:rPr>
+          <w:rFonts w:ascii="Aptos" w:eastAsia="Aptos" w:hAnsi="Aptos" w:cs="Aptos"/>
+        </w:rPr>
+        <w:t xml:space="preserve">CREATE TABLE KORISTI_ZA </w:t>
+      </w:r>
+    </w:p>
+    <w:p>
+      <w:r>
+        <w:rPr>
+          <w:rFonts w:ascii="Aptos" w:eastAsia="Aptos" w:hAnsi="Aptos" w:cs="Aptos"/>
+        </w:rPr>
+        <w:t>(</w:t>
+      </w:r>
+    </w:p>
+    <w:p>
+      <w:pPr>
         <w:ind w:left="720"/>
       </w:pPr>
       <w:r>
         <w:rPr>
-          <w:rFonts w:ascii="Aptos" w:hAnsi="Aptos" w:eastAsia="Aptos" w:cs="Aptos"/>
-          <w:noProof/>
-          <w:sz w:val="24"/>
-          <w:szCs w:val="24"/>
-          <w:lang w:val="en-GB"/>
-        </w:rPr>
-        <w:t>CONSTRAINT chk_kvalitet CHECK (KvalitetProizvoda IN ('I klasa', 'II klasa', 'III klasa')), CONSTRAINT chk_jedinica CHECK (JedinicaMere IN ('kg', 't', 'g', 'l', 'komad'))</w:t>
-      </w:r>
-    </w:p>
-    <w:p>
-      <w:pPr/>
-      <w:r>
-        <w:rPr>
-          <w:rFonts w:ascii="Aptos" w:hAnsi="Aptos" w:eastAsia="Aptos" w:cs="Aptos"/>
+          <w:rFonts w:ascii="Aptos" w:eastAsia="Aptos" w:hAnsi="Aptos" w:cs="Aptos"/>
+        </w:rPr>
+        <w:t xml:space="preserve"> IdMehanizacija NUMBER, </w:t>
+      </w:r>
+    </w:p>
+    <w:p>
+      <w:pPr>
+        <w:ind w:left="720"/>
+      </w:pPr>
+      <w:r>
+        <w:rPr>
+          <w:rFonts w:ascii="Aptos" w:eastAsia="Aptos" w:hAnsi="Aptos" w:cs="Aptos"/>
+        </w:rPr>
+        <w:t>IdPrinosa NUMBER,</w:t>
+      </w:r>
+    </w:p>
+    <w:p>
+      <w:pPr>
+        <w:ind w:left="720"/>
+      </w:pPr>
+      <w:r>
+        <w:rPr>
+          <w:rFonts w:ascii="Aptos" w:eastAsia="Aptos" w:hAnsi="Aptos" w:cs="Aptos"/>
+        </w:rPr>
+        <w:t xml:space="preserve"> DatumOd DATE,</w:t>
+      </w:r>
+    </w:p>
+    <w:p>
+      <w:pPr>
+        <w:ind w:left="720"/>
+      </w:pPr>
+      <w:r>
+        <w:rPr>
+          <w:rFonts w:ascii="Aptos" w:eastAsia="Aptos" w:hAnsi="Aptos" w:cs="Aptos"/>
+        </w:rPr>
+        <w:t xml:space="preserve"> DatumDo DATE, </w:t>
+      </w:r>
+    </w:p>
+    <w:p>
+      <w:pPr>
+        <w:ind w:left="720"/>
+      </w:pPr>
+      <w:r>
+        <w:rPr>
+          <w:rFonts w:ascii="Aptos" w:eastAsia="Aptos" w:hAnsi="Aptos" w:cs="Aptos"/>
+        </w:rPr>
+        <w:t>PRIMARY KEY (IdMehanizacija, IdPrinosa, DatumOd),</w:t>
+      </w:r>
+    </w:p>
+    <w:p>
+      <w:pPr>
+        <w:ind w:left="720"/>
+      </w:pPr>
+      <w:r>
+        <w:rPr>
+          <w:rFonts w:ascii="Aptos" w:eastAsia="Aptos" w:hAnsi="Aptos" w:cs="Aptos"/>
+        </w:rPr>
+        <w:t xml:space="preserve"> CONSTRAINT fk_koristi_meh FOREIGN KEY (IdMehanizacija) REFERENCES MEHANIZACIJA(IdMehanizacija), </w:t>
+      </w:r>
+    </w:p>
+    <w:p>
+      <w:pPr>
+        <w:ind w:left="720"/>
+      </w:pPr>
+      <w:r>
+        <w:rPr>
+          <w:rFonts w:ascii="Aptos" w:eastAsia="Aptos" w:hAnsi="Aptos" w:cs="Aptos"/>
+        </w:rPr>
+        <w:t>CONSTRAINT fk_koristi_pri FOREIGN KEY (IdPrinosa) REFERENCES PRINOS(IdPrinosa)</w:t>
+      </w:r>
+    </w:p>
+    <w:p>
+      <w:r>
+        <w:rPr>
+          <w:rFonts w:ascii="Aptos" w:eastAsia="Aptos" w:hAnsi="Aptos" w:cs="Aptos"/>
         </w:rPr>
         <w:t xml:space="preserve"> );</w:t>
       </w:r>
@@ -4390,35 +4744,202 @@
     <w:p>
       <w:pPr>
         <w:rPr>
-          <w:rFonts w:ascii="Aptos" w:hAnsi="Aptos" w:eastAsia="Aptos" w:cs="Aptos"/>
-        </w:rPr>
-      </w:pPr>
-    </w:p>
-    <w:p>
-      <w:r>
-        <w:rPr>
-          <w:rFonts w:ascii="Aptos" w:hAnsi="Aptos" w:eastAsia="Aptos" w:cs="Aptos"/>
-        </w:rPr>
-        <w:t xml:space="preserve">CREATE TABLE PRODAJA </w:t>
-      </w:r>
-    </w:p>
-    <w:p>
-      <w:r>
-        <w:rPr>
-          <w:rFonts w:ascii="Aptos" w:hAnsi="Aptos" w:eastAsia="Aptos" w:cs="Aptos"/>
+          <w:rFonts w:ascii="Aptos" w:eastAsia="Aptos" w:hAnsi="Aptos" w:cs="Aptos"/>
+        </w:rPr>
+      </w:pPr>
+    </w:p>
+    <w:p>
+      <w:pPr>
+        <w:rPr>
+          <w:rFonts w:ascii="Aptos" w:eastAsia="Aptos" w:hAnsi="Aptos" w:cs="Aptos"/>
+        </w:rPr>
+      </w:pPr>
+      <w:r>
+        <w:rPr>
+          <w:rFonts w:ascii="Aptos" w:eastAsia="Aptos" w:hAnsi="Aptos" w:cs="Aptos"/>
+        </w:rPr>
+        <w:t xml:space="preserve">CREATE TABLE PROIZVODE </w:t>
+      </w:r>
+    </w:p>
+    <w:p>
+      <w:r>
+        <w:rPr>
+          <w:rFonts w:ascii="Aptos" w:eastAsia="Aptos" w:hAnsi="Aptos" w:cs="Aptos"/>
         </w:rPr>
         <w:t xml:space="preserve">( </w:t>
       </w:r>
     </w:p>
     <w:p>
+      <w:r>
+        <w:rPr>
+          <w:rFonts w:ascii="Aptos" w:eastAsia="Aptos" w:hAnsi="Aptos" w:cs="Aptos"/>
+        </w:rPr>
+        <w:t xml:space="preserve">    UseviZivotinjeId NUMBER</w:t>
+      </w:r>
+      <w:r>
+        <w:rPr>
+          <w:rFonts w:ascii="Aptos" w:eastAsia="Aptos" w:hAnsi="Aptos" w:cs="Aptos"/>
+        </w:rPr>
+        <w:t xml:space="preserve"> </w:t>
+      </w:r>
+      <w:r>
+        <w:rPr>
+          <w:rFonts w:ascii="Aptos" w:eastAsia="Aptos" w:hAnsi="Aptos" w:cs="Aptos"/>
+        </w:rPr>
+        <w:t xml:space="preserve">, </w:t>
+      </w:r>
+    </w:p>
+    <w:p>
+      <w:r>
+        <w:rPr>
+          <w:rFonts w:ascii="Aptos" w:eastAsia="Aptos" w:hAnsi="Aptos" w:cs="Aptos"/>
+        </w:rPr>
+        <w:t xml:space="preserve">    IdPrinosa NUMBER</w:t>
+      </w:r>
+      <w:r>
+        <w:rPr>
+          <w:rFonts w:ascii="Aptos" w:eastAsia="Aptos" w:hAnsi="Aptos" w:cs="Aptos"/>
+        </w:rPr>
+        <w:t xml:space="preserve"> </w:t>
+      </w:r>
+      <w:r>
+        <w:rPr>
+          <w:rFonts w:ascii="Aptos" w:eastAsia="Aptos" w:hAnsi="Aptos" w:cs="Aptos"/>
+        </w:rPr>
+        <w:t>,</w:t>
+      </w:r>
+      <w:r>
+        <w:rPr>
+          <w:rFonts w:ascii="Aptos" w:eastAsia="Aptos" w:hAnsi="Aptos" w:cs="Aptos"/>
+        </w:rPr>
+        <w:t xml:space="preserve"> </w:t>
+      </w:r>
+      <w:r>
+        <w:rPr>
+          <w:rFonts w:ascii="Aptos" w:eastAsia="Aptos" w:hAnsi="Aptos" w:cs="Aptos"/>
+        </w:rPr>
+        <w:t xml:space="preserve"> </w:t>
+      </w:r>
+    </w:p>
+    <w:p>
+      <w:r>
+        <w:rPr>
+          <w:rFonts w:ascii="Aptos" w:eastAsia="Aptos" w:hAnsi="Aptos" w:cs="Aptos"/>
+        </w:rPr>
+        <w:t xml:space="preserve">    DatumProizvodnje DATE</w:t>
+      </w:r>
+      <w:r>
+        <w:rPr>
+          <w:rFonts w:ascii="Aptos" w:eastAsia="Aptos" w:hAnsi="Aptos" w:cs="Aptos"/>
+        </w:rPr>
+        <w:t xml:space="preserve"> </w:t>
+      </w:r>
+      <w:r>
+        <w:rPr>
+          <w:rFonts w:ascii="Aptos" w:eastAsia="Aptos" w:hAnsi="Aptos" w:cs="Aptos"/>
+        </w:rPr>
+        <w:t xml:space="preserve">, </w:t>
+      </w:r>
+    </w:p>
+    <w:p>
+      <w:r>
+        <w:rPr>
+          <w:rFonts w:ascii="Aptos" w:eastAsia="Aptos" w:hAnsi="Aptos" w:cs="Aptos"/>
+        </w:rPr>
+        <w:t xml:space="preserve">    </w:t>
+      </w:r>
+      <w:r>
+        <w:rPr>
+          <w:rFonts w:ascii="Aptos" w:eastAsia="Aptos" w:hAnsi="Aptos" w:cs="Aptos"/>
+        </w:rPr>
+        <w:t>CONSTRAINT pk_proizvode PRIMARY KEY (UseviZivotinjeId, IdPrinosa, DatumProizvodnje),</w:t>
+      </w:r>
+    </w:p>
+    <w:p>
+      <w:r>
+        <w:rPr>
+          <w:rFonts w:ascii="Aptos" w:eastAsia="Aptos" w:hAnsi="Aptos" w:cs="Aptos"/>
+        </w:rPr>
+        <w:t xml:space="preserve">    CONSTRAINT fk_proizvode_kat FOREIGN KEY (UseviZivotinjeId) </w:t>
+      </w:r>
+    </w:p>
+    <w:p>
+      <w:r>
+        <w:rPr>
+          <w:rFonts w:ascii="Aptos" w:eastAsia="Aptos" w:hAnsi="Aptos" w:cs="Aptos"/>
+        </w:rPr>
+        <w:t xml:space="preserve">        REFERENCES USEVI_ZIVOTNJE_KATEGORIJA(UseviZivotinjeId), </w:t>
+      </w:r>
+    </w:p>
+    <w:p>
+      <w:r>
+        <w:rPr>
+          <w:rFonts w:ascii="Aptos" w:eastAsia="Aptos" w:hAnsi="Aptos" w:cs="Aptos"/>
+        </w:rPr>
+        <w:t xml:space="preserve">    CONSTRAINT fk_proizvode_pri FOREIGN KEY (IdPrinosa) REFERENCES PRINOS(IdPrinosa) </w:t>
+      </w:r>
+    </w:p>
+    <w:p>
+      <w:r>
+        <w:rPr>
+          <w:rFonts w:ascii="Aptos" w:eastAsia="Aptos" w:hAnsi="Aptos" w:cs="Aptos"/>
+        </w:rPr>
+        <w:t>);</w:t>
+      </w:r>
+    </w:p>
+    <w:p>
+      <w:pPr>
+        <w:rPr>
+          <w:rFonts w:ascii="Aptos" w:eastAsia="Aptos" w:hAnsi="Aptos" w:cs="Aptos"/>
+        </w:rPr>
+      </w:pPr>
+    </w:p>
+    <w:p>
+      <w:pPr>
+        <w:rPr>
+          <w:rFonts w:ascii="Aptos" w:eastAsia="Aptos" w:hAnsi="Aptos" w:cs="Aptos"/>
+        </w:rPr>
+      </w:pPr>
+    </w:p>
+    <w:p>
+      <w:pPr>
+        <w:rPr>
+          <w:rFonts w:ascii="Aptos" w:eastAsia="Aptos" w:hAnsi="Aptos" w:cs="Aptos"/>
+        </w:rPr>
+      </w:pPr>
+    </w:p>
+    <w:p>
+      <w:pPr>
+        <w:rPr>
+          <w:rFonts w:ascii="Aptos" w:eastAsia="Aptos" w:hAnsi="Aptos" w:cs="Aptos"/>
+        </w:rPr>
+      </w:pPr>
+    </w:p>
+    <w:p>
+      <w:r>
+        <w:rPr>
+          <w:rFonts w:ascii="Aptos" w:eastAsia="Aptos" w:hAnsi="Aptos" w:cs="Aptos"/>
+        </w:rPr>
+        <w:t xml:space="preserve">CREATE TABLE VOCNJACI </w:t>
+      </w:r>
+    </w:p>
+    <w:p>
+      <w:r>
+        <w:rPr>
+          <w:rFonts w:ascii="Aptos" w:eastAsia="Aptos" w:hAnsi="Aptos" w:cs="Aptos"/>
+        </w:rPr>
+        <w:t xml:space="preserve">( </w:t>
+      </w:r>
+    </w:p>
+    <w:p>
       <w:pPr>
         <w:ind w:left="720"/>
       </w:pPr>
       <w:r>
         <w:rPr>
-          <w:rFonts w:ascii="Aptos" w:hAnsi="Aptos" w:eastAsia="Aptos" w:cs="Aptos"/>
-        </w:rPr>
-        <w:t>IdProdaja NUMBER PRIMARY KEY,</w:t>
+          <w:rFonts w:ascii="Aptos" w:eastAsia="Aptos" w:hAnsi="Aptos" w:cs="Aptos"/>
+        </w:rPr>
+        <w:t>IdUsevi NUMBER PRIMARY KEY,</w:t>
       </w:r>
     </w:p>
     <w:p>
@@ -4427,9 +4948,9 @@
       </w:pPr>
       <w:r>
         <w:rPr>
-          <w:rFonts w:ascii="Aptos" w:hAnsi="Aptos" w:eastAsia="Aptos" w:cs="Aptos"/>
-        </w:rPr>
-        <w:t xml:space="preserve"> BrojFakture VARCHAR2(50) UNIQUE, </w:t>
+          <w:rFonts w:ascii="Aptos" w:eastAsia="Aptos" w:hAnsi="Aptos" w:cs="Aptos"/>
+        </w:rPr>
+        <w:t xml:space="preserve"> GodinaSadnje NUMBER(4),</w:t>
       </w:r>
     </w:p>
     <w:p>
@@ -4438,9 +4959,9 @@
       </w:pPr>
       <w:r>
         <w:rPr>
-          <w:rFonts w:ascii="Aptos" w:hAnsi="Aptos" w:eastAsia="Aptos" w:cs="Aptos"/>
-        </w:rPr>
-        <w:t xml:space="preserve">IdPrinosa NUMBER, </w:t>
+          <w:rFonts w:ascii="Aptos" w:eastAsia="Aptos" w:hAnsi="Aptos" w:cs="Aptos"/>
+        </w:rPr>
+        <w:t xml:space="preserve"> BrojStabala NUMBER,</w:t>
       </w:r>
     </w:p>
     <w:p>
@@ -4449,9 +4970,9 @@
       </w:pPr>
       <w:r>
         <w:rPr>
-          <w:rFonts w:ascii="Aptos" w:hAnsi="Aptos" w:eastAsia="Aptos" w:cs="Aptos"/>
-        </w:rPr>
-        <w:t xml:space="preserve">TipPlacanja VARCHAR2(50), </w:t>
+          <w:rFonts w:ascii="Aptos" w:eastAsia="Aptos" w:hAnsi="Aptos" w:cs="Aptos"/>
+        </w:rPr>
+        <w:t xml:space="preserve"> Sorta VARCHAR2(100), </w:t>
       </w:r>
     </w:p>
     <w:p>
@@ -4460,9 +4981,9 @@
       </w:pPr>
       <w:r>
         <w:rPr>
-          <w:rFonts w:ascii="Aptos" w:hAnsi="Aptos" w:eastAsia="Aptos" w:cs="Aptos"/>
-        </w:rPr>
-        <w:t>Komentar VARCHAR2(500),</w:t>
+          <w:rFonts w:ascii="Aptos" w:eastAsia="Aptos" w:hAnsi="Aptos" w:cs="Aptos"/>
+        </w:rPr>
+        <w:t>DatumRezidbe DATE,</w:t>
       </w:r>
     </w:p>
     <w:p>
@@ -4471,96 +4992,240 @@
       </w:pPr>
       <w:r>
         <w:rPr>
-          <w:rFonts w:ascii="Aptos" w:hAnsi="Aptos" w:eastAsia="Aptos" w:cs="Aptos"/>
+          <w:rFonts w:ascii="Aptos" w:eastAsia="Aptos" w:hAnsi="Aptos" w:cs="Aptos"/>
+        </w:rPr>
+        <w:t xml:space="preserve"> RodniCiklus VARCHAR2(50),</w:t>
+      </w:r>
+    </w:p>
+    <w:p>
+      <w:pPr>
+        <w:ind w:left="720"/>
+      </w:pPr>
+      <w:r>
+        <w:rPr>
+          <w:rFonts w:ascii="Aptos" w:eastAsia="Aptos" w:hAnsi="Aptos" w:cs="Aptos"/>
+        </w:rPr>
+        <w:t xml:space="preserve"> CONSTRAINT fk_vocnjaci_usevi FOREIGN KEY (IdUsevi) REFERENCES USEVI(Id)</w:t>
+      </w:r>
+    </w:p>
+    <w:p>
+      <w:r>
+        <w:rPr>
+          <w:rFonts w:ascii="Aptos" w:eastAsia="Aptos" w:hAnsi="Aptos" w:cs="Aptos"/>
+        </w:rPr>
+        <w:t xml:space="preserve"> );</w:t>
+      </w:r>
+    </w:p>
+    <w:p>
+      <w:pPr>
+        <w:rPr>
+          <w:rFonts w:ascii="Aptos" w:eastAsia="Aptos" w:hAnsi="Aptos" w:cs="Aptos"/>
+        </w:rPr>
+      </w:pPr>
+    </w:p>
+    <w:p>
+      <w:pPr>
+        <w:rPr>
+          <w:rFonts w:ascii="Aptos" w:eastAsia="Aptos" w:hAnsi="Aptos" w:cs="Aptos"/>
+        </w:rPr>
+      </w:pPr>
+      <w:r>
+        <w:rPr>
+          <w:rFonts w:ascii="Aptos" w:eastAsia="Aptos" w:hAnsi="Aptos" w:cs="Aptos"/>
+        </w:rPr>
+        <w:t>CREATE TABLE ZITARICE</w:t>
+      </w:r>
+    </w:p>
+    <w:p>
+      <w:pPr>
+        <w:rPr>
+          <w:rFonts w:ascii="Aptos" w:eastAsia="Aptos" w:hAnsi="Aptos" w:cs="Aptos"/>
+        </w:rPr>
+      </w:pPr>
+      <w:r>
+        <w:rPr>
+          <w:rFonts w:ascii="Aptos" w:eastAsia="Aptos" w:hAnsi="Aptos" w:cs="Aptos"/>
+        </w:rPr>
+        <w:t xml:space="preserve"> (</w:t>
+      </w:r>
+    </w:p>
+    <w:p>
+      <w:r>
+        <w:rPr>
+          <w:rFonts w:ascii="Aptos" w:eastAsia="Aptos" w:hAnsi="Aptos" w:cs="Aptos"/>
+        </w:rPr>
+        <w:t xml:space="preserve">    IdUsevi NUMBER PRIMARY KEY,</w:t>
+      </w:r>
+    </w:p>
+    <w:p>
+      <w:r>
+        <w:rPr>
+          <w:rFonts w:ascii="Aptos" w:eastAsia="Aptos" w:hAnsi="Aptos" w:cs="Aptos"/>
+        </w:rPr>
+        <w:t xml:space="preserve">    GustinaSetve NUMBER(10,2),</w:t>
+      </w:r>
+    </w:p>
+    <w:p>
+      <w:r>
+        <w:rPr>
+          <w:rFonts w:ascii="Aptos" w:eastAsia="Aptos" w:hAnsi="Aptos" w:cs="Aptos"/>
+        </w:rPr>
+        <w:t xml:space="preserve">    KolicinaSemenaPoHektaru NUMBER(10,2),</w:t>
+      </w:r>
+    </w:p>
+    <w:p>
+      <w:r>
+        <w:rPr>
+          <w:rFonts w:ascii="Aptos" w:eastAsia="Aptos" w:hAnsi="Aptos" w:cs="Aptos"/>
+        </w:rPr>
+        <w:t xml:space="preserve">    PrinosPoHektaru NUMBER(10,2),</w:t>
+      </w:r>
+    </w:p>
+    <w:p>
+      <w:r>
+        <w:rPr>
+          <w:rFonts w:ascii="Aptos" w:eastAsia="Aptos" w:hAnsi="Aptos" w:cs="Aptos"/>
+        </w:rPr>
+        <w:t xml:space="preserve">    TipDjubrenja VARCHAR2(100),</w:t>
+      </w:r>
+    </w:p>
+    <w:p>
+      <w:r>
+        <w:rPr>
+          <w:rFonts w:ascii="Aptos" w:eastAsia="Aptos" w:hAnsi="Aptos" w:cs="Aptos"/>
+        </w:rPr>
+        <w:t xml:space="preserve">    Tip VARCHAR2(50),</w:t>
+      </w:r>
+    </w:p>
+    <w:p>
+      <w:pPr>
+        <w:rPr>
+          <w:rFonts w:ascii="Aptos" w:eastAsia="Aptos" w:hAnsi="Aptos" w:cs="Aptos"/>
+        </w:rPr>
+      </w:pPr>
+      <w:r>
+        <w:rPr>
+          <w:rFonts w:ascii="Aptos" w:eastAsia="Aptos" w:hAnsi="Aptos" w:cs="Aptos"/>
+        </w:rPr>
+        <w:t xml:space="preserve">    ProcenatGlutena NUMBER(10,2),</w:t>
+      </w:r>
+    </w:p>
+    <w:p>
+      <w:pPr>
+        <w:rPr>
+          <w:rFonts w:ascii="Aptos" w:eastAsia="Aptos" w:hAnsi="Aptos" w:cs="Aptos"/>
+        </w:rPr>
+      </w:pPr>
+      <w:r>
+        <w:rPr>
+          <w:rFonts w:ascii="Aptos" w:eastAsia="Aptos" w:hAnsi="Aptos" w:cs="Aptos"/>
+        </w:rPr>
+        <w:t xml:space="preserve">   TezinaKlipa NUMBER(10,2),</w:t>
+      </w:r>
+    </w:p>
+    <w:p>
+      <w:pPr>
+        <w:rPr>
+          <w:rFonts w:ascii="Aptos" w:eastAsia="Aptos" w:hAnsi="Aptos" w:cs="Aptos"/>
+        </w:rPr>
+      </w:pPr>
+      <w:r>
+        <w:rPr>
+          <w:rFonts w:ascii="Aptos" w:eastAsia="Aptos" w:hAnsi="Aptos" w:cs="Aptos"/>
+        </w:rPr>
+        <w:t xml:space="preserve">   KalorijskaVRednost NUMBER(10,2),</w:t>
+      </w:r>
+    </w:p>
+    <w:p>
+      <w:r>
+        <w:rPr>
+          <w:rFonts w:ascii="Aptos" w:eastAsia="Aptos" w:hAnsi="Aptos" w:cs="Aptos"/>
         </w:rPr>
         <w:lastRenderedPageBreak/>
-        <w:t xml:space="preserve"> CenaPoJedinici NUMBER(10,2),</w:t>
-      </w:r>
-    </w:p>
-    <w:p>
-      <w:pPr>
-        <w:ind w:left="720"/>
-      </w:pPr>
-      <w:r>
-        <w:rPr>
-          <w:rFonts w:ascii="Aptos" w:hAnsi="Aptos" w:eastAsia="Aptos" w:cs="Aptos"/>
-        </w:rPr>
-        <w:t xml:space="preserve"> JedinicaMere VARCHAR2(20),</w:t>
-      </w:r>
-    </w:p>
-    <w:p>
-      <w:pPr>
-        <w:ind w:left="720"/>
-      </w:pPr>
-      <w:r>
-        <w:rPr>
-          <w:rFonts w:ascii="Aptos" w:hAnsi="Aptos" w:eastAsia="Aptos" w:cs="Aptos"/>
-        </w:rPr>
-        <w:t xml:space="preserve"> Datum DATE, </w:t>
-      </w:r>
-    </w:p>
-    <w:p>
-      <w:pPr>
-        <w:ind w:left="720"/>
-      </w:pPr>
-      <w:r>
-        <w:rPr>
-          <w:rFonts w:ascii="Aptos" w:hAnsi="Aptos" w:eastAsia="Aptos" w:cs="Aptos"/>
-        </w:rPr>
-        <w:t>Kolicina NUMBER(10,2),</w:t>
-      </w:r>
-    </w:p>
-    <w:p>
-      <w:pPr>
-        <w:ind w:left="720"/>
-        <w:rPr>
-          <w:rFonts w:ascii="Aptos" w:hAnsi="Aptos" w:eastAsia="Aptos" w:cs="Aptos"/>
-        </w:rPr>
-      </w:pPr>
-      <w:r>
-        <w:rPr>
-          <w:rFonts w:ascii="Aptos" w:hAnsi="Aptos" w:eastAsia="Aptos" w:cs="Aptos"/>
-        </w:rPr>
-        <w:t>Kupac VARCHAR2(50)</w:t>
-      </w:r>
-    </w:p>
-    <w:p>
-      <w:pPr>
-        <w:ind w:left="720"/>
-      </w:pPr>
-      <w:r>
-        <w:rPr>
-          <w:rFonts w:ascii="Aptos" w:hAnsi="Aptos" w:eastAsia="Aptos" w:cs="Aptos"/>
-        </w:rPr>
-        <w:t xml:space="preserve"> CONSTRAINT fk_prodaja_prinos FOREIGN KEY (IdPrinosa) REFERENCES PRINOS(IdPrinosa) </w:t>
-      </w:r>
-      <w:r>
-        <w:rPr>
-          <w:rFonts w:ascii="Aptos" w:hAnsi="Aptos" w:eastAsia="Aptos" w:cs="Aptos"/>
+        <w:t xml:space="preserve">    CONSTRAINT fk_zitarice_usevi FOREIGN KEY (IdUsevi) REFERENCES USEVI(Id),</w:t>
+      </w:r>
+    </w:p>
+    <w:p>
+      <w:r>
+        <w:rPr>
+          <w:rFonts w:ascii="Aptos" w:eastAsia="Aptos" w:hAnsi="Aptos" w:cs="Aptos"/>
+        </w:rPr>
+        <w:t xml:space="preserve">    CONSTRAINT chk_tip_zitarice </w:t>
+      </w:r>
+    </w:p>
+    <w:p>
+      <w:r>
+        <w:rPr>
+          <w:rFonts w:ascii="Aptos" w:eastAsia="Aptos" w:hAnsi="Aptos" w:cs="Aptos"/>
+        </w:rPr>
+        <w:t xml:space="preserve">        CHECK (Tip IN ('p</w:t>
+      </w:r>
+      <w:r>
+        <w:rPr>
+          <w:rFonts w:ascii="Aptos" w:eastAsia="Aptos" w:hAnsi="Aptos" w:cs="Aptos"/>
+        </w:rPr>
+        <w:t>s</w:t>
+      </w:r>
+      <w:r>
+        <w:rPr>
+          <w:rFonts w:ascii="Aptos" w:eastAsia="Aptos" w:hAnsi="Aptos" w:cs="Aptos"/>
+        </w:rPr>
+        <w:t>enica', 'kukuruz', 'je</w:t>
+      </w:r>
+      <w:r>
+        <w:rPr>
+          <w:rFonts w:ascii="Aptos" w:eastAsia="Aptos" w:hAnsi="Aptos" w:cs="Aptos"/>
+        </w:rPr>
+        <w:t>c</w:t>
+      </w:r>
+      <w:r>
+        <w:rPr>
+          <w:rFonts w:ascii="Aptos" w:eastAsia="Aptos" w:hAnsi="Aptos" w:cs="Aptos"/>
+        </w:rPr>
+        <w:t>am'))</w:t>
+      </w:r>
+      <w:r>
+        <w:rPr>
+          <w:rFonts w:ascii="Aptos" w:eastAsia="Aptos" w:hAnsi="Aptos" w:cs="Aptos"/>
         </w:rPr>
         <w:t>,</w:t>
       </w:r>
     </w:p>
     <w:p>
       <w:pPr>
-        <w:pStyle w:val="Normal"/>
-        <w:ind w:left="720"/>
-      </w:pPr>
-      <w:r>
-        <w:rPr>
-          <w:rFonts w:ascii="Aptos" w:hAnsi="Aptos" w:eastAsia="Aptos" w:cs="Aptos"/>
-          <w:noProof/>
-          <w:sz w:val="24"/>
-          <w:szCs w:val="24"/>
-          <w:lang w:val="en-GB"/>
-        </w:rPr>
-        <w:t>CONSTRAINT chk_prodaja_jedinica CHECK (JedinicaMere IN ('kg', 't', 'g', 'l', 'komad')), CONSTRAINT chk_prodaja_placanje CHECK (TipPlacanja IN ('gotovina', 'kartica'))</w:t>
-      </w:r>
-    </w:p>
-    <w:p>
-      <w:r>
-        <w:rPr>
-          <w:rFonts w:ascii="Aptos" w:hAnsi="Aptos" w:eastAsia="Aptos" w:cs="Aptos"/>
+        <w:rPr>
+          <w:rFonts w:ascii="Aptos" w:eastAsia="Aptos" w:hAnsi="Aptos" w:cs="Aptos"/>
+        </w:rPr>
+      </w:pPr>
+      <w:r>
+        <w:rPr>
+          <w:rFonts w:ascii="Aptos" w:eastAsia="Aptos" w:hAnsi="Aptos" w:cs="Aptos"/>
+        </w:rPr>
+        <w:t>CONSTRAINT chk_tip_djubrenja</w:t>
+      </w:r>
+    </w:p>
+    <w:p>
+      <w:pPr>
+        <w:rPr>
+          <w:rFonts w:ascii="Aptos" w:eastAsia="Aptos" w:hAnsi="Aptos" w:cs="Aptos"/>
+        </w:rPr>
+      </w:pPr>
+      <w:r>
+        <w:rPr>
+          <w:rFonts w:ascii="Aptos" w:eastAsia="Aptos" w:hAnsi="Aptos" w:cs="Aptos"/>
+        </w:rPr>
+        <w:t>CHECK (TipDjubrenja IN ('mineralno', 'organsko', 'kombinovano'))</w:t>
+      </w:r>
+    </w:p>
+    <w:p>
+      <w:pPr>
+        <w:rPr>
+          <w:rFonts w:ascii="Aptos" w:eastAsia="Aptos" w:hAnsi="Aptos" w:cs="Aptos"/>
+        </w:rPr>
+      </w:pPr>
+      <w:r>
+        <w:rPr>
+          <w:rFonts w:ascii="Aptos" w:eastAsia="Aptos" w:hAnsi="Aptos" w:cs="Aptos"/>
         </w:rPr>
         <w:t>);</w:t>
       </w:r>
@@ -4568,40 +5233,33 @@
     <w:p>
       <w:pPr>
         <w:rPr>
-          <w:rFonts w:ascii="Aptos" w:hAnsi="Aptos" w:eastAsia="Aptos" w:cs="Aptos"/>
-        </w:rPr>
-      </w:pPr>
-    </w:p>
-    <w:p>
-      <w:pPr>
-        <w:rPr>
-          <w:rFonts w:ascii="Aptos" w:hAnsi="Aptos" w:eastAsia="Aptos" w:cs="Aptos"/>
-        </w:rPr>
-      </w:pPr>
-    </w:p>
-    <w:p/>
-    <w:p>
-      <w:pPr>
-        <w:rPr>
-          <w:rFonts w:ascii="Aptos" w:hAnsi="Aptos" w:eastAsia="Aptos" w:cs="Aptos"/>
-        </w:rPr>
-      </w:pPr>
-      <w:r>
-        <w:rPr>
-          <w:rFonts w:ascii="Aptos" w:hAnsi="Aptos" w:eastAsia="Aptos" w:cs="Aptos"/>
-        </w:rPr>
-        <w:t>CREATE TABLE SUBVENCIJA</w:t>
-      </w:r>
-    </w:p>
-    <w:p>
-      <w:pPr>
-        <w:rPr>
-          <w:rFonts w:ascii="Aptos" w:hAnsi="Aptos" w:eastAsia="Aptos" w:cs="Aptos"/>
-        </w:rPr>
-      </w:pPr>
-      <w:r>
-        <w:rPr>
-          <w:rFonts w:ascii="Aptos" w:hAnsi="Aptos" w:eastAsia="Aptos" w:cs="Aptos"/>
+          <w:rFonts w:ascii="Aptos" w:eastAsia="Aptos" w:hAnsi="Aptos" w:cs="Aptos"/>
+          <w:highlight w:val="green"/>
+        </w:rPr>
+      </w:pPr>
+    </w:p>
+    <w:p>
+      <w:pPr>
+        <w:rPr>
+          <w:rFonts w:ascii="Aptos" w:eastAsia="Aptos" w:hAnsi="Aptos" w:cs="Aptos"/>
+        </w:rPr>
+      </w:pPr>
+      <w:r>
+        <w:rPr>
+          <w:rFonts w:ascii="Aptos" w:eastAsia="Aptos" w:hAnsi="Aptos" w:cs="Aptos"/>
+        </w:rPr>
+        <w:t>CREATE TABLE POVRCE</w:t>
+      </w:r>
+    </w:p>
+    <w:p>
+      <w:pPr>
+        <w:rPr>
+          <w:rFonts w:ascii="Aptos" w:eastAsia="Aptos" w:hAnsi="Aptos" w:cs="Aptos"/>
+        </w:rPr>
+      </w:pPr>
+      <w:r>
+        <w:rPr>
+          <w:rFonts w:ascii="Aptos" w:eastAsia="Aptos" w:hAnsi="Aptos" w:cs="Aptos"/>
         </w:rPr>
         <w:t xml:space="preserve"> (</w:t>
       </w:r>
@@ -4609,213 +5267,144 @@
     <w:p>
       <w:r>
         <w:rPr>
-          <w:rFonts w:ascii="Aptos" w:hAnsi="Aptos" w:eastAsia="Aptos" w:cs="Aptos"/>
-        </w:rPr>
-        <w:t xml:space="preserve">    IdSubvencija NUMBER PRIMARY KEY,</w:t>
-      </w:r>
-    </w:p>
-    <w:p>
-      <w:r>
-        <w:rPr>
-          <w:rFonts w:ascii="Aptos" w:hAnsi="Aptos" w:eastAsia="Aptos" w:cs="Aptos"/>
-        </w:rPr>
-        <w:t xml:space="preserve">    BrojResenja VARCHAR2(100) UNIQUE,</w:t>
-      </w:r>
-    </w:p>
-    <w:p>
-      <w:r>
-        <w:rPr>
-          <w:rFonts w:ascii="Aptos" w:hAnsi="Aptos" w:eastAsia="Aptos" w:cs="Aptos"/>
-        </w:rPr>
-        <w:t xml:space="preserve">    UseviZivotinjeId NUMBER,</w:t>
-      </w:r>
-    </w:p>
-    <w:p>
-      <w:r>
-        <w:rPr>
-          <w:rFonts w:ascii="Aptos" w:hAnsi="Aptos" w:eastAsia="Aptos" w:cs="Aptos"/>
-        </w:rPr>
-        <w:t xml:space="preserve">    Vrsta VARCHAR2(100),</w:t>
-      </w:r>
-    </w:p>
-    <w:p>
-      <w:r>
-        <w:rPr>
-          <w:rFonts w:ascii="Aptos" w:hAnsi="Aptos" w:eastAsia="Aptos" w:cs="Aptos"/>
-        </w:rPr>
-        <w:t xml:space="preserve">    Iznos NUMBER(15,2),</w:t>
-      </w:r>
-    </w:p>
-    <w:p>
-      <w:r>
-        <w:rPr>
-          <w:rFonts w:ascii="Aptos" w:hAnsi="Aptos" w:eastAsia="Aptos" w:cs="Aptos"/>
-        </w:rPr>
-        <w:t xml:space="preserve">    Valuta VARCHAR2(10),</w:t>
-      </w:r>
-    </w:p>
-    <w:p>
-      <w:r>
-        <w:rPr>
-          <w:rFonts w:ascii="Aptos" w:hAnsi="Aptos" w:eastAsia="Aptos" w:cs="Aptos"/>
-        </w:rPr>
-        <w:t xml:space="preserve">    DatumPodnosenja DATE,</w:t>
-      </w:r>
-    </w:p>
-    <w:p>
-      <w:r>
-        <w:rPr>
-          <w:rFonts w:ascii="Aptos" w:hAnsi="Aptos" w:eastAsia="Aptos" w:cs="Aptos"/>
-        </w:rPr>
-        <w:t xml:space="preserve">    DatumOdobrenja DATE,</w:t>
-      </w:r>
-    </w:p>
-    <w:p>
-      <w:r>
-        <w:rPr>
-          <w:rFonts w:ascii="Aptos" w:hAnsi="Aptos" w:eastAsia="Aptos" w:cs="Aptos"/>
-        </w:rPr>
-        <w:t xml:space="preserve">    Status VARCHAR2(50),</w:t>
-      </w:r>
-    </w:p>
-    <w:p>
-      <w:r>
-        <w:rPr>
-          <w:rFonts w:ascii="Aptos" w:hAnsi="Aptos" w:eastAsia="Aptos" w:cs="Aptos"/>
-        </w:rPr>
-        <w:t xml:space="preserve">    Komentar VARCHAR2(1000),</w:t>
-      </w:r>
-    </w:p>
-    <w:p>
-      <w:pPr>
-        <w:rPr>
-          <w:rFonts w:ascii="Aptos" w:hAnsi="Aptos" w:eastAsia="Aptos" w:cs="Aptos"/>
-        </w:rPr>
-      </w:pPr>
-    </w:p>
-    <w:p>
-      <w:r>
-        <w:rPr>
-          <w:rFonts w:ascii="Aptos" w:hAnsi="Aptos" w:eastAsia="Aptos" w:cs="Aptos"/>
-        </w:rPr>
-        <w:t xml:space="preserve">    CONSTRAINT fk_subvencija_kat FOREIGN KEY (UseviZivotinjeId) </w:t>
-      </w:r>
-    </w:p>
-    <w:p>
-      <w:r>
-        <w:rPr>
-          <w:rFonts w:ascii="Aptos" w:hAnsi="Aptos" w:eastAsia="Aptos" w:cs="Aptos"/>
-        </w:rPr>
-        <w:t xml:space="preserve">        REFERENCES USEVI_ZIVOTNJE_KATEGORIJA(UseviZivotinjeId),</w:t>
-      </w:r>
-    </w:p>
-    <w:p>
-      <w:r>
-        <w:rPr>
-          <w:rFonts w:ascii="Aptos" w:hAnsi="Aptos" w:eastAsia="Aptos" w:cs="Aptos"/>
-        </w:rPr>
-        <w:t xml:space="preserve">     CONSTRAINT chk_vrsta_subvencije </w:t>
-      </w:r>
-    </w:p>
-    <w:p>
-      <w:r>
-        <w:rPr>
-          <w:rFonts w:ascii="Aptos" w:hAnsi="Aptos" w:eastAsia="Aptos" w:cs="Aptos"/>
-        </w:rPr>
-        <w:t xml:space="preserve">        CHECK (Vrsta IN ('podsticaj za setvu', 'subvencija za </w:t>
-      </w:r>
-      <w:r>
-        <w:rPr>
-          <w:rFonts w:ascii="Aptos" w:hAnsi="Aptos" w:eastAsia="Aptos" w:cs="Aptos"/>
-        </w:rPr>
-        <w:t>sto</w:t>
-      </w:r>
-      <w:r>
-        <w:rPr>
-          <w:rFonts w:ascii="Aptos" w:hAnsi="Aptos" w:eastAsia="Aptos" w:cs="Aptos"/>
-        </w:rPr>
-        <w:t>c</w:t>
-      </w:r>
-      <w:r>
-        <w:rPr>
-          <w:rFonts w:ascii="Aptos" w:hAnsi="Aptos" w:eastAsia="Aptos" w:cs="Aptos"/>
-        </w:rPr>
-        <w:t>arstvo', 'ekolo</w:t>
-      </w:r>
-      <w:r>
-        <w:rPr>
-          <w:rFonts w:ascii="Aptos" w:hAnsi="Aptos" w:eastAsia="Aptos" w:cs="Aptos"/>
-        </w:rPr>
-        <w:t>s</w:t>
-      </w:r>
-      <w:r>
-        <w:rPr>
-          <w:rFonts w:ascii="Aptos" w:hAnsi="Aptos" w:eastAsia="Aptos" w:cs="Aptos"/>
-        </w:rPr>
-        <w:t>ka</w:t>
-      </w:r>
-      <w:r>
-        <w:rPr>
-          <w:rFonts w:ascii="Aptos" w:hAnsi="Aptos" w:eastAsia="Aptos" w:cs="Aptos"/>
-        </w:rPr>
-        <w:t xml:space="preserve"> mera'))</w:t>
-      </w:r>
-      <w:r>
-        <w:rPr>
-          <w:rFonts w:ascii="Aptos" w:hAnsi="Aptos" w:eastAsia="Aptos" w:cs="Aptos"/>
-        </w:rPr>
-        <w:t>,</w:t>
-      </w:r>
-    </w:p>
-    <w:p>
-      <w:pPr>
-        <w:pStyle w:val="Normal"/>
-      </w:pPr>
-      <w:r>
-        <w:rPr>
-          <w:rFonts w:ascii="Aptos" w:hAnsi="Aptos" w:eastAsia="Aptos" w:cs="Aptos"/>
-          <w:noProof/>
-          <w:sz w:val="24"/>
-          <w:szCs w:val="24"/>
-          <w:lang w:val="en-GB"/>
-        </w:rPr>
-        <w:t>CONSTRAINT chk_status_subvencije CHECK (Status IN ('podneseno', 'odobreno', 'odbijeno', 'isplaceno')),</w:t>
-      </w:r>
-    </w:p>
-    <w:p>
-      <w:pPr>
-        <w:pStyle w:val="Normal"/>
-      </w:pPr>
-      <w:r>
-        <w:rPr>
-          <w:rFonts w:ascii="Aptos" w:hAnsi="Aptos" w:eastAsia="Aptos" w:cs="Aptos"/>
-          <w:noProof/>
-          <w:sz w:val="24"/>
-          <w:szCs w:val="24"/>
-          <w:lang w:val="en-GB"/>
-        </w:rPr>
-        <w:t>CONSTRAINT chk_valuta_subvencije</w:t>
-      </w:r>
-    </w:p>
-    <w:p>
-      <w:pPr>
-        <w:pStyle w:val="Normal"/>
-      </w:pPr>
-      <w:r>
-        <w:rPr>
-          <w:rFonts w:ascii="Aptos" w:hAnsi="Aptos" w:eastAsia="Aptos" w:cs="Aptos"/>
-          <w:noProof/>
-          <w:sz w:val="24"/>
-          <w:szCs w:val="24"/>
-          <w:lang w:val="en-GB"/>
-        </w:rPr>
-        <w:t>CHECK (Valuta IN ('RSD', 'EUR'))</w:t>
-      </w:r>
-    </w:p>
-    <w:p>
-      <w:r>
-        <w:rPr>
-          <w:rFonts w:ascii="Aptos" w:hAnsi="Aptos" w:eastAsia="Aptos" w:cs="Aptos"/>
+          <w:rFonts w:ascii="Aptos" w:eastAsia="Aptos" w:hAnsi="Aptos" w:cs="Aptos"/>
+        </w:rPr>
+        <w:t xml:space="preserve">    IdUsevi NUMBER PRIMARY KEY,</w:t>
+      </w:r>
+    </w:p>
+    <w:p>
+      <w:r>
+        <w:rPr>
+          <w:rFonts w:ascii="Aptos" w:eastAsia="Aptos" w:hAnsi="Aptos" w:cs="Aptos"/>
+        </w:rPr>
+        <w:t xml:space="preserve">    BrojSetviGodisnje NUMBER,</w:t>
+      </w:r>
+    </w:p>
+    <w:p>
+      <w:r>
+        <w:rPr>
+          <w:rFonts w:ascii="Aptos" w:eastAsia="Aptos" w:hAnsi="Aptos" w:cs="Aptos"/>
+        </w:rPr>
+        <w:t xml:space="preserve">    ZastitneMere VARCHAR2(1000),</w:t>
+      </w:r>
+    </w:p>
+    <w:p>
+      <w:r>
+        <w:rPr>
+          <w:rFonts w:ascii="Aptos" w:eastAsia="Aptos" w:hAnsi="Aptos" w:cs="Aptos"/>
+        </w:rPr>
+        <w:t xml:space="preserve">    NacinGajenja VARCHAR2(50),</w:t>
+      </w:r>
+    </w:p>
+    <w:p>
+      <w:r>
+        <w:rPr>
+          <w:rFonts w:ascii="Aptos" w:eastAsia="Aptos" w:hAnsi="Aptos" w:cs="Aptos"/>
+        </w:rPr>
+        <w:t xml:space="preserve">    Tip VARCHAR2(50), </w:t>
+      </w:r>
+    </w:p>
+    <w:p>
+      <w:pPr>
+        <w:rPr>
+          <w:rFonts w:ascii="Aptos" w:eastAsia="Aptos" w:hAnsi="Aptos" w:cs="Aptos"/>
+        </w:rPr>
+      </w:pPr>
+      <w:r>
+        <w:rPr>
+          <w:rFonts w:ascii="Aptos" w:eastAsia="Aptos" w:hAnsi="Aptos" w:cs="Aptos"/>
+        </w:rPr>
+        <w:t xml:space="preserve">    Boja VARCHAR(15),</w:t>
+      </w:r>
+    </w:p>
+    <w:p>
+      <w:pPr>
+        <w:rPr>
+          <w:rFonts w:ascii="Aptos" w:eastAsia="Aptos" w:hAnsi="Aptos" w:cs="Aptos"/>
+        </w:rPr>
+      </w:pPr>
+      <w:r>
+        <w:rPr>
+          <w:rFonts w:ascii="Aptos" w:eastAsia="Aptos" w:hAnsi="Aptos" w:cs="Aptos"/>
+        </w:rPr>
+        <w:t xml:space="preserve">   TezinaPloda NUMBER(10, 2),</w:t>
+      </w:r>
+    </w:p>
+    <w:p>
+      <w:pPr>
+        <w:rPr>
+          <w:rFonts w:ascii="Aptos" w:eastAsia="Aptos" w:hAnsi="Aptos" w:cs="Aptos"/>
+        </w:rPr>
+      </w:pPr>
+      <w:r>
+        <w:rPr>
+          <w:rFonts w:ascii="Aptos" w:eastAsia="Aptos" w:hAnsi="Aptos" w:cs="Aptos"/>
+        </w:rPr>
+        <w:t xml:space="preserve">   DubinaZemljista NUMBER(10, 2),</w:t>
+      </w:r>
+    </w:p>
+    <w:p>
+      <w:pPr>
+        <w:rPr>
+          <w:rFonts w:ascii="Aptos" w:eastAsia="Aptos" w:hAnsi="Aptos" w:cs="Aptos"/>
+        </w:rPr>
+      </w:pPr>
+      <w:r>
+        <w:rPr>
+          <w:rFonts w:ascii="Aptos" w:eastAsia="Aptos" w:hAnsi="Aptos" w:cs="Aptos"/>
+        </w:rPr>
+        <w:t xml:space="preserve">   UcestalostZalivanja NUMBER,</w:t>
+      </w:r>
+    </w:p>
+    <w:p>
+      <w:r>
+        <w:rPr>
+          <w:rFonts w:ascii="Aptos" w:eastAsia="Aptos" w:hAnsi="Aptos" w:cs="Aptos"/>
+        </w:rPr>
+        <w:t xml:space="preserve">    CONSTRAINT fk_povrce_usevi FOREIGN KEY (IdUsevi) REFERENCES USEVI(Id),</w:t>
+      </w:r>
+    </w:p>
+    <w:p>
+      <w:r>
+        <w:rPr>
+          <w:rFonts w:ascii="Aptos" w:eastAsia="Aptos" w:hAnsi="Aptos" w:cs="Aptos"/>
+        </w:rPr>
+        <w:t xml:space="preserve">    CONSTRAINT chk_tip_povrce </w:t>
+      </w:r>
+    </w:p>
+    <w:p>
+      <w:r>
+        <w:rPr>
+          <w:rFonts w:ascii="Aptos" w:eastAsia="Aptos" w:hAnsi="Aptos" w:cs="Aptos"/>
+        </w:rPr>
+        <w:t xml:space="preserve">        CHECK (Tip IN ('korenasto', 'lisnato', 'plodovito')),</w:t>
+      </w:r>
+    </w:p>
+    <w:p>
+      <w:r>
+        <w:rPr>
+          <w:rFonts w:ascii="Aptos" w:eastAsia="Aptos" w:hAnsi="Aptos" w:cs="Aptos"/>
+        </w:rPr>
+        <w:t xml:space="preserve">    CONSTRAINT chk_nacin_gajenja </w:t>
+      </w:r>
+    </w:p>
+    <w:p>
+      <w:r>
+        <w:rPr>
+          <w:rFonts w:ascii="Aptos" w:eastAsia="Aptos" w:hAnsi="Aptos" w:cs="Aptos"/>
+        </w:rPr>
+        <w:t xml:space="preserve">        CHECK (NacinGajenja IN ('na otvorenom', 'plastenik'))</w:t>
+      </w:r>
+    </w:p>
+    <w:p>
+      <w:pPr>
+        <w:rPr>
+          <w:rFonts w:ascii="Aptos" w:eastAsia="Aptos" w:hAnsi="Aptos" w:cs="Aptos"/>
+        </w:rPr>
+      </w:pPr>
+      <w:r>
+        <w:rPr>
+          <w:rFonts w:ascii="Aptos" w:eastAsia="Aptos" w:hAnsi="Aptos" w:cs="Aptos"/>
         </w:rPr>
         <w:t>);</w:t>
       </w:r>
@@ -4823,714 +5412,32 @@
     <w:p>
       <w:pPr>
         <w:rPr>
-          <w:rFonts w:ascii="Aptos" w:hAnsi="Aptos" w:eastAsia="Aptos" w:cs="Aptos"/>
-        </w:rPr>
-      </w:pPr>
-    </w:p>
-    <w:p>
-      <w:pPr>
-        <w:rPr>
-          <w:rFonts w:ascii="Aptos" w:hAnsi="Aptos" w:eastAsia="Aptos" w:cs="Aptos"/>
-        </w:rPr>
-      </w:pPr>
-    </w:p>
-    <w:p>
-      <w:pPr>
-        <w:rPr>
-          <w:rFonts w:ascii="Aptos" w:hAnsi="Aptos" w:eastAsia="Aptos" w:cs="Aptos"/>
-        </w:rPr>
-      </w:pPr>
-    </w:p>
-    <w:p>
-      <w:pPr>
-        <w:rPr>
-          <w:rFonts w:ascii="Aptos" w:hAnsi="Aptos" w:eastAsia="Aptos" w:cs="Aptos"/>
-        </w:rPr>
-      </w:pPr>
-    </w:p>
-    <w:p>
-      <w:r>
-        <w:rPr>
-          <w:rFonts w:ascii="Aptos" w:hAnsi="Aptos" w:eastAsia="Aptos" w:cs="Aptos"/>
-        </w:rPr>
-        <w:t xml:space="preserve">CREATE TABLE KORISTI_ZA </w:t>
-      </w:r>
-    </w:p>
-    <w:p>
-      <w:r>
-        <w:rPr>
-          <w:rFonts w:ascii="Aptos" w:hAnsi="Aptos" w:eastAsia="Aptos" w:cs="Aptos"/>
-        </w:rPr>
-        <w:t>(</w:t>
-      </w:r>
-    </w:p>
-    <w:p>
-      <w:pPr>
-        <w:ind w:left="720"/>
-      </w:pPr>
-      <w:r>
-        <w:rPr>
-          <w:rFonts w:ascii="Aptos" w:hAnsi="Aptos" w:eastAsia="Aptos" w:cs="Aptos"/>
-        </w:rPr>
-        <w:t xml:space="preserve"> IdMehanizacija NUMBER, </w:t>
-      </w:r>
-    </w:p>
-    <w:p>
-      <w:pPr>
-        <w:ind w:left="720"/>
-      </w:pPr>
-      <w:r>
-        <w:rPr>
-          <w:rFonts w:ascii="Aptos" w:hAnsi="Aptos" w:eastAsia="Aptos" w:cs="Aptos"/>
-        </w:rPr>
-        <w:t>IdPrinosa NUMBER,</w:t>
-      </w:r>
-    </w:p>
-    <w:p>
-      <w:pPr>
-        <w:ind w:left="720"/>
-      </w:pPr>
-      <w:r>
-        <w:rPr>
-          <w:rFonts w:ascii="Aptos" w:hAnsi="Aptos" w:eastAsia="Aptos" w:cs="Aptos"/>
-        </w:rPr>
-        <w:t xml:space="preserve"> DatumOd DATE,</w:t>
-      </w:r>
-    </w:p>
-    <w:p>
-      <w:pPr>
-        <w:ind w:left="720"/>
-      </w:pPr>
-      <w:r>
-        <w:rPr>
-          <w:rFonts w:ascii="Aptos" w:hAnsi="Aptos" w:eastAsia="Aptos" w:cs="Aptos"/>
-        </w:rPr>
-        <w:t xml:space="preserve"> DatumDo DATE, </w:t>
-      </w:r>
-    </w:p>
-    <w:p>
-      <w:pPr>
-        <w:ind w:left="720"/>
-      </w:pPr>
-      <w:r>
-        <w:rPr>
-          <w:rFonts w:ascii="Aptos" w:hAnsi="Aptos" w:eastAsia="Aptos" w:cs="Aptos"/>
-        </w:rPr>
-        <w:t>PRIMARY KEY (IdMehanizacija, IdPrinosa, DatumOd),</w:t>
-      </w:r>
-    </w:p>
-    <w:p>
-      <w:pPr>
-        <w:ind w:left="720"/>
-      </w:pPr>
-      <w:r>
-        <w:rPr>
-          <w:rFonts w:ascii="Aptos" w:hAnsi="Aptos" w:eastAsia="Aptos" w:cs="Aptos"/>
-        </w:rPr>
-        <w:t xml:space="preserve"> CONSTRAINT fk_koristi_meh FOREIGN KEY (IdMehanizacija) REFERENCES MEHANIZACIJA(IdMehanizacija), </w:t>
-      </w:r>
-    </w:p>
-    <w:p>
-      <w:pPr>
-        <w:ind w:left="720"/>
-      </w:pPr>
-      <w:r>
-        <w:rPr>
-          <w:rFonts w:ascii="Aptos" w:hAnsi="Aptos" w:eastAsia="Aptos" w:cs="Aptos"/>
-        </w:rPr>
-        <w:t>CONSTRAINT fk_koristi_pri FOREIGN KEY (IdPrinosa) REFERENCES PRINOS(IdPrinosa)</w:t>
-      </w:r>
-    </w:p>
-    <w:p>
-      <w:pPr/>
-      <w:r>
-        <w:rPr>
-          <w:rFonts w:ascii="Aptos" w:hAnsi="Aptos" w:eastAsia="Aptos" w:cs="Aptos"/>
-        </w:rPr>
-        <w:t xml:space="preserve"> );</w:t>
-      </w:r>
-    </w:p>
-    <w:p>
-      <w:pPr>
-        <w:rPr>
-          <w:rFonts w:ascii="Aptos" w:hAnsi="Aptos" w:eastAsia="Aptos" w:cs="Aptos"/>
-        </w:rPr>
-      </w:pPr>
-    </w:p>
-    <w:p>
-      <w:pPr>
-        <w:rPr>
-          <w:rFonts w:ascii="Aptos" w:hAnsi="Aptos" w:eastAsia="Aptos" w:cs="Aptos"/>
-        </w:rPr>
-      </w:pPr>
-      <w:r>
-        <w:rPr>
-          <w:rFonts w:ascii="Aptos" w:hAnsi="Aptos" w:eastAsia="Aptos" w:cs="Aptos"/>
-        </w:rPr>
-        <w:t xml:space="preserve">CREATE TABLE PROIZVODE </w:t>
-      </w:r>
-    </w:p>
-    <w:p>
-      <w:pPr>
-        <w:pStyle w:val="Normal"/>
-      </w:pPr>
-      <w:r>
-        <w:rPr>
-          <w:rFonts w:ascii="Aptos" w:hAnsi="Aptos" w:eastAsia="Aptos" w:cs="Aptos"/>
-        </w:rPr>
-        <w:t xml:space="preserve">( </w:t>
-      </w:r>
-    </w:p>
-    <w:p>
-      <w:pPr>
-        <w:pStyle w:val="Normal"/>
-      </w:pPr>
-      <w:r>
-        <w:rPr>
-          <w:rFonts w:ascii="Aptos" w:hAnsi="Aptos" w:eastAsia="Aptos" w:cs="Aptos"/>
-        </w:rPr>
-        <w:t xml:space="preserve">    UseviZivotinjeId NUMBER</w:t>
-      </w:r>
-      <w:r>
-        <w:rPr>
-          <w:rFonts w:ascii="Aptos" w:hAnsi="Aptos" w:eastAsia="Aptos" w:cs="Aptos"/>
-        </w:rPr>
-        <w:t xml:space="preserve"> </w:t>
-      </w:r>
-      <w:r>
-        <w:rPr>
-          <w:rFonts w:ascii="Aptos" w:hAnsi="Aptos" w:eastAsia="Aptos" w:cs="Aptos"/>
-        </w:rPr>
-        <w:t xml:space="preserve">, </w:t>
-      </w:r>
-    </w:p>
-    <w:p>
-      <w:pPr>
-        <w:pStyle w:val="Normal"/>
-      </w:pPr>
-      <w:r>
-        <w:rPr>
-          <w:rFonts w:ascii="Aptos" w:hAnsi="Aptos" w:eastAsia="Aptos" w:cs="Aptos"/>
-        </w:rPr>
-        <w:t xml:space="preserve">    IdPrinosa NUMBER</w:t>
-      </w:r>
-      <w:r>
-        <w:rPr>
-          <w:rFonts w:ascii="Aptos" w:hAnsi="Aptos" w:eastAsia="Aptos" w:cs="Aptos"/>
-        </w:rPr>
-        <w:t xml:space="preserve"> </w:t>
-      </w:r>
-      <w:r>
-        <w:rPr>
-          <w:rFonts w:ascii="Aptos" w:hAnsi="Aptos" w:eastAsia="Aptos" w:cs="Aptos"/>
-        </w:rPr>
-        <w:t>,</w:t>
-      </w:r>
-      <w:r>
-        <w:rPr>
-          <w:rFonts w:ascii="Aptos" w:hAnsi="Aptos" w:eastAsia="Aptos" w:cs="Aptos"/>
-        </w:rPr>
-        <w:t xml:space="preserve"> </w:t>
-      </w:r>
-      <w:r>
-        <w:rPr>
-          <w:rFonts w:ascii="Aptos" w:hAnsi="Aptos" w:eastAsia="Aptos" w:cs="Aptos"/>
-        </w:rPr>
-        <w:t xml:space="preserve"> </w:t>
-      </w:r>
-    </w:p>
-    <w:p>
-      <w:pPr>
-        <w:pStyle w:val="Normal"/>
-      </w:pPr>
-      <w:r>
-        <w:rPr>
-          <w:rFonts w:ascii="Aptos" w:hAnsi="Aptos" w:eastAsia="Aptos" w:cs="Aptos"/>
-        </w:rPr>
-        <w:t xml:space="preserve">    DatumProizvodnje DATE</w:t>
-      </w:r>
-      <w:r>
-        <w:rPr>
-          <w:rFonts w:ascii="Aptos" w:hAnsi="Aptos" w:eastAsia="Aptos" w:cs="Aptos"/>
-        </w:rPr>
-        <w:t xml:space="preserve"> </w:t>
-      </w:r>
-      <w:r>
-        <w:rPr>
-          <w:rFonts w:ascii="Aptos" w:hAnsi="Aptos" w:eastAsia="Aptos" w:cs="Aptos"/>
-        </w:rPr>
-        <w:t xml:space="preserve">, </w:t>
-      </w:r>
-    </w:p>
-    <w:p>
-      <w:pPr>
-        <w:pStyle w:val="Normal"/>
-      </w:pPr>
-      <w:r>
-        <w:rPr>
-          <w:rFonts w:ascii="Aptos" w:hAnsi="Aptos" w:eastAsia="Aptos" w:cs="Aptos"/>
-        </w:rPr>
-        <w:t xml:space="preserve">    </w:t>
-      </w:r>
-      <w:r>
-        <w:rPr>
-          <w:rFonts w:ascii="Aptos" w:hAnsi="Aptos" w:eastAsia="Aptos" w:cs="Aptos"/>
-          <w:noProof/>
-          <w:sz w:val="24"/>
-          <w:szCs w:val="24"/>
-          <w:lang w:val="en-GB"/>
-        </w:rPr>
-        <w:t>CONSTRAINT pk_proizvode PRIMARY KEY (UseviZivotinjeId, IdPrinosa, DatumProizvodnje),</w:t>
-      </w:r>
-    </w:p>
-    <w:p>
-      <w:pPr>
-        <w:pStyle w:val="Normal"/>
-      </w:pPr>
-      <w:r>
-        <w:rPr>
-          <w:rFonts w:ascii="Aptos" w:hAnsi="Aptos" w:eastAsia="Aptos" w:cs="Aptos"/>
-        </w:rPr>
-        <w:t xml:space="preserve">    CONSTRAINT fk_proizvode_kat FOREIGN KEY (UseviZivotinjeId) </w:t>
-      </w:r>
-    </w:p>
-    <w:p>
-      <w:pPr>
-        <w:pStyle w:val="Normal"/>
-      </w:pPr>
-      <w:r>
-        <w:rPr>
-          <w:rFonts w:ascii="Aptos" w:hAnsi="Aptos" w:eastAsia="Aptos" w:cs="Aptos"/>
-        </w:rPr>
-        <w:t xml:space="preserve">        REFERENCES USEVI_ZIVOTNJE_KATEGORIJA(UseviZivotinjeId), </w:t>
-      </w:r>
-    </w:p>
-    <w:p>
-      <w:pPr>
-        <w:pStyle w:val="Normal"/>
-      </w:pPr>
-      <w:r>
-        <w:rPr>
-          <w:rFonts w:ascii="Aptos" w:hAnsi="Aptos" w:eastAsia="Aptos" w:cs="Aptos"/>
-        </w:rPr>
-        <w:t xml:space="preserve">    CONSTRAINT fk_proizvode_pri FOREIGN KEY (IdPrinosa) REFERENCES PRINOS(IdPrinosa) </w:t>
-      </w:r>
-    </w:p>
-    <w:p>
-      <w:pPr>
-        <w:pStyle w:val="Normal"/>
-      </w:pPr>
-      <w:r>
-        <w:rPr>
-          <w:rFonts w:ascii="Aptos" w:hAnsi="Aptos" w:eastAsia="Aptos" w:cs="Aptos"/>
-        </w:rPr>
-        <w:t>);</w:t>
-      </w:r>
-    </w:p>
-    <w:p>
-      <w:pPr>
-        <w:pStyle w:val="Normal"/>
-        <w:rPr>
-          <w:rFonts w:ascii="Aptos" w:hAnsi="Aptos" w:eastAsia="Aptos" w:cs="Aptos"/>
-        </w:rPr>
-      </w:pPr>
-    </w:p>
-    <w:p>
-      <w:pPr>
-        <w:pStyle w:val="Normal"/>
-        <w:rPr>
-          <w:rFonts w:ascii="Aptos" w:hAnsi="Aptos" w:eastAsia="Aptos" w:cs="Aptos"/>
-        </w:rPr>
-      </w:pPr>
-    </w:p>
-    <w:p>
-      <w:pPr>
-        <w:pStyle w:val="Normal"/>
-        <w:rPr>
-          <w:rFonts w:ascii="Aptos" w:hAnsi="Aptos" w:eastAsia="Aptos" w:cs="Aptos"/>
-        </w:rPr>
-      </w:pPr>
-    </w:p>
-    <w:p>
-      <w:pPr>
-        <w:pStyle w:val="Normal"/>
-        <w:rPr>
-          <w:rFonts w:ascii="Aptos" w:hAnsi="Aptos" w:eastAsia="Aptos" w:cs="Aptos"/>
-        </w:rPr>
-      </w:pPr>
-    </w:p>
-    <w:p>
-      <w:r>
-        <w:rPr>
-          <w:rFonts w:ascii="Aptos" w:hAnsi="Aptos" w:eastAsia="Aptos" w:cs="Aptos"/>
-        </w:rPr>
-        <w:t xml:space="preserve">CREATE TABLE VOCNJACI </w:t>
-      </w:r>
-    </w:p>
-    <w:p>
-      <w:r>
-        <w:rPr>
-          <w:rFonts w:ascii="Aptos" w:hAnsi="Aptos" w:eastAsia="Aptos" w:cs="Aptos"/>
-        </w:rPr>
-        <w:t xml:space="preserve">( </w:t>
-      </w:r>
-    </w:p>
-    <w:p>
-      <w:pPr>
-        <w:ind w:left="720"/>
-      </w:pPr>
-      <w:r>
-        <w:rPr>
-          <w:rFonts w:ascii="Aptos" w:hAnsi="Aptos" w:eastAsia="Aptos" w:cs="Aptos"/>
-        </w:rPr>
-        <w:lastRenderedPageBreak/>
-        <w:t>IdUsevi NUMBER PRIMARY KEY,</w:t>
-      </w:r>
-    </w:p>
-    <w:p>
-      <w:pPr>
-        <w:ind w:left="720"/>
-      </w:pPr>
-      <w:r>
-        <w:rPr>
-          <w:rFonts w:ascii="Aptos" w:hAnsi="Aptos" w:eastAsia="Aptos" w:cs="Aptos"/>
-        </w:rPr>
-        <w:t xml:space="preserve"> GodinaSadnje NUMBER(4),</w:t>
-      </w:r>
-    </w:p>
-    <w:p>
-      <w:pPr>
-        <w:ind w:left="720"/>
-      </w:pPr>
-      <w:r>
-        <w:rPr>
-          <w:rFonts w:ascii="Aptos" w:hAnsi="Aptos" w:eastAsia="Aptos" w:cs="Aptos"/>
-        </w:rPr>
-        <w:t xml:space="preserve"> BrojStabala NUMBER,</w:t>
-      </w:r>
-    </w:p>
-    <w:p>
-      <w:pPr>
-        <w:ind w:left="720"/>
-      </w:pPr>
-      <w:r>
-        <w:rPr>
-          <w:rFonts w:ascii="Aptos" w:hAnsi="Aptos" w:eastAsia="Aptos" w:cs="Aptos"/>
-        </w:rPr>
-        <w:t xml:space="preserve"> Sorta VARCHAR2(100), </w:t>
-      </w:r>
-    </w:p>
-    <w:p>
-      <w:pPr>
-        <w:ind w:left="720"/>
-      </w:pPr>
-      <w:r>
-        <w:rPr>
-          <w:rFonts w:ascii="Aptos" w:hAnsi="Aptos" w:eastAsia="Aptos" w:cs="Aptos"/>
-        </w:rPr>
-        <w:t>DatumRezidbe DATE,</w:t>
-      </w:r>
-    </w:p>
-    <w:p>
-      <w:pPr>
-        <w:ind w:left="720"/>
-      </w:pPr>
-      <w:r>
-        <w:rPr>
-          <w:rFonts w:ascii="Aptos" w:hAnsi="Aptos" w:eastAsia="Aptos" w:cs="Aptos"/>
-        </w:rPr>
-        <w:t xml:space="preserve"> RodniCiklus VARCHAR2(50),</w:t>
-      </w:r>
-    </w:p>
-    <w:p>
-      <w:pPr>
-        <w:ind w:left="720"/>
-      </w:pPr>
-      <w:r>
-        <w:rPr>
-          <w:rFonts w:ascii="Aptos" w:hAnsi="Aptos" w:eastAsia="Aptos" w:cs="Aptos"/>
-        </w:rPr>
-        <w:t xml:space="preserve"> CONSTRAINT fk_vocnjaci_usevi FOREIGN KEY (IdUsevi) REFERENCES USEVI(Id)</w:t>
-      </w:r>
-    </w:p>
-    <w:p>
-      <w:r>
-        <w:rPr>
-          <w:rFonts w:ascii="Aptos" w:hAnsi="Aptos" w:eastAsia="Aptos" w:cs="Aptos"/>
-        </w:rPr>
-        <w:t xml:space="preserve"> );</w:t>
-      </w:r>
-    </w:p>
-    <w:p>
-      <w:pPr>
-        <w:rPr>
-          <w:rFonts w:ascii="Aptos" w:hAnsi="Aptos" w:eastAsia="Aptos" w:cs="Aptos"/>
-        </w:rPr>
-      </w:pPr>
-    </w:p>
-    <w:p>
-      <w:pPr>
-        <w:rPr>
-          <w:rFonts w:ascii="Aptos" w:hAnsi="Aptos" w:eastAsia="Aptos" w:cs="Aptos"/>
-        </w:rPr>
-      </w:pPr>
-      <w:r>
-        <w:rPr>
-          <w:rFonts w:ascii="Aptos" w:hAnsi="Aptos" w:eastAsia="Aptos" w:cs="Aptos"/>
-        </w:rPr>
-        <w:t>CREATE TABLE ZITARICE</w:t>
-      </w:r>
-    </w:p>
-    <w:p>
-      <w:pPr>
-        <w:rPr>
-          <w:rFonts w:ascii="Aptos" w:hAnsi="Aptos" w:eastAsia="Aptos" w:cs="Aptos"/>
-        </w:rPr>
-      </w:pPr>
-      <w:r>
-        <w:rPr>
-          <w:rFonts w:ascii="Aptos" w:hAnsi="Aptos" w:eastAsia="Aptos" w:cs="Aptos"/>
-        </w:rPr>
-        <w:t xml:space="preserve"> (</w:t>
-      </w:r>
-    </w:p>
-    <w:p>
-      <w:r>
-        <w:rPr>
-          <w:rFonts w:ascii="Aptos" w:hAnsi="Aptos" w:eastAsia="Aptos" w:cs="Aptos"/>
-        </w:rPr>
-        <w:t xml:space="preserve">    IdUsevi NUMBER PRIMARY KEY,</w:t>
-      </w:r>
-    </w:p>
-    <w:p>
-      <w:r>
-        <w:rPr>
-          <w:rFonts w:ascii="Aptos" w:hAnsi="Aptos" w:eastAsia="Aptos" w:cs="Aptos"/>
-        </w:rPr>
-        <w:t xml:space="preserve">    GustinaSetve NUMBER(10,2),</w:t>
-      </w:r>
-    </w:p>
-    <w:p>
-      <w:r>
-        <w:rPr>
-          <w:rFonts w:ascii="Aptos" w:hAnsi="Aptos" w:eastAsia="Aptos" w:cs="Aptos"/>
-        </w:rPr>
-        <w:t xml:space="preserve">    KolicinaSemenaPoHektaru NUMBER(10,2),</w:t>
-      </w:r>
-    </w:p>
-    <w:p>
-      <w:r>
-        <w:rPr>
-          <w:rFonts w:ascii="Aptos" w:hAnsi="Aptos" w:eastAsia="Aptos" w:cs="Aptos"/>
-        </w:rPr>
-        <w:t xml:space="preserve">    PrinosPoHektaru NUMBER(10,2),</w:t>
-      </w:r>
-    </w:p>
-    <w:p>
-      <w:r>
-        <w:rPr>
-          <w:rFonts w:ascii="Aptos" w:hAnsi="Aptos" w:eastAsia="Aptos" w:cs="Aptos"/>
-        </w:rPr>
-        <w:t xml:space="preserve">    TipDjubrenja VARCHAR2(100),</w:t>
-      </w:r>
-    </w:p>
-    <w:p>
-      <w:r>
-        <w:rPr>
-          <w:rFonts w:ascii="Aptos" w:hAnsi="Aptos" w:eastAsia="Aptos" w:cs="Aptos"/>
-        </w:rPr>
-        <w:t xml:space="preserve">    Tip VARCHAR2(50),</w:t>
-      </w:r>
-    </w:p>
-    <w:p>
-      <w:pPr>
-        <w:rPr>
-          <w:rFonts w:ascii="Aptos" w:hAnsi="Aptos" w:eastAsia="Aptos" w:cs="Aptos"/>
-        </w:rPr>
-      </w:pPr>
-      <w:r>
-        <w:rPr>
-          <w:rFonts w:ascii="Aptos" w:hAnsi="Aptos" w:eastAsia="Aptos" w:cs="Aptos"/>
-        </w:rPr>
-        <w:t xml:space="preserve">    ProcenatGlutena NUMBER(10,2),</w:t>
-      </w:r>
-    </w:p>
-    <w:p>
-      <w:pPr>
-        <w:pStyle w:val="Normal"/>
-        <w:rPr>
-          <w:rFonts w:ascii="Aptos" w:hAnsi="Aptos" w:eastAsia="Aptos" w:cs="Aptos"/>
-        </w:rPr>
-      </w:pPr>
-      <w:r>
-        <w:rPr>
-          <w:rFonts w:ascii="Aptos" w:hAnsi="Aptos" w:eastAsia="Aptos" w:cs="Aptos"/>
-        </w:rPr>
-        <w:t xml:space="preserve">   TezinaKlipa NUMBER(10,2),</w:t>
-      </w:r>
-    </w:p>
-    <w:p>
-      <w:pPr>
-        <w:pStyle w:val="Normal"/>
-        <w:rPr>
-          <w:rFonts w:ascii="Aptos" w:hAnsi="Aptos" w:eastAsia="Aptos" w:cs="Aptos"/>
-        </w:rPr>
-      </w:pPr>
-      <w:r>
-        <w:rPr>
-          <w:rFonts w:ascii="Aptos" w:hAnsi="Aptos" w:eastAsia="Aptos" w:cs="Aptos"/>
-        </w:rPr>
-        <w:t xml:space="preserve">   KalorijskaVRednost NUMBER(10,2),</w:t>
-      </w:r>
-    </w:p>
-    <w:p>
-      <w:r>
-        <w:rPr>
-          <w:rFonts w:ascii="Aptos" w:hAnsi="Aptos" w:eastAsia="Aptos" w:cs="Aptos"/>
-        </w:rPr>
-        <w:t xml:space="preserve">    CONSTRAINT fk_zitarice_usevi FOREIGN KEY (IdUsevi) REFERENCES USEVI(Id),</w:t>
-      </w:r>
-    </w:p>
-    <w:p>
-      <w:r>
-        <w:rPr>
-          <w:rFonts w:ascii="Aptos" w:hAnsi="Aptos" w:eastAsia="Aptos" w:cs="Aptos"/>
-        </w:rPr>
-        <w:t xml:space="preserve">    CONSTRAINT chk_tip_zitarice </w:t>
-      </w:r>
-    </w:p>
-    <w:p>
-      <w:r>
-        <w:rPr>
-          <w:rFonts w:ascii="Aptos" w:hAnsi="Aptos" w:eastAsia="Aptos" w:cs="Aptos"/>
-        </w:rPr>
-        <w:t xml:space="preserve">        CHECK (Tip IN (</w:t>
-      </w:r>
-      <w:r>
-        <w:rPr>
-          <w:rFonts w:ascii="Aptos" w:hAnsi="Aptos" w:eastAsia="Aptos" w:cs="Aptos"/>
-        </w:rPr>
-        <w:t>'p</w:t>
-      </w:r>
-      <w:r>
-        <w:rPr>
-          <w:rFonts w:ascii="Aptos" w:hAnsi="Aptos" w:eastAsia="Aptos" w:cs="Aptos"/>
-        </w:rPr>
-        <w:t>s</w:t>
-      </w:r>
-      <w:r>
-        <w:rPr>
-          <w:rFonts w:ascii="Aptos" w:hAnsi="Aptos" w:eastAsia="Aptos" w:cs="Aptos"/>
-        </w:rPr>
-        <w:t>enica'</w:t>
-      </w:r>
-      <w:r>
-        <w:rPr>
-          <w:rFonts w:ascii="Aptos" w:hAnsi="Aptos" w:eastAsia="Aptos" w:cs="Aptos"/>
-        </w:rPr>
-        <w:t xml:space="preserve">, 'kukuruz', </w:t>
-      </w:r>
-      <w:r>
-        <w:rPr>
-          <w:rFonts w:ascii="Aptos" w:hAnsi="Aptos" w:eastAsia="Aptos" w:cs="Aptos"/>
-        </w:rPr>
-        <w:t>'je</w:t>
-      </w:r>
-      <w:r>
-        <w:rPr>
-          <w:rFonts w:ascii="Aptos" w:hAnsi="Aptos" w:eastAsia="Aptos" w:cs="Aptos"/>
-        </w:rPr>
-        <w:t>c</w:t>
-      </w:r>
-      <w:r>
-        <w:rPr>
-          <w:rFonts w:ascii="Aptos" w:hAnsi="Aptos" w:eastAsia="Aptos" w:cs="Aptos"/>
-        </w:rPr>
-        <w:t>am'</w:t>
-      </w:r>
-      <w:r>
-        <w:rPr>
-          <w:rFonts w:ascii="Aptos" w:hAnsi="Aptos" w:eastAsia="Aptos" w:cs="Aptos"/>
-        </w:rPr>
-        <w:t>))</w:t>
-      </w:r>
-      <w:r>
-        <w:rPr>
-          <w:rFonts w:ascii="Aptos" w:hAnsi="Aptos" w:eastAsia="Aptos" w:cs="Aptos"/>
-        </w:rPr>
-        <w:t>,</w:t>
-      </w:r>
-    </w:p>
-    <w:p>
-      <w:pPr>
-        <w:rPr>
-          <w:rFonts w:ascii="Aptos" w:hAnsi="Aptos" w:eastAsia="Aptos" w:cs="Aptos"/>
-        </w:rPr>
-      </w:pPr>
-      <w:r>
-        <w:rPr>
-          <w:rFonts w:ascii="Aptos" w:hAnsi="Aptos" w:eastAsia="Aptos" w:cs="Aptos"/>
-        </w:rPr>
-        <w:t>CONSTRAINT chk_tip_djubrenja</w:t>
-      </w:r>
-    </w:p>
-    <w:p>
-      <w:pPr>
-        <w:rPr>
-          <w:rFonts w:ascii="Aptos" w:hAnsi="Aptos" w:eastAsia="Aptos" w:cs="Aptos"/>
-        </w:rPr>
-      </w:pPr>
-      <w:r>
-        <w:rPr>
-          <w:rFonts w:ascii="Aptos" w:hAnsi="Aptos" w:eastAsia="Aptos" w:cs="Aptos"/>
-        </w:rPr>
-        <w:t>CHECK (TipDjubrenja IN ('mineralno', 'organsko', 'kombinovano'))</w:t>
-      </w:r>
-    </w:p>
-    <w:p>
-      <w:pPr>
-        <w:rPr>
-          <w:rFonts w:ascii="Aptos" w:hAnsi="Aptos" w:eastAsia="Aptos" w:cs="Aptos"/>
-        </w:rPr>
-      </w:pPr>
-      <w:r>
-        <w:rPr>
-          <w:rFonts w:ascii="Aptos" w:hAnsi="Aptos" w:eastAsia="Aptos" w:cs="Aptos"/>
-        </w:rPr>
-        <w:t>);</w:t>
-      </w:r>
-    </w:p>
-    <w:p>
-      <w:pPr>
-        <w:pStyle w:val="Normal"/>
-        <w:rPr>
-          <w:rFonts w:ascii="Aptos" w:hAnsi="Aptos" w:eastAsia="Aptos" w:cs="Aptos"/>
-          <w:highlight w:val="green"/>
-        </w:rPr>
-      </w:pPr>
-    </w:p>
-    <w:p>
-      <w:pPr>
-        <w:rPr>
-          <w:rFonts w:ascii="Aptos" w:hAnsi="Aptos" w:eastAsia="Aptos" w:cs="Aptos"/>
-        </w:rPr>
-      </w:pPr>
-      <w:r>
-        <w:rPr>
-          <w:rFonts w:ascii="Aptos" w:hAnsi="Aptos" w:eastAsia="Aptos" w:cs="Aptos"/>
-        </w:rPr>
-        <w:t>CREATE TABLE POVRCE</w:t>
-      </w:r>
-    </w:p>
-    <w:p>
-      <w:pPr>
-        <w:rPr>
-          <w:rFonts w:ascii="Aptos" w:hAnsi="Aptos" w:eastAsia="Aptos" w:cs="Aptos"/>
-        </w:rPr>
-      </w:pPr>
-      <w:r>
-        <w:rPr>
-          <w:rFonts w:ascii="Aptos" w:hAnsi="Aptos" w:eastAsia="Aptos" w:cs="Aptos"/>
+          <w:rFonts w:ascii="Aptos" w:eastAsia="Aptos" w:hAnsi="Aptos" w:cs="Aptos"/>
+        </w:rPr>
+      </w:pPr>
+    </w:p>
+    <w:p>
+      <w:pPr>
+        <w:rPr>
+          <w:rFonts w:ascii="Aptos" w:eastAsia="Aptos" w:hAnsi="Aptos" w:cs="Aptos"/>
+        </w:rPr>
+      </w:pPr>
+      <w:r>
+        <w:rPr>
+          <w:rFonts w:ascii="Aptos" w:eastAsia="Aptos" w:hAnsi="Aptos" w:cs="Aptos"/>
+        </w:rPr>
+        <w:t>CREATE TABLE KRMNO_BILJE</w:t>
+      </w:r>
+    </w:p>
+    <w:p>
+      <w:pPr>
+        <w:rPr>
+          <w:rFonts w:ascii="Aptos" w:eastAsia="Aptos" w:hAnsi="Aptos" w:cs="Aptos"/>
+        </w:rPr>
+      </w:pPr>
+      <w:r>
+        <w:rPr>
+          <w:rFonts w:ascii="Aptos" w:eastAsia="Aptos" w:hAnsi="Aptos" w:cs="Aptos"/>
         </w:rPr>
         <w:lastRenderedPageBreak/>
         <w:t xml:space="preserve"> (</w:t>
@@ -5539,7 +5446,7 @@
     <w:p>
       <w:r>
         <w:rPr>
-          <w:rFonts w:ascii="Aptos" w:hAnsi="Aptos" w:eastAsia="Aptos" w:cs="Aptos"/>
+          <w:rFonts w:ascii="Aptos" w:eastAsia="Aptos" w:hAnsi="Aptos" w:cs="Aptos"/>
         </w:rPr>
         <w:t xml:space="preserve">    IdUsevi NUMBER PRIMARY KEY,</w:t>
       </w:r>
@@ -5547,138 +5454,111 @@
     <w:p>
       <w:r>
         <w:rPr>
-          <w:rFonts w:ascii="Aptos" w:hAnsi="Aptos" w:eastAsia="Aptos" w:cs="Aptos"/>
-        </w:rPr>
-        <w:t xml:space="preserve">    BrojSetviGodisnje NUMBER,</w:t>
-      </w:r>
-    </w:p>
-    <w:p>
-      <w:r>
-        <w:rPr>
-          <w:rFonts w:ascii="Aptos" w:hAnsi="Aptos" w:eastAsia="Aptos" w:cs="Aptos"/>
-        </w:rPr>
-        <w:t xml:space="preserve">    ZastitneMere VARCHAR2(1000),</w:t>
-      </w:r>
-    </w:p>
-    <w:p>
-      <w:r>
-        <w:rPr>
-          <w:rFonts w:ascii="Aptos" w:hAnsi="Aptos" w:eastAsia="Aptos" w:cs="Aptos"/>
-        </w:rPr>
-        <w:t xml:space="preserve">    NacinGajenja VARCHAR2(50),</w:t>
-      </w:r>
-    </w:p>
-    <w:p>
-      <w:r>
-        <w:rPr>
-          <w:rFonts w:ascii="Aptos" w:hAnsi="Aptos" w:eastAsia="Aptos" w:cs="Aptos"/>
-        </w:rPr>
-        <w:t xml:space="preserve">    Tip VARCHAR2(50), </w:t>
-      </w:r>
-    </w:p>
-    <w:p>
-      <w:pPr>
-        <w:rPr>
-          <w:rFonts w:ascii="Aptos" w:hAnsi="Aptos" w:eastAsia="Aptos" w:cs="Aptos"/>
-        </w:rPr>
-      </w:pPr>
-      <w:r>
-        <w:rPr>
-          <w:rFonts w:ascii="Aptos" w:hAnsi="Aptos" w:eastAsia="Aptos" w:cs="Aptos"/>
-        </w:rPr>
-        <w:t xml:space="preserve">    Boja VARCHAR(15),</w:t>
-      </w:r>
-    </w:p>
-    <w:p>
-      <w:pPr>
-        <w:rPr>
-          <w:rFonts w:ascii="Aptos" w:hAnsi="Aptos" w:eastAsia="Aptos" w:cs="Aptos"/>
-        </w:rPr>
-      </w:pPr>
-      <w:r>
-        <w:rPr>
-          <w:rFonts w:ascii="Aptos" w:hAnsi="Aptos" w:eastAsia="Aptos" w:cs="Aptos"/>
-        </w:rPr>
-        <w:t xml:space="preserve">   TezinaPloda NUMBER(10, 2),</w:t>
-      </w:r>
-    </w:p>
-    <w:p>
-      <w:pPr>
-        <w:pStyle w:val="Normal"/>
-        <w:rPr>
-          <w:rFonts w:ascii="Aptos" w:hAnsi="Aptos" w:eastAsia="Aptos" w:cs="Aptos"/>
-        </w:rPr>
-      </w:pPr>
-      <w:r>
-        <w:rPr>
-          <w:rFonts w:ascii="Aptos" w:hAnsi="Aptos" w:eastAsia="Aptos" w:cs="Aptos"/>
-        </w:rPr>
-        <w:t xml:space="preserve">   DubinaZemljista NUMBER(10, 2),</w:t>
-      </w:r>
-    </w:p>
-    <w:p>
-      <w:pPr>
-        <w:ind w:firstLine="0"/>
-        <w:rPr>
-          <w:rFonts w:ascii="Aptos" w:hAnsi="Aptos" w:eastAsia="Aptos" w:cs="Aptos"/>
-        </w:rPr>
-      </w:pPr>
-      <w:r>
-        <w:rPr>
-          <w:rFonts w:ascii="Aptos" w:hAnsi="Aptos" w:eastAsia="Aptos" w:cs="Aptos"/>
-        </w:rPr>
-        <w:t xml:space="preserve">   UcestalostZalivanja NUMBER,</w:t>
-      </w:r>
-    </w:p>
-    <w:p>
-      <w:r>
-        <w:rPr>
-          <w:rFonts w:ascii="Aptos" w:hAnsi="Aptos" w:eastAsia="Aptos" w:cs="Aptos"/>
-        </w:rPr>
-        <w:t xml:space="preserve">    CONSTRAINT fk_povrce_usevi FOREIGN KEY (IdUsevi) REFERENCES USEVI(Id),</w:t>
-      </w:r>
-    </w:p>
-    <w:p>
-      <w:r>
-        <w:rPr>
-          <w:rFonts w:ascii="Aptos" w:hAnsi="Aptos" w:eastAsia="Aptos" w:cs="Aptos"/>
-        </w:rPr>
-        <w:t xml:space="preserve">    CONSTRAINT chk_tip_povrce </w:t>
-      </w:r>
-    </w:p>
-    <w:p>
-      <w:r>
-        <w:rPr>
-          <w:rFonts w:ascii="Aptos" w:hAnsi="Aptos" w:eastAsia="Aptos" w:cs="Aptos"/>
-        </w:rPr>
-        <w:t xml:space="preserve">        CHECK (Tip IN ('korenasto', 'lisnato', 'plodovito')),</w:t>
-      </w:r>
-    </w:p>
-    <w:p>
-      <w:r>
-        <w:rPr>
-          <w:rFonts w:ascii="Aptos" w:hAnsi="Aptos" w:eastAsia="Aptos" w:cs="Aptos"/>
-        </w:rPr>
-        <w:t xml:space="preserve">    CONSTRAINT chk_nacin_gajenja </w:t>
-      </w:r>
-    </w:p>
-    <w:p>
-      <w:r>
-        <w:rPr>
-          <w:rFonts w:ascii="Aptos" w:hAnsi="Aptos" w:eastAsia="Aptos" w:cs="Aptos"/>
-        </w:rPr>
-        <w:t xml:space="preserve">        CHECK (NacinGajenja IN ('na otvorenom', 'plastenik'))</w:t>
-      </w:r>
-    </w:p>
-    <w:p>
-      <w:pPr>
-        <w:rPr>
-          <w:rFonts w:ascii="Aptos" w:hAnsi="Aptos" w:eastAsia="Aptos" w:cs="Aptos"/>
-        </w:rPr>
-      </w:pPr>
-      <w:r>
-        <w:rPr>
-          <w:rFonts w:ascii="Aptos" w:hAnsi="Aptos" w:eastAsia="Aptos" w:cs="Aptos"/>
+          <w:rFonts w:ascii="Aptos" w:eastAsia="Aptos" w:hAnsi="Aptos" w:cs="Aptos"/>
+        </w:rPr>
+        <w:t xml:space="preserve">    Vrsta VARCHAR2(50), </w:t>
+      </w:r>
+    </w:p>
+    <w:p>
+      <w:r>
+        <w:rPr>
+          <w:rFonts w:ascii="Aptos" w:eastAsia="Aptos" w:hAnsi="Aptos" w:cs="Aptos"/>
+        </w:rPr>
+        <w:t xml:space="preserve">    BrojKosnjiGodisnje NUMBER,</w:t>
+      </w:r>
+    </w:p>
+    <w:p>
+      <w:r>
+        <w:rPr>
+          <w:rFonts w:ascii="Aptos" w:eastAsia="Aptos" w:hAnsi="Aptos" w:cs="Aptos"/>
+        </w:rPr>
+        <w:t xml:space="preserve">    ProcenatProteina NUMBER(5,2),</w:t>
+      </w:r>
+    </w:p>
+    <w:p>
+      <w:r>
+        <w:rPr>
+          <w:rFonts w:ascii="Aptos" w:eastAsia="Aptos" w:hAnsi="Aptos" w:cs="Aptos"/>
+        </w:rPr>
+        <w:t xml:space="preserve">    IshranaStokeFlag NUMBER(1),</w:t>
+      </w:r>
+    </w:p>
+    <w:p>
+      <w:r>
+        <w:rPr>
+          <w:rFonts w:ascii="Aptos" w:eastAsia="Aptos" w:hAnsi="Aptos" w:cs="Aptos"/>
+        </w:rPr>
+        <w:t xml:space="preserve">    ZaProdajuFlag NUMBER(1),</w:t>
+      </w:r>
+    </w:p>
+    <w:p>
+      <w:r>
+        <w:rPr>
+          <w:rFonts w:ascii="Aptos" w:eastAsia="Aptos" w:hAnsi="Aptos" w:cs="Aptos"/>
+        </w:rPr>
+        <w:t xml:space="preserve">    CONSTRAINT fk_krmno_usevi FOREIGN KEY (IdUsevi) REFERENCES USEVI(Id),</w:t>
+      </w:r>
+    </w:p>
+    <w:p>
+      <w:r>
+        <w:rPr>
+          <w:rFonts w:ascii="Aptos" w:eastAsia="Aptos" w:hAnsi="Aptos" w:cs="Aptos"/>
+        </w:rPr>
+        <w:t xml:space="preserve">    CONSTRAINT chk_vrsta_krme </w:t>
+      </w:r>
+    </w:p>
+    <w:p>
+      <w:r>
+        <w:rPr>
+          <w:rFonts w:ascii="Aptos" w:eastAsia="Aptos" w:hAnsi="Aptos" w:cs="Aptos"/>
+        </w:rPr>
+        <w:t xml:space="preserve">        CHECK (Vrsta IN ('lucerna', 'detelina', </w:t>
+      </w:r>
+      <w:r>
+        <w:rPr>
+          <w:rFonts w:ascii="Aptos" w:eastAsia="Aptos" w:hAnsi="Aptos" w:cs="Aptos"/>
+        </w:rPr>
+        <w:t>'sila</w:t>
+      </w:r>
+      <w:r>
+        <w:rPr>
+          <w:rFonts w:ascii="Aptos" w:eastAsia="Aptos" w:hAnsi="Aptos" w:cs="Aptos"/>
+        </w:rPr>
+        <w:t>z</w:t>
+      </w:r>
+      <w:r>
+        <w:rPr>
+          <w:rFonts w:ascii="Aptos" w:eastAsia="Aptos" w:hAnsi="Aptos" w:cs="Aptos"/>
+        </w:rPr>
+        <w:t>a'</w:t>
+      </w:r>
+      <w:r>
+        <w:rPr>
+          <w:rFonts w:ascii="Aptos" w:eastAsia="Aptos" w:hAnsi="Aptos" w:cs="Aptos"/>
+        </w:rPr>
+        <w:t>)),</w:t>
+      </w:r>
+    </w:p>
+    <w:p>
+      <w:r>
+        <w:rPr>
+          <w:rFonts w:ascii="Aptos" w:eastAsia="Aptos" w:hAnsi="Aptos" w:cs="Aptos"/>
+        </w:rPr>
+        <w:t xml:space="preserve">    CONSTRAINT chk_ishrana_flag CHECK (IshranaStokeFlag IN (0, 1)),</w:t>
+      </w:r>
+    </w:p>
+    <w:p>
+      <w:r>
+        <w:rPr>
+          <w:rFonts w:ascii="Aptos" w:eastAsia="Aptos" w:hAnsi="Aptos" w:cs="Aptos"/>
+        </w:rPr>
+        <w:t xml:space="preserve">    CONSTRAINT chk_prodaja_flag CHECK (ZaProdajuFlag IN (0, 1))</w:t>
+      </w:r>
+    </w:p>
+    <w:p>
+      <w:r>
+        <w:rPr>
+          <w:rFonts w:ascii="Aptos" w:eastAsia="Aptos" w:hAnsi="Aptos" w:cs="Aptos"/>
         </w:rPr>
         <w:t>);</w:t>
       </w:r>
@@ -5686,161 +5566,7 @@
     <w:p>
       <w:pPr>
         <w:rPr>
-          <w:rFonts w:ascii="Aptos" w:hAnsi="Aptos" w:eastAsia="Aptos" w:cs="Aptos"/>
-        </w:rPr>
-      </w:pPr>
-    </w:p>
-    <w:p>
-      <w:pPr>
-        <w:rPr>
-          <w:rFonts w:ascii="Aptos" w:hAnsi="Aptos" w:eastAsia="Aptos" w:cs="Aptos"/>
-        </w:rPr>
-      </w:pPr>
-      <w:r>
-        <w:rPr>
-          <w:rFonts w:ascii="Aptos" w:hAnsi="Aptos" w:eastAsia="Aptos" w:cs="Aptos"/>
-        </w:rPr>
-        <w:t>CREATE TABLE KRMNO_BILJE</w:t>
-      </w:r>
-    </w:p>
-    <w:p>
-      <w:pPr>
-        <w:rPr>
-          <w:rFonts w:ascii="Aptos" w:hAnsi="Aptos" w:eastAsia="Aptos" w:cs="Aptos"/>
-        </w:rPr>
-      </w:pPr>
-      <w:r>
-        <w:rPr>
-          <w:rFonts w:ascii="Aptos" w:hAnsi="Aptos" w:eastAsia="Aptos" w:cs="Aptos"/>
-        </w:rPr>
-        <w:t xml:space="preserve"> (</w:t>
-      </w:r>
-    </w:p>
-    <w:p>
-      <w:r>
-        <w:rPr>
-          <w:rFonts w:ascii="Aptos" w:hAnsi="Aptos" w:eastAsia="Aptos" w:cs="Aptos"/>
-        </w:rPr>
-        <w:t xml:space="preserve">    IdUsevi NUMBER PRIMARY KEY,</w:t>
-      </w:r>
-    </w:p>
-    <w:p>
-      <w:r>
-        <w:rPr>
-          <w:rFonts w:ascii="Aptos" w:hAnsi="Aptos" w:eastAsia="Aptos" w:cs="Aptos"/>
-        </w:rPr>
-        <w:t xml:space="preserve">    Vrsta VARCHAR2(50), </w:t>
-      </w:r>
-    </w:p>
-    <w:p>
-      <w:r>
-        <w:rPr>
-          <w:rFonts w:ascii="Aptos" w:hAnsi="Aptos" w:eastAsia="Aptos" w:cs="Aptos"/>
-        </w:rPr>
-        <w:t xml:space="preserve">    BrojKosnjiGodisnje NUMBER,</w:t>
-      </w:r>
-    </w:p>
-    <w:p>
-      <w:r>
-        <w:rPr>
-          <w:rFonts w:ascii="Aptos" w:hAnsi="Aptos" w:eastAsia="Aptos" w:cs="Aptos"/>
-        </w:rPr>
-        <w:t xml:space="preserve">    ProcenatProteina NUMBER(5,2),</w:t>
-      </w:r>
-    </w:p>
-    <w:p>
-      <w:r>
-        <w:rPr>
-          <w:rFonts w:ascii="Aptos" w:hAnsi="Aptos" w:eastAsia="Aptos" w:cs="Aptos"/>
-        </w:rPr>
-        <w:t xml:space="preserve">    IshranaStokeFlag NUMBER(1),</w:t>
-      </w:r>
-    </w:p>
-    <w:p>
-      <w:r>
-        <w:rPr>
-          <w:rFonts w:ascii="Aptos" w:hAnsi="Aptos" w:eastAsia="Aptos" w:cs="Aptos"/>
-        </w:rPr>
-        <w:t xml:space="preserve">    ZaProdajuFlag NUMBER(1),</w:t>
-      </w:r>
-    </w:p>
-    <w:p>
-      <w:r>
-        <w:rPr>
-          <w:rFonts w:ascii="Aptos" w:hAnsi="Aptos" w:eastAsia="Aptos" w:cs="Aptos"/>
-        </w:rPr>
-        <w:t xml:space="preserve">    CONSTRAINT fk_krmno_usevi FOREIGN KEY (IdUsevi) REFERENCES USEVI(Id),</w:t>
-      </w:r>
-    </w:p>
-    <w:p>
-      <w:r>
-        <w:rPr>
-          <w:rFonts w:ascii="Aptos" w:hAnsi="Aptos" w:eastAsia="Aptos" w:cs="Aptos"/>
-        </w:rPr>
-        <w:t xml:space="preserve">    CONSTRAINT chk_vrsta_krme </w:t>
-      </w:r>
-    </w:p>
-    <w:p>
-      <w:r>
-        <w:rPr>
-          <w:rFonts w:ascii="Aptos" w:hAnsi="Aptos" w:eastAsia="Aptos" w:cs="Aptos"/>
-        </w:rPr>
-        <w:t xml:space="preserve">        CHECK (Vrsta IN ('lucerna', 'detelina', </w:t>
-      </w:r>
-      <w:r>
-        <w:rPr>
-          <w:rFonts w:ascii="Aptos" w:hAnsi="Aptos" w:eastAsia="Aptos" w:cs="Aptos"/>
-        </w:rPr>
-        <w:t>'sila</w:t>
-      </w:r>
-      <w:r>
-        <w:rPr>
-          <w:rFonts w:ascii="Aptos" w:hAnsi="Aptos" w:eastAsia="Aptos" w:cs="Aptos"/>
-        </w:rPr>
-        <w:t>z</w:t>
-      </w:r>
-      <w:r>
-        <w:rPr>
-          <w:rFonts w:ascii="Aptos" w:hAnsi="Aptos" w:eastAsia="Aptos" w:cs="Aptos"/>
-        </w:rPr>
-        <w:t>a'</w:t>
-      </w:r>
-      <w:r>
-        <w:rPr>
-          <w:rFonts w:ascii="Aptos" w:hAnsi="Aptos" w:eastAsia="Aptos" w:cs="Aptos"/>
-        </w:rPr>
-        <w:t>)),</w:t>
-      </w:r>
-    </w:p>
-    <w:p>
-      <w:r>
-        <w:rPr>
-          <w:rFonts w:ascii="Aptos" w:hAnsi="Aptos" w:eastAsia="Aptos" w:cs="Aptos"/>
-        </w:rPr>
-        <w:t xml:space="preserve">    CONSTRAINT chk_ishrana_flag CHECK (IshranaStokeFlag IN (0, 1)),</w:t>
-      </w:r>
-    </w:p>
-    <w:p>
-      <w:r>
-        <w:rPr>
-          <w:rFonts w:ascii="Aptos" w:hAnsi="Aptos" w:eastAsia="Aptos" w:cs="Aptos"/>
-        </w:rPr>
-        <w:t xml:space="preserve">    CONSTRAINT chk_prodaja_flag CHECK (ZaProdajuFlag IN (0, 1))</w:t>
-      </w:r>
-    </w:p>
-    <w:p>
-      <w:r>
-        <w:rPr>
-          <w:rFonts w:ascii="Aptos" w:hAnsi="Aptos" w:eastAsia="Aptos" w:cs="Aptos"/>
-        </w:rPr>
-        <w:lastRenderedPageBreak/>
-        <w:t>);</w:t>
-      </w:r>
-    </w:p>
-    <w:p>
-      <w:pPr>
-        <w:rPr>
-          <w:rFonts w:ascii="Aptos" w:hAnsi="Aptos" w:eastAsia="Aptos" w:cs="Aptos"/>
+          <w:rFonts w:ascii="Aptos" w:eastAsia="Aptos" w:hAnsi="Aptos" w:cs="Aptos"/>
         </w:rPr>
       </w:pPr>
     </w:p>
@@ -5895,116 +5621,96 @@
     </w:p>
     <w:p>
       <w:r>
-        <w:rPr/>
         <w:t>INSERT INTO USEVI_ZIVOTNJE_KATEGORIJA (UseviZivotinjeId) VALUES (1</w:t>
       </w:r>
       <w:r>
-        <w:rPr/>
         <w:t xml:space="preserve">, </w:t>
       </w:r>
       <w:r>
-        <w:rPr/>
         <w:t xml:space="preserve"> ‘u’</w:t>
       </w:r>
       <w:r>
-        <w:rPr/>
         <w:t>);</w:t>
       </w:r>
     </w:p>
     <w:p>
       <w:r>
-        <w:rPr/>
         <w:t>INSERT INTO USEVI_ZIVOTNJE_KATEGORIJA (UseviZivotinjeId) VALUES (2</w:t>
       </w:r>
       <w:r>
-        <w:rPr/>
         <w:t>, ‘z’</w:t>
       </w:r>
       <w:r>
-        <w:rPr/>
         <w:t>);</w:t>
       </w:r>
     </w:p>
     <w:p>
       <w:r>
-        <w:rPr/>
         <w:t>INSERT INTO USEVI_ZIVOTNJE_KATEGORIJA (UseviZivotinjeId) VALUES (3, ‘z’);</w:t>
       </w:r>
     </w:p>
     <w:p>
       <w:r>
-        <w:rPr/>
         <w:t>INSERT INTO USEVI_ZIVOTNJE_KATEGORIJA (UseviZivotinjeId) VALUES (4, ‘z’);</w:t>
       </w:r>
     </w:p>
     <w:p>
       <w:r>
-        <w:rPr/>
         <w:t>INSERT INTO USEVI_ZIVOTNJE_KATEGORIJA (UseviZivotinjeId) VALUES (5, ‘z’);</w:t>
       </w:r>
     </w:p>
     <w:p>
       <w:r>
-        <w:rPr/>
         <w:t>INSERT INTO USEVI_ZIVOTNJE_KATEGORIJA (UseviZivotinjeId) VALUES (6, ‘z’);</w:t>
       </w:r>
     </w:p>
     <w:p>
       <w:r>
-        <w:rPr/>
         <w:t>INSERT INTO USEVI_ZIVOTNJE_KATEGORIJA (UseviZivotinjeId) VALUES (7, ‘z’);</w:t>
       </w:r>
     </w:p>
     <w:p>
       <w:r>
-        <w:rPr/>
         <w:t>INSERT INTO USEVI_ZIVOTNJE_KATEGORIJA (UseviZivotinjeId) VALUES (</w:t>
       </w:r>
       <w:r>
-        <w:rPr/>
         <w:t>8, ‘u’)</w:t>
       </w:r>
     </w:p>
     <w:p>
       <w:r>
-        <w:rPr/>
         <w:t>INSERT INTO USEVI_ZIVOTNJE_KATEGORIJA (UseviZivotinjeId) VALUES (9 ‘u’);</w:t>
       </w:r>
     </w:p>
     <w:p>
       <w:r>
-        <w:rPr/>
         <w:t>INSERT INTO USEVI_ZIVOTNJE_KATEGORIJA (UseviZivotinjeId) VALUES (10, ‘u’);</w:t>
       </w:r>
     </w:p>
     <w:p>
       <w:r>
-        <w:rPr/>
         <w:t>INSERT INTO USEVI_ZIVOTNJE_KATEGORIJA (UseviZivotinjeId) VALUES (11,  ‘u’);</w:t>
       </w:r>
     </w:p>
     <w:p>
       <w:r>
-        <w:rPr/>
         <w:t>INSERT INTO USEVI_ZIVOTNJE_KATEGORIJA (UseviZivotinjeId) VALUES (12, ‘u’);</w:t>
       </w:r>
     </w:p>
     <w:p>
       <w:r>
-        <w:rPr/>
         <w:t>INSERT INTO USEVI_ZIVOTNJE_KATEGORIJA (UseviZivotinjeId) VALUES (13,  ‘u’);</w:t>
       </w:r>
     </w:p>
     <w:p>
       <w:r>
-        <w:rPr/>
         <w:t>INSERT INTO USEVI_ZIVOTNJE_KATEGORIJA (UseviZivotinjeId) VALUES (14, ‘u’);</w:t>
       </w:r>
     </w:p>
     <w:p>
       <w:pPr>
         <w:pBdr>
-          <w:bottom w:val="single" w:color="auto" w:sz="6" w:space="1"/>
+          <w:bottom w:val="single" w:sz="6" w:space="1" w:color="auto"/>
         </w:pBdr>
       </w:pPr>
       <w:r>
@@ -6014,7 +5720,7 @@
     <w:p>
       <w:pPr>
         <w:pBdr>
-          <w:bottom w:val="single" w:color="auto" w:sz="6" w:space="1"/>
+          <w:bottom w:val="single" w:sz="6" w:space="1" w:color="auto"/>
         </w:pBdr>
       </w:pPr>
       <w:r>
@@ -6024,102 +5730,88 @@
     <w:p>
       <w:pPr>
         <w:pBdr>
-          <w:bottom w:val="single" w:color="FF000000" w:sz="6" w:space="1"/>
-        </w:pBdr>
-      </w:pPr>
-      <w:r>
-        <w:rPr/>
+          <w:bottom w:val="single" w:sz="6" w:space="1" w:color="auto"/>
+        </w:pBdr>
+      </w:pPr>
+      <w:r>
         <w:t xml:space="preserve">INSERT INTO ZIVOTINJE VALUES (2, 'SRB002', 'krava', 'Z', 'Holstein', 1, DATE '2021-04-15', DATE '2021-05-01', 700.00, 'aktivna', 'Visok prinos mleka', </w:t>
       </w:r>
       <w:r>
-        <w:rPr/>
         <w:t>3</w:t>
       </w:r>
       <w:r>
-        <w:rPr/>
         <w:t>);</w:t>
       </w:r>
     </w:p>
     <w:p>
       <w:pPr>
         <w:pBdr>
-          <w:bottom w:val="single" w:color="FF000000" w:sz="6" w:space="1"/>
-        </w:pBdr>
-      </w:pPr>
-      <w:r>
-        <w:rPr/>
+          <w:bottom w:val="single" w:sz="6" w:space="1" w:color="auto"/>
+        </w:pBdr>
+      </w:pPr>
+      <w:r>
         <w:t xml:space="preserve">INSERT INTO ZIVOTINJE VALUES (3, 'SRB003', 'svinja', 'M', 'Mangulica', 1, DATE '2024-01-20', DATE '2024-02-01', 120.00, 'aktivna', 'Za tov', </w:t>
       </w:r>
       <w:r>
-        <w:rPr/>
         <w:t>4</w:t>
       </w:r>
       <w:r>
-        <w:rPr/>
         <w:t>);</w:t>
       </w:r>
     </w:p>
     <w:p>
       <w:pPr>
         <w:pBdr>
-          <w:bottom w:val="single" w:color="FF000000" w:sz="6" w:space="1"/>
-        </w:pBdr>
-      </w:pPr>
-      <w:r>
-        <w:rPr/>
+          <w:bottom w:val="single" w:sz="6" w:space="1" w:color="auto"/>
+        </w:pBdr>
+      </w:pPr>
+      <w:r>
         <w:t xml:space="preserve">INSERT INTO ZIVOTINJE VALUES (4, 'SRB004', 'ovca', 'Z', 'Vlasicka', 1, DATE '2023-03-10', DATE '2023-04-01', 65.00, 'aktivna', 'Za vunu i mleko', </w:t>
       </w:r>
       <w:r>
-        <w:rPr/>
         <w:t>5</w:t>
       </w:r>
       <w:r>
-        <w:rPr/>
         <w:t>);</w:t>
       </w:r>
     </w:p>
     <w:p>
       <w:pPr>
         <w:pBdr>
-          <w:bottom w:val="single" w:color="FF000000" w:sz="6" w:space="1"/>
-        </w:pBdr>
-      </w:pPr>
-      <w:r>
-        <w:rPr/>
+          <w:bottom w:val="single" w:sz="6" w:space="1" w:color="auto"/>
+        </w:pBdr>
+      </w:pPr>
+      <w:r>
         <w:t xml:space="preserve">INSERT INTO ZIVOTINJE VALUES (5, 'SRB005', 'koza', 'M', 'Balkanska', 1, DATE '2023-07-05', DATE '2023-07-20', 55.00, 'na lecenju', 'Za mleko', </w:t>
       </w:r>
       <w:r>
-        <w:rPr/>
         <w:t>6</w:t>
       </w:r>
       <w:r>
-        <w:rPr/>
         <w:t>);</w:t>
       </w:r>
     </w:p>
     <w:p>
       <w:pPr>
         <w:pBdr>
-          <w:bottom w:val="single" w:color="FF000000" w:sz="6" w:space="1"/>
-        </w:pBdr>
-      </w:pPr>
-      <w:r>
-        <w:rPr/>
+          <w:bottom w:val="single" w:sz="6" w:space="1" w:color="auto"/>
+        </w:pBdr>
+      </w:pPr>
+      <w:r>
+        <w:lastRenderedPageBreak/>
         <w:t xml:space="preserve">INSERT INTO ZIVOTINJE VALUES (6, 'SRB006', 'ovca', 'M', 'Balkanska', 1, DATE '2023-02-10', DATE '2023-04-20', 70.00, 'na lecenju', 'Za vunu', </w:t>
       </w:r>
       <w:r>
-        <w:rPr/>
         <w:t>7</w:t>
       </w:r>
       <w:r>
-        <w:rPr/>
         <w:t>);</w:t>
       </w:r>
     </w:p>
     <w:p>
       <w:pPr>
         <w:pBdr>
-          <w:bottom w:val="single" w:color="auto" w:sz="6" w:space="1"/>
+          <w:bottom w:val="single" w:sz="6" w:space="1" w:color="auto"/>
         </w:pBdr>
       </w:pPr>
       <w:r>
@@ -6129,7 +5821,7 @@
     <w:p>
       <w:pPr>
         <w:pBdr>
-          <w:bottom w:val="single" w:color="auto" w:sz="6" w:space="1"/>
+          <w:bottom w:val="single" w:sz="6" w:space="1" w:color="auto"/>
         </w:pBdr>
       </w:pPr>
       <w:r>
@@ -6139,7 +5831,7 @@
     <w:p>
       <w:pPr>
         <w:pBdr>
-          <w:bottom w:val="single" w:color="auto" w:sz="6" w:space="1"/>
+          <w:bottom w:val="single" w:sz="6" w:space="1" w:color="auto"/>
         </w:pBdr>
       </w:pPr>
       <w:r>
@@ -6149,7 +5841,7 @@
     <w:p>
       <w:pPr>
         <w:pBdr>
-          <w:bottom w:val="single" w:color="auto" w:sz="6" w:space="1"/>
+          <w:bottom w:val="single" w:sz="6" w:space="1" w:color="auto"/>
         </w:pBdr>
       </w:pPr>
       <w:r>
@@ -6159,14 +5851,14 @@
     <w:p>
       <w:pPr>
         <w:pBdr>
-          <w:bottom w:val="single" w:color="auto" w:sz="6" w:space="1"/>
-        </w:pBdr>
-      </w:pPr>
-    </w:p>
-    <w:p>
-      <w:pPr>
-        <w:pBdr>
-          <w:bottom w:val="single" w:color="auto" w:sz="6" w:space="1"/>
+          <w:bottom w:val="single" w:sz="6" w:space="1" w:color="auto"/>
+        </w:pBdr>
+      </w:pPr>
+    </w:p>
+    <w:p>
+      <w:pPr>
+        <w:pBdr>
+          <w:bottom w:val="single" w:sz="6" w:space="1" w:color="auto"/>
         </w:pBdr>
       </w:pPr>
       <w:r>
@@ -6176,7 +5868,7 @@
     <w:p>
       <w:pPr>
         <w:pBdr>
-          <w:bottom w:val="single" w:color="auto" w:sz="6" w:space="1"/>
+          <w:bottom w:val="single" w:sz="6" w:space="1" w:color="auto"/>
         </w:pBdr>
       </w:pPr>
       <w:r>
@@ -6186,33 +5878,30 @@
     <w:p>
       <w:pPr>
         <w:pBdr>
-          <w:bottom w:val="single" w:color="FF000000" w:sz="6" w:space="1"/>
-        </w:pBdr>
-      </w:pPr>
-      <w:r>
-        <w:rPr/>
+          <w:bottom w:val="single" w:sz="6" w:space="1" w:color="auto"/>
+        </w:pBdr>
+      </w:pPr>
+      <w:r>
         <w:t xml:space="preserve">'zavrseno', 'Dobar prinos', </w:t>
       </w:r>
       <w:r>
-        <w:rPr/>
         <w:t>8</w:t>
       </w:r>
       <w:r>
-        <w:rPr/>
         <w:t>);</w:t>
       </w:r>
     </w:p>
     <w:p>
       <w:pPr>
         <w:pBdr>
-          <w:bottom w:val="single" w:color="auto" w:sz="6" w:space="1"/>
-        </w:pBdr>
-      </w:pPr>
-    </w:p>
-    <w:p>
-      <w:pPr>
-        <w:pBdr>
-          <w:bottom w:val="single" w:color="auto" w:sz="6" w:space="1"/>
+          <w:bottom w:val="single" w:sz="6" w:space="1" w:color="auto"/>
+        </w:pBdr>
+      </w:pPr>
+    </w:p>
+    <w:p>
+      <w:pPr>
+        <w:pBdr>
+          <w:bottom w:val="single" w:sz="6" w:space="1" w:color="auto"/>
         </w:pBdr>
       </w:pPr>
       <w:r>
@@ -6222,7 +5911,7 @@
     <w:p>
       <w:pPr>
         <w:pBdr>
-          <w:bottom w:val="single" w:color="auto" w:sz="6" w:space="1"/>
+          <w:bottom w:val="single" w:sz="6" w:space="1" w:color="auto"/>
         </w:pBdr>
       </w:pPr>
       <w:r>
@@ -6232,7 +5921,7 @@
     <w:p>
       <w:pPr>
         <w:pBdr>
-          <w:bottom w:val="single" w:color="auto" w:sz="6" w:space="1"/>
+          <w:bottom w:val="single" w:sz="6" w:space="1" w:color="auto"/>
         </w:pBdr>
       </w:pPr>
       <w:r>
@@ -6245,7 +5934,7 @@
     <w:p>
       <w:pPr>
         <w:pBdr>
-          <w:bottom w:val="single" w:color="auto" w:sz="6" w:space="1"/>
+          <w:bottom w:val="single" w:sz="6" w:space="1" w:color="auto"/>
         </w:pBdr>
       </w:pPr>
       <w:r>
@@ -6255,7 +5944,7 @@
     <w:p>
       <w:pPr>
         <w:pBdr>
-          <w:bottom w:val="single" w:color="auto" w:sz="6" w:space="1"/>
+          <w:bottom w:val="single" w:sz="6" w:space="1" w:color="auto"/>
         </w:pBdr>
       </w:pPr>
       <w:r>
@@ -6265,33 +5954,30 @@
     <w:p>
       <w:pPr>
         <w:pBdr>
-          <w:bottom w:val="single" w:color="FF000000" w:sz="6" w:space="1"/>
-        </w:pBdr>
-      </w:pPr>
-      <w:r>
-        <w:rPr/>
+          <w:bottom w:val="single" w:sz="6" w:space="1" w:color="auto"/>
+        </w:pBdr>
+      </w:pPr>
+      <w:r>
         <w:t xml:space="preserve">'zavrseno', 'Plodovi krupni', </w:t>
       </w:r>
       <w:r>
-        <w:rPr/>
         <w:t>9</w:t>
       </w:r>
       <w:r>
-        <w:rPr/>
         <w:t>);</w:t>
       </w:r>
     </w:p>
     <w:p>
       <w:pPr>
         <w:pBdr>
-          <w:bottom w:val="single" w:color="auto" w:sz="6" w:space="1"/>
-        </w:pBdr>
-      </w:pPr>
-    </w:p>
-    <w:p>
-      <w:pPr>
-        <w:pBdr>
-          <w:bottom w:val="single" w:color="auto" w:sz="6" w:space="1"/>
+          <w:bottom w:val="single" w:sz="6" w:space="1" w:color="auto"/>
+        </w:pBdr>
+      </w:pPr>
+    </w:p>
+    <w:p>
+      <w:pPr>
+        <w:pBdr>
+          <w:bottom w:val="single" w:sz="6" w:space="1" w:color="auto"/>
         </w:pBdr>
       </w:pPr>
       <w:r>
@@ -6301,7 +5987,7 @@
     <w:p>
       <w:pPr>
         <w:pBdr>
-          <w:bottom w:val="single" w:color="auto" w:sz="6" w:space="1"/>
+          <w:bottom w:val="single" w:sz="6" w:space="1" w:color="auto"/>
         </w:pBdr>
       </w:pPr>
       <w:r>
@@ -6311,26 +5997,23 @@
     <w:p>
       <w:pPr>
         <w:pBdr>
-          <w:bottom w:val="single" w:color="FF000000" w:sz="6" w:space="1"/>
-        </w:pBdr>
-      </w:pPr>
-      <w:r>
-        <w:rPr/>
+          <w:bottom w:val="single" w:sz="6" w:space="1" w:color="auto"/>
+        </w:pBdr>
+      </w:pPr>
+      <w:r>
         <w:t>'u toku', 'Paprika u fazi cvetanja', 1</w:t>
       </w:r>
       <w:r>
-        <w:rPr/>
         <w:t>0</w:t>
       </w:r>
       <w:r>
-        <w:rPr/>
         <w:t>);</w:t>
       </w:r>
     </w:p>
     <w:p>
       <w:pPr>
         <w:pBdr>
-          <w:bottom w:val="single" w:color="auto" w:sz="6" w:space="1"/>
+          <w:bottom w:val="single" w:sz="6" w:space="1" w:color="auto"/>
         </w:pBdr>
       </w:pPr>
       <w:r>
@@ -6340,7 +6023,7 @@
     <w:p>
       <w:pPr>
         <w:pBdr>
-          <w:bottom w:val="single" w:color="auto" w:sz="6" w:space="1"/>
+          <w:bottom w:val="single" w:sz="6" w:space="1" w:color="auto"/>
         </w:pBdr>
       </w:pPr>
       <w:r>
@@ -6350,33 +6033,30 @@
     <w:p>
       <w:pPr>
         <w:pBdr>
-          <w:bottom w:val="single" w:color="FF000000" w:sz="6" w:space="1"/>
-        </w:pBdr>
-      </w:pPr>
-      <w:r>
-        <w:rPr/>
+          <w:bottom w:val="single" w:sz="6" w:space="1" w:color="auto"/>
+        </w:pBdr>
+      </w:pPr>
+      <w:r>
         <w:t>'zavrseno', 'Vocnjak u punom rodu', 1</w:t>
       </w:r>
       <w:r>
-        <w:rPr/>
         <w:t>1</w:t>
       </w:r>
       <w:r>
-        <w:rPr/>
         <w:t>);</w:t>
       </w:r>
     </w:p>
     <w:p>
       <w:pPr>
         <w:pBdr>
-          <w:bottom w:val="single" w:color="auto" w:sz="6" w:space="1"/>
-        </w:pBdr>
-      </w:pPr>
-    </w:p>
-    <w:p>
-      <w:pPr>
-        <w:pBdr>
-          <w:bottom w:val="single" w:color="auto" w:sz="6" w:space="1"/>
+          <w:bottom w:val="single" w:sz="6" w:space="1" w:color="auto"/>
+        </w:pBdr>
+      </w:pPr>
+    </w:p>
+    <w:p>
+      <w:pPr>
+        <w:pBdr>
+          <w:bottom w:val="single" w:sz="6" w:space="1" w:color="auto"/>
         </w:pBdr>
       </w:pPr>
       <w:r>
@@ -6386,36 +6066,34 @@
     <w:p>
       <w:pPr>
         <w:pBdr>
-          <w:bottom w:val="single" w:color="auto" w:sz="6" w:space="1"/>
-        </w:pBdr>
-      </w:pPr>
-      <w:r>
+          <w:bottom w:val="single" w:sz="6" w:space="1" w:color="auto"/>
+        </w:pBdr>
+      </w:pPr>
+      <w:r>
+        <w:lastRenderedPageBreak/>
         <w:t>30.00, 'plodno', DATE '2021-03-20', DATE '2025-09-15', NULL,</w:t>
       </w:r>
     </w:p>
     <w:p>
       <w:pPr>
         <w:pBdr>
-          <w:bottom w:val="single" w:color="FF000000" w:sz="6" w:space="1"/>
-        </w:pBdr>
-      </w:pPr>
-      <w:r>
-        <w:rPr/>
+          <w:bottom w:val="single" w:sz="6" w:space="1" w:color="auto"/>
+        </w:pBdr>
+      </w:pPr>
+      <w:r>
         <w:t>'u toku', 'Vocnjak mlad, prvi rod', 1</w:t>
       </w:r>
       <w:r>
-        <w:rPr/>
         <w:t>2</w:t>
       </w:r>
       <w:r>
-        <w:rPr/>
         <w:t>);</w:t>
       </w:r>
     </w:p>
     <w:p>
       <w:pPr>
         <w:pBdr>
-          <w:bottom w:val="single" w:color="auto" w:sz="6" w:space="1"/>
+          <w:bottom w:val="single" w:sz="6" w:space="1" w:color="auto"/>
         </w:pBdr>
       </w:pPr>
       <w:r>
@@ -6425,7 +6103,7 @@
     <w:p>
       <w:pPr>
         <w:pBdr>
-          <w:bottom w:val="single" w:color="auto" w:sz="6" w:space="1"/>
+          <w:bottom w:val="single" w:sz="6" w:space="1" w:color="auto"/>
         </w:pBdr>
       </w:pPr>
       <w:r>
@@ -6435,33 +6113,30 @@
     <w:p>
       <w:pPr>
         <w:pBdr>
-          <w:bottom w:val="single" w:color="FF000000" w:sz="6" w:space="1"/>
-        </w:pBdr>
-      </w:pPr>
-      <w:r>
-        <w:rPr/>
+          <w:bottom w:val="single" w:sz="6" w:space="1" w:color="auto"/>
+        </w:pBdr>
+      </w:pPr>
+      <w:r>
         <w:t>'u toku', 'Za ishranu stoke', 1</w:t>
       </w:r>
       <w:r>
-        <w:rPr/>
         <w:t>3</w:t>
       </w:r>
       <w:r>
-        <w:rPr/>
         <w:t>);</w:t>
       </w:r>
     </w:p>
     <w:p>
       <w:pPr>
         <w:pBdr>
-          <w:bottom w:val="single" w:color="auto" w:sz="6" w:space="1"/>
-        </w:pBdr>
-      </w:pPr>
-    </w:p>
-    <w:p>
-      <w:pPr>
-        <w:pBdr>
-          <w:bottom w:val="single" w:color="auto" w:sz="6" w:space="1"/>
+          <w:bottom w:val="single" w:sz="6" w:space="1" w:color="auto"/>
+        </w:pBdr>
+      </w:pPr>
+    </w:p>
+    <w:p>
+      <w:pPr>
+        <w:pBdr>
+          <w:bottom w:val="single" w:sz="6" w:space="1" w:color="auto"/>
         </w:pBdr>
       </w:pPr>
       <w:r>
@@ -6471,7 +6146,7 @@
     <w:p>
       <w:pPr>
         <w:pBdr>
-          <w:bottom w:val="single" w:color="auto" w:sz="6" w:space="1"/>
+          <w:bottom w:val="single" w:sz="6" w:space="1" w:color="auto"/>
         </w:pBdr>
       </w:pPr>
       <w:r>
@@ -6480,46 +6155,31 @@
     </w:p>
     <w:p>
       <w:pPr>
-        <w:pStyle w:val="Normal"/>
-        <w:suppressLineNumbers w:val="0"/>
-        <w:pBdr>
-          <w:bottom w:val="single" w:color="FF000000" w:sz="6" w:space="1"/>
-        </w:pBdr>
-        <w:bidi w:val="0"/>
-        <w:spacing w:before="0" w:beforeAutospacing="off" w:after="160" w:afterAutospacing="off" w:line="278" w:lineRule="auto"/>
-        <w:ind w:left="0" w:right="0"/>
-        <w:jc w:val="left"/>
-      </w:pPr>
-      <w:r>
-        <w:rPr/>
+        <w:pBdr>
+          <w:bottom w:val="single" w:sz="6" w:space="1" w:color="auto"/>
+        </w:pBdr>
+      </w:pPr>
+      <w:r>
         <w:t>zavrseno, 'Setva planirana na prolece', 1</w:t>
       </w:r>
       <w:r>
-        <w:rPr/>
         <w:t>4</w:t>
       </w:r>
       <w:r>
-        <w:rPr/>
         <w:t>);</w:t>
       </w:r>
     </w:p>
     <w:p>
       <w:pPr>
-        <w:pStyle w:val="Normal"/>
-        <w:suppressLineNumbers w:val="0"/>
-        <w:pBdr>
-          <w:bottom w:val="single" w:color="FF000000" w:sz="6" w:space="1"/>
-        </w:pBdr>
-        <w:bidi w:val="0"/>
-        <w:spacing w:before="0" w:beforeAutospacing="off" w:after="160" w:afterAutospacing="off" w:line="278" w:lineRule="auto"/>
-        <w:ind w:left="0" w:right="0"/>
-        <w:jc w:val="left"/>
-      </w:pPr>
-    </w:p>
-    <w:p>
-      <w:pPr>
-        <w:pBdr>
-          <w:bottom w:val="single" w:color="auto" w:sz="6" w:space="1"/>
+        <w:pBdr>
+          <w:bottom w:val="single" w:sz="6" w:space="1" w:color="auto"/>
+        </w:pBdr>
+      </w:pPr>
+    </w:p>
+    <w:p>
+      <w:pPr>
+        <w:pBdr>
+          <w:bottom w:val="single" w:sz="6" w:space="1" w:color="auto"/>
         </w:pBdr>
       </w:pPr>
       <w:r>
@@ -6529,34 +6189,29 @@
     <w:p>
       <w:pPr>
         <w:pBdr>
-          <w:bottom w:val="single" w:color="FF000000" w:sz="6" w:space="1"/>
-        </w:pBdr>
-      </w:pPr>
-      <w:r>
-        <w:rPr/>
+          <w:bottom w:val="single" w:sz="6" w:space="1" w:color="auto"/>
+        </w:pBdr>
+      </w:pPr>
+      <w:r>
         <w:t xml:space="preserve">'mineralno', 'psenica', 12.50, </w:t>
       </w:r>
       <w:r>
-        <w:rPr/>
         <w:t>NULL</w:t>
       </w:r>
       <w:r>
-        <w:rPr/>
         <w:t xml:space="preserve">, </w:t>
       </w:r>
       <w:r>
-        <w:rPr/>
         <w:t>NULL</w:t>
       </w:r>
       <w:r>
-        <w:rPr/>
         <w:t>);</w:t>
       </w:r>
     </w:p>
     <w:p>
       <w:pPr>
         <w:pBdr>
-          <w:bottom w:val="single" w:color="auto" w:sz="6" w:space="1"/>
+          <w:bottom w:val="single" w:sz="6" w:space="1" w:color="auto"/>
         </w:pBdr>
       </w:pPr>
       <w:r>
@@ -6566,34 +6221,29 @@
     <w:p>
       <w:pPr>
         <w:pBdr>
-          <w:bottom w:val="single" w:color="FF000000" w:sz="6" w:space="1"/>
-        </w:pBdr>
-      </w:pPr>
-      <w:r>
-        <w:rPr/>
+          <w:bottom w:val="single" w:sz="6" w:space="1" w:color="auto"/>
+        </w:pBdr>
+      </w:pPr>
+      <w:r>
         <w:t xml:space="preserve">'organsko', 'kukuruz', </w:t>
       </w:r>
       <w:r>
-        <w:rPr/>
         <w:t>NULL</w:t>
       </w:r>
       <w:r>
-        <w:rPr/>
         <w:t xml:space="preserve">, 280.00, </w:t>
       </w:r>
       <w:r>
-        <w:rPr/>
         <w:t>NULL</w:t>
       </w:r>
       <w:r>
-        <w:rPr/>
         <w:t>);</w:t>
       </w:r>
     </w:p>
     <w:p>
       <w:pPr>
         <w:pBdr>
-          <w:bottom w:val="single" w:color="auto" w:sz="6" w:space="1"/>
+          <w:bottom w:val="single" w:sz="6" w:space="1" w:color="auto"/>
         </w:pBdr>
       </w:pPr>
       <w:r>
@@ -6603,34 +6253,29 @@
     <w:p>
       <w:pPr>
         <w:pBdr>
-          <w:bottom w:val="single" w:color="FF000000" w:sz="6" w:space="1"/>
-        </w:pBdr>
-      </w:pPr>
-      <w:r>
-        <w:rPr/>
+          <w:bottom w:val="single" w:sz="6" w:space="1" w:color="auto"/>
+        </w:pBdr>
+      </w:pPr>
+      <w:r>
         <w:t xml:space="preserve">'kombinovano', 'jecam', </w:t>
       </w:r>
       <w:r>
-        <w:rPr/>
         <w:t>NULL</w:t>
       </w:r>
       <w:r>
-        <w:rPr/>
         <w:t xml:space="preserve">, </w:t>
       </w:r>
       <w:r>
-        <w:rPr/>
         <w:t>NULL</w:t>
       </w:r>
       <w:r>
-        <w:rPr/>
         <w:t>, 310.00);</w:t>
       </w:r>
     </w:p>
     <w:p>
       <w:pPr>
         <w:pBdr>
-          <w:bottom w:val="single" w:color="auto" w:sz="6" w:space="1"/>
+          <w:bottom w:val="single" w:sz="6" w:space="1" w:color="auto"/>
         </w:pBdr>
       </w:pPr>
       <w:r>
@@ -6640,7 +6285,7 @@
     <w:p>
       <w:pPr>
         <w:pBdr>
-          <w:bottom w:val="single" w:color="auto" w:sz="6" w:space="1"/>
+          <w:bottom w:val="single" w:sz="6" w:space="1" w:color="auto"/>
         </w:pBdr>
       </w:pPr>
       <w:r>
@@ -6650,42 +6295,35 @@
     <w:p>
       <w:pPr>
         <w:pBdr>
-          <w:bottom w:val="single" w:color="FF000000" w:sz="6" w:space="1"/>
-        </w:pBdr>
-      </w:pPr>
-      <w:r>
-        <w:rPr/>
+          <w:bottom w:val="single" w:sz="6" w:space="1" w:color="auto"/>
+        </w:pBdr>
+      </w:pPr>
+      <w:r>
         <w:t xml:space="preserve">'na otvorenom', 'korenasto', </w:t>
       </w:r>
       <w:r>
-        <w:rPr/>
         <w:t>NULL</w:t>
       </w:r>
       <w:r>
-        <w:rPr/>
         <w:t xml:space="preserve">, </w:t>
       </w:r>
       <w:r>
-        <w:rPr/>
         <w:t>NULL</w:t>
       </w:r>
       <w:r>
-        <w:rPr/>
-        <w:t>, 30.00,</w:t>
-      </w:r>
-      <w:r>
-        <w:rPr/>
+        <w:t>, 30,</w:t>
+      </w:r>
+      <w:r>
         <w:t>NULL</w:t>
       </w:r>
       <w:r>
-        <w:rPr/>
         <w:t>);</w:t>
       </w:r>
     </w:p>
     <w:p>
       <w:pPr>
         <w:pBdr>
-          <w:bottom w:val="single" w:color="auto" w:sz="6" w:space="1"/>
+          <w:bottom w:val="single" w:sz="6" w:space="1" w:color="auto"/>
         </w:pBdr>
       </w:pPr>
       <w:r>
@@ -6695,34 +6333,29 @@
     <w:p>
       <w:pPr>
         <w:pBdr>
-          <w:bottom w:val="single" w:color="FF000000" w:sz="6" w:space="1"/>
-        </w:pBdr>
-      </w:pPr>
-      <w:r>
-        <w:rPr/>
-        <w:t xml:space="preserve">'plastenik', 'plodovito', 'crvena', 0.20, </w:t>
-      </w:r>
-      <w:r>
-        <w:rPr/>
+          <w:bottom w:val="single" w:sz="6" w:space="1" w:color="auto"/>
+        </w:pBdr>
+      </w:pPr>
+      <w:r>
+        <w:t xml:space="preserve">'plastenik', 'plodovito', 'crvena', 2, </w:t>
+      </w:r>
+      <w:r>
         <w:t>NULL</w:t>
       </w:r>
       <w:r>
-        <w:rPr/>
         <w:t xml:space="preserve">, </w:t>
       </w:r>
       <w:r>
-        <w:rPr/>
         <w:t>NULL</w:t>
       </w:r>
       <w:r>
-        <w:rPr/>
         <w:t>);</w:t>
       </w:r>
     </w:p>
     <w:p>
       <w:pPr>
         <w:pBdr>
-          <w:bottom w:val="single" w:color="auto" w:sz="6" w:space="1"/>
+          <w:bottom w:val="single" w:sz="6" w:space="1" w:color="auto"/>
         </w:pBdr>
       </w:pPr>
       <w:r>
@@ -6732,7 +6365,7 @@
     <w:p>
       <w:pPr>
         <w:pBdr>
-          <w:bottom w:val="single" w:color="auto" w:sz="6" w:space="1"/>
+          <w:bottom w:val="single" w:sz="6" w:space="1" w:color="auto"/>
         </w:pBdr>
       </w:pPr>
       <w:r>
@@ -6742,7 +6375,7 @@
     <w:p>
       <w:pPr>
         <w:pBdr>
-          <w:bottom w:val="single" w:color="auto" w:sz="6" w:space="1"/>
+          <w:bottom w:val="single" w:sz="6" w:space="1" w:color="auto"/>
         </w:pBdr>
       </w:pPr>
       <w:r>
@@ -6752,7 +6385,7 @@
     <w:p>
       <w:pPr>
         <w:pBdr>
-          <w:bottom w:val="single" w:color="auto" w:sz="6" w:space="1"/>
+          <w:bottom w:val="single" w:sz="6" w:space="1" w:color="auto"/>
         </w:pBdr>
       </w:pPr>
       <w:r>
@@ -6762,7 +6395,7 @@
     <w:p>
       <w:pPr>
         <w:pBdr>
-          <w:bottom w:val="single" w:color="auto" w:sz="6" w:space="1"/>
+          <w:bottom w:val="single" w:sz="6" w:space="1" w:color="auto"/>
         </w:pBdr>
       </w:pPr>
       <w:r>
@@ -6772,17 +6405,18 @@
     <w:p>
       <w:pPr>
         <w:pBdr>
-          <w:bottom w:val="single" w:color="auto" w:sz="6" w:space="1"/>
-        </w:pBdr>
-      </w:pPr>
-      <w:r>
+          <w:bottom w:val="single" w:sz="6" w:space="1" w:color="auto"/>
+        </w:pBdr>
+      </w:pPr>
+      <w:r>
+        <w:lastRenderedPageBreak/>
         <w:t>--</w:t>
       </w:r>
     </w:p>
     <w:p>
       <w:pPr>
         <w:pBdr>
-          <w:bottom w:val="single" w:color="auto" w:sz="6" w:space="1"/>
+          <w:bottom w:val="single" w:sz="6" w:space="1" w:color="auto"/>
         </w:pBdr>
       </w:pPr>
       <w:r>
@@ -6792,7 +6426,7 @@
     <w:p>
       <w:pPr>
         <w:pBdr>
-          <w:bottom w:val="single" w:color="auto" w:sz="6" w:space="1"/>
+          <w:bottom w:val="single" w:sz="6" w:space="1" w:color="auto"/>
         </w:pBdr>
       </w:pPr>
       <w:r>
@@ -6802,7 +6436,7 @@
     <w:p>
       <w:pPr>
         <w:pBdr>
-          <w:bottom w:val="single" w:color="auto" w:sz="6" w:space="1"/>
+          <w:bottom w:val="single" w:sz="6" w:space="1" w:color="auto"/>
         </w:pBdr>
       </w:pPr>
       <w:r>
@@ -6812,7 +6446,7 @@
     <w:p>
       <w:pPr>
         <w:pBdr>
-          <w:bottom w:val="single" w:color="auto" w:sz="6" w:space="1"/>
+          <w:bottom w:val="single" w:sz="6" w:space="1" w:color="auto"/>
         </w:pBdr>
       </w:pPr>
       <w:r>
@@ -6822,7 +6456,7 @@
     <w:p>
       <w:pPr>
         <w:pBdr>
-          <w:bottom w:val="single" w:color="auto" w:sz="6" w:space="1"/>
+          <w:bottom w:val="single" w:sz="6" w:space="1" w:color="auto"/>
         </w:pBdr>
       </w:pPr>
       <w:r>
@@ -6832,7 +6466,7 @@
     <w:p>
       <w:pPr>
         <w:pBdr>
-          <w:bottom w:val="single" w:color="auto" w:sz="6" w:space="1"/>
+          <w:bottom w:val="single" w:sz="6" w:space="1" w:color="auto"/>
         </w:pBdr>
       </w:pPr>
       <w:r>
@@ -6842,7 +6476,7 @@
     <w:p>
       <w:pPr>
         <w:pBdr>
-          <w:bottom w:val="single" w:color="auto" w:sz="6" w:space="1"/>
+          <w:bottom w:val="single" w:sz="6" w:space="1" w:color="auto"/>
         </w:pBdr>
       </w:pPr>
       <w:r>
@@ -6852,45 +6486,216 @@
     <w:p>
       <w:pPr>
         <w:pBdr>
-          <w:bottom w:val="single" w:color="auto" w:sz="6" w:space="1"/>
-        </w:pBdr>
-      </w:pPr>
-    </w:p>
-    <w:p>
-      <w:pPr>
-        <w:pBdr>
-          <w:bottom w:val="single" w:color="auto" w:sz="6" w:space="1"/>
+          <w:bottom w:val="single" w:sz="6" w:space="1" w:color="auto"/>
+        </w:pBdr>
+      </w:pPr>
+    </w:p>
+    <w:p>
+      <w:pPr>
+        <w:pBdr>
+          <w:bottom w:val="single" w:sz="6" w:space="1" w:color="auto"/>
+        </w:pBdr>
+      </w:pPr>
+      <w:r>
+        <w:t>INSERT INTO MEHANIZACIJA VALUES (</w:t>
+      </w:r>
+    </w:p>
+    <w:p>
+      <w:pPr>
+        <w:pBdr>
+          <w:bottom w:val="single" w:sz="6" w:space="1" w:color="auto"/>
+        </w:pBdr>
+      </w:pPr>
+      <w:r>
+        <w:t xml:space="preserve">    2, 'SAS-002-ZMAJ142', 'u upotrebi', 'Koristi se za zetvu kukuruza',</w:t>
+      </w:r>
+    </w:p>
+    <w:p>
+      <w:pPr>
+        <w:pBdr>
+          <w:bottom w:val="single" w:sz="6" w:space="1" w:color="auto"/>
+        </w:pBdr>
+      </w:pPr>
+      <w:r>
+        <w:t xml:space="preserve">    'Zmaj 142', DATE '2020-06-10', 2020, </w:t>
+      </w:r>
+      <w:r>
+        <w:t>'</w:t>
+      </w:r>
+      <w:r>
+        <w:t>masina</w:t>
+      </w:r>
+      <w:r>
+        <w:t>'</w:t>
+      </w:r>
+      <w:r>
+        <w:t>, 4, 120.00, 800.00, 'MOT-ZMAJ-142'</w:t>
+      </w:r>
+    </w:p>
+    <w:p>
+      <w:pPr>
+        <w:pBdr>
+          <w:bottom w:val="single" w:sz="6" w:space="1" w:color="auto"/>
+        </w:pBdr>
+      </w:pPr>
+      <w:r>
+        <w:t>);</w:t>
+      </w:r>
+    </w:p>
+    <w:p>
+      <w:pPr>
+        <w:pBdr>
+          <w:bottom w:val="single" w:sz="6" w:space="1" w:color="auto"/>
+        </w:pBdr>
+      </w:pPr>
+    </w:p>
+    <w:p>
+      <w:pPr>
+        <w:pBdr>
+          <w:bottom w:val="single" w:sz="6" w:space="1" w:color="auto"/>
+        </w:pBdr>
+      </w:pPr>
+      <w:r>
+        <w:t>INSERT INTO MEHANIZACIJA VALUES (</w:t>
+      </w:r>
+    </w:p>
+    <w:p>
+      <w:pPr>
+        <w:pBdr>
+          <w:bottom w:val="single" w:sz="6" w:space="1" w:color="auto"/>
+        </w:pBdr>
+      </w:pPr>
+      <w:r>
+        <w:t xml:space="preserve">    3, 'SAS-003-LEMIND', 'u upotrebi', 'Koristi se za oranje',</w:t>
+      </w:r>
+    </w:p>
+    <w:p>
+      <w:pPr>
+        <w:pBdr>
+          <w:bottom w:val="single" w:sz="6" w:space="1" w:color="auto"/>
+        </w:pBdr>
+      </w:pPr>
+      <w:r>
+        <w:t xml:space="preserve">    'Plug Lemind', DATE '2017-04-20', 2017, </w:t>
+      </w:r>
+      <w:r>
+        <w:t>'</w:t>
+      </w:r>
+      <w:r>
+        <w:t>masina</w:t>
+      </w:r>
+      <w:r>
+        <w:t>'</w:t>
+      </w:r>
+      <w:r>
+        <w:t>, 0, 0.00, 500.00, 'MOT-LEM-001'</w:t>
+      </w:r>
+    </w:p>
+    <w:p>
+      <w:pPr>
+        <w:pBdr>
+          <w:bottom w:val="single" w:sz="6" w:space="1" w:color="auto"/>
+        </w:pBdr>
+      </w:pPr>
+      <w:r>
+        <w:t>);</w:t>
+      </w:r>
+    </w:p>
+    <w:p>
+      <w:pPr>
+        <w:pBdr>
+          <w:bottom w:val="single" w:sz="6" w:space="1" w:color="auto"/>
+        </w:pBdr>
+      </w:pPr>
+    </w:p>
+    <w:p>
+      <w:pPr>
+        <w:pBdr>
+          <w:bottom w:val="single" w:sz="6" w:space="1" w:color="auto"/>
+        </w:pBdr>
+      </w:pPr>
+      <w:r>
+        <w:t>INSERT INTO MEHANIZACIJA VALUES (</w:t>
+      </w:r>
+    </w:p>
+    <w:p>
+      <w:pPr>
+        <w:pBdr>
+          <w:bottom w:val="single" w:sz="6" w:space="1" w:color="auto"/>
+        </w:pBdr>
+      </w:pPr>
+      <w:r>
+        <w:t xml:space="preserve">    4, 'SAS-004-AGROPRSK', 'na servisu', 'Prskalica za zastitu povrca',</w:t>
+      </w:r>
+    </w:p>
+    <w:p>
+      <w:pPr>
+        <w:pBdr>
+          <w:bottom w:val="single" w:sz="6" w:space="1" w:color="auto"/>
+        </w:pBdr>
+      </w:pPr>
+      <w:r>
+        <w:t xml:space="preserve">    'Agromehanika 300L', DATE '2019-05-05', 2019, </w:t>
+      </w:r>
+      <w:r>
+        <w:t>'masina'</w:t>
+      </w:r>
+      <w:r>
+        <w:t>, 2, 15.00, 300.00, 'MOT-AGRO-300'</w:t>
+      </w:r>
+    </w:p>
+    <w:p>
+      <w:pPr>
+        <w:pBdr>
+          <w:bottom w:val="single" w:sz="6" w:space="1" w:color="auto"/>
+        </w:pBdr>
+      </w:pPr>
+      <w:r>
+        <w:t>);</w:t>
+      </w:r>
+    </w:p>
+    <w:p>
+      <w:pPr>
+        <w:pBdr>
+          <w:bottom w:val="single" w:sz="6" w:space="1" w:color="auto"/>
+        </w:pBdr>
+      </w:pPr>
+    </w:p>
+    <w:p>
+      <w:pPr>
+        <w:pBdr>
+          <w:bottom w:val="single" w:sz="6" w:space="1" w:color="auto"/>
+        </w:pBdr>
+      </w:pPr>
+      <w:r>
+        <w:t>INSERT INTO MEHANIZACIJA VALUES (</w:t>
+      </w:r>
+    </w:p>
+    <w:p>
+      <w:pPr>
+        <w:pBdr>
+          <w:bottom w:val="single" w:sz="6" w:space="1" w:color="auto"/>
+        </w:pBdr>
+      </w:pPr>
+      <w:r>
+        <w:t xml:space="preserve">    5, 'SAS-005-IMT560', 'u kvaru', 'Traktor trenutno neispravan',</w:t>
+      </w:r>
+    </w:p>
+    <w:p>
+      <w:pPr>
+        <w:pBdr>
+          <w:bottom w:val="single" w:sz="6" w:space="1" w:color="auto"/>
         </w:pBdr>
       </w:pPr>
       <w:r>
         <w:lastRenderedPageBreak/>
-        <w:t>INSERT INTO MEHANIZACIJA VALUES (</w:t>
-      </w:r>
-    </w:p>
-    <w:p>
-      <w:pPr>
-        <w:pBdr>
-          <w:bottom w:val="single" w:color="auto" w:sz="6" w:space="1"/>
-        </w:pBdr>
-      </w:pPr>
-      <w:r>
-        <w:t xml:space="preserve">    2, 'SAS-002-ZMAJ142', 'u upotrebi', 'Koristi se za zetvu kukuruza',</w:t>
-      </w:r>
-    </w:p>
-    <w:p>
-      <w:pPr>
-        <w:pBdr>
-          <w:bottom w:val="single" w:color="auto" w:sz="6" w:space="1"/>
-        </w:pBdr>
-      </w:pPr>
-      <w:r>
-        <w:t xml:space="preserve">    'Zmaj 142', DATE '2020-06-10', 2020, 'kombajn', 4, 120.00, 800.00, 'MOT-ZMAJ-142'</w:t>
-      </w:r>
-    </w:p>
-    <w:p>
-      <w:pPr>
-        <w:pBdr>
-          <w:bottom w:val="single" w:color="auto" w:sz="6" w:space="1"/>
+        <w:t xml:space="preserve">    'IMT 560', DATE '2015-09-01', 2015, 'traktor', 4, 60.00, 2000.00, 'MOT-IMT-560'</w:t>
+      </w:r>
+    </w:p>
+    <w:p>
+      <w:pPr>
+        <w:pBdr>
+          <w:bottom w:val="single" w:sz="6" w:space="1" w:color="auto"/>
         </w:pBdr>
       </w:pPr>
       <w:r>
@@ -6900,148 +6705,7 @@
     <w:p>
       <w:pPr>
         <w:pBdr>
-          <w:bottom w:val="single" w:color="auto" w:sz="6" w:space="1"/>
-        </w:pBdr>
-      </w:pPr>
-    </w:p>
-    <w:p>
-      <w:pPr>
-        <w:pBdr>
-          <w:bottom w:val="single" w:color="auto" w:sz="6" w:space="1"/>
-        </w:pBdr>
-      </w:pPr>
-      <w:r>
-        <w:t>INSERT INTO MEHANIZACIJA VALUES (</w:t>
-      </w:r>
-    </w:p>
-    <w:p>
-      <w:pPr>
-        <w:pBdr>
-          <w:bottom w:val="single" w:color="auto" w:sz="6" w:space="1"/>
-        </w:pBdr>
-      </w:pPr>
-      <w:r>
-        <w:t xml:space="preserve">    3, 'SAS-003-LEMIND', 'u upotrebi', 'Koristi se za oranje',</w:t>
-      </w:r>
-    </w:p>
-    <w:p>
-      <w:pPr>
-        <w:pBdr>
-          <w:bottom w:val="single" w:color="auto" w:sz="6" w:space="1"/>
-        </w:pBdr>
-      </w:pPr>
-      <w:r>
-        <w:t xml:space="preserve">    'Plug Lemind', DATE '2017-04-20', 2017, 'plug', 0, 0.00, 500.00, 'MOT-LEM-001'</w:t>
-      </w:r>
-    </w:p>
-    <w:p>
-      <w:pPr>
-        <w:pBdr>
-          <w:bottom w:val="single" w:color="auto" w:sz="6" w:space="1"/>
-        </w:pBdr>
-      </w:pPr>
-      <w:r>
-        <w:t>);</w:t>
-      </w:r>
-    </w:p>
-    <w:p>
-      <w:pPr>
-        <w:pBdr>
-          <w:bottom w:val="single" w:color="auto" w:sz="6" w:space="1"/>
-        </w:pBdr>
-      </w:pPr>
-    </w:p>
-    <w:p>
-      <w:pPr>
-        <w:pBdr>
-          <w:bottom w:val="single" w:color="auto" w:sz="6" w:space="1"/>
-        </w:pBdr>
-      </w:pPr>
-      <w:r>
-        <w:t>INSERT INTO MEHANIZACIJA VALUES (</w:t>
-      </w:r>
-    </w:p>
-    <w:p>
-      <w:pPr>
-        <w:pBdr>
-          <w:bottom w:val="single" w:color="auto" w:sz="6" w:space="1"/>
-        </w:pBdr>
-      </w:pPr>
-      <w:r>
-        <w:t xml:space="preserve">    4, 'SAS-004-AGROPRSK', 'na servisu', 'Prskalica za zastitu povrca',</w:t>
-      </w:r>
-    </w:p>
-    <w:p>
-      <w:pPr>
-        <w:pBdr>
-          <w:bottom w:val="single" w:color="auto" w:sz="6" w:space="1"/>
-        </w:pBdr>
-      </w:pPr>
-      <w:r>
-        <w:t xml:space="preserve">    'Agromehanika 300L', DATE '2019-05-05', 2019, 'prskalica', 2, 15.00, 300.00, 'MOT-AGRO-300'</w:t>
-      </w:r>
-    </w:p>
-    <w:p>
-      <w:pPr>
-        <w:pBdr>
-          <w:bottom w:val="single" w:color="auto" w:sz="6" w:space="1"/>
-        </w:pBdr>
-      </w:pPr>
-      <w:r>
-        <w:t>);</w:t>
-      </w:r>
-    </w:p>
-    <w:p>
-      <w:pPr>
-        <w:pBdr>
-          <w:bottom w:val="single" w:color="auto" w:sz="6" w:space="1"/>
-        </w:pBdr>
-      </w:pPr>
-    </w:p>
-    <w:p>
-      <w:pPr>
-        <w:pBdr>
-          <w:bottom w:val="single" w:color="auto" w:sz="6" w:space="1"/>
-        </w:pBdr>
-      </w:pPr>
-      <w:r>
-        <w:t>INSERT INTO MEHANIZACIJA VALUES (</w:t>
-      </w:r>
-    </w:p>
-    <w:p>
-      <w:pPr>
-        <w:pBdr>
-          <w:bottom w:val="single" w:color="auto" w:sz="6" w:space="1"/>
-        </w:pBdr>
-      </w:pPr>
-      <w:r>
-        <w:t xml:space="preserve">    5, 'SAS-005-IMT560', 'u kvaru', 'Traktor trenutno neispravan',</w:t>
-      </w:r>
-    </w:p>
-    <w:p>
-      <w:pPr>
-        <w:pBdr>
-          <w:bottom w:val="single" w:color="auto" w:sz="6" w:space="1"/>
-        </w:pBdr>
-      </w:pPr>
-      <w:r>
-        <w:t xml:space="preserve">    'IMT 560', DATE '2015-09-01', 2015, 'traktor', 4, 60.00, 2000.00, 'MOT-IMT-560'</w:t>
-      </w:r>
-    </w:p>
-    <w:p>
-      <w:pPr>
-        <w:pBdr>
-          <w:bottom w:val="single" w:color="auto" w:sz="6" w:space="1"/>
-        </w:pBdr>
-      </w:pPr>
-      <w:r>
-        <w:t>);</w:t>
-      </w:r>
-    </w:p>
-    <w:p>
-      <w:pPr>
-        <w:pBdr>
-          <w:bottom w:val="single" w:color="auto" w:sz="6" w:space="1"/>
+          <w:bottom w:val="single" w:sz="6" w:space="1" w:color="auto"/>
         </w:pBdr>
       </w:pPr>
       <w:r>
@@ -7051,7 +6715,7 @@
     <w:p>
       <w:pPr>
         <w:pBdr>
-          <w:bottom w:val="single" w:color="auto" w:sz="6" w:space="1"/>
+          <w:bottom w:val="single" w:sz="6" w:space="1" w:color="auto"/>
         </w:pBdr>
       </w:pPr>
       <w:r>
@@ -7061,7 +6725,7 @@
     <w:p>
       <w:pPr>
         <w:pBdr>
-          <w:bottom w:val="single" w:color="auto" w:sz="6" w:space="1"/>
+          <w:bottom w:val="single" w:sz="6" w:space="1" w:color="auto"/>
         </w:pBdr>
       </w:pPr>
       <w:r>
@@ -7071,7 +6735,7 @@
     <w:p>
       <w:pPr>
         <w:pBdr>
-          <w:bottom w:val="single" w:color="auto" w:sz="6" w:space="1"/>
+          <w:bottom w:val="single" w:sz="6" w:space="1" w:color="auto"/>
         </w:pBdr>
       </w:pPr>
       <w:r>
@@ -7081,7 +6745,7 @@
     <w:p>
       <w:pPr>
         <w:pBdr>
-          <w:bottom w:val="single" w:color="auto" w:sz="6" w:space="1"/>
+          <w:bottom w:val="single" w:sz="6" w:space="1" w:color="auto"/>
         </w:pBdr>
       </w:pPr>
       <w:r>
@@ -7091,7 +6755,7 @@
     <w:p>
       <w:pPr>
         <w:pBdr>
-          <w:bottom w:val="single" w:color="auto" w:sz="6" w:space="1"/>
+          <w:bottom w:val="single" w:sz="6" w:space="1" w:color="auto"/>
         </w:pBdr>
       </w:pPr>
       <w:r>
@@ -7101,231 +6765,382 @@
     <w:p>
       <w:pPr>
         <w:pBdr>
-          <w:bottom w:val="single" w:color="auto" w:sz="6" w:space="1"/>
-        </w:pBdr>
-      </w:pPr>
-      <w:r>
+          <w:bottom w:val="single" w:sz="6" w:space="1" w:color="auto"/>
+        </w:pBdr>
+      </w:pPr>
+      <w:r>
+        <w:t>INSERT INTO PRINOS VALUES (6, 'jabuka', 12000.00, 'odlicna', 'I klasa', 'kg');</w:t>
+      </w:r>
+    </w:p>
+    <w:p>
+      <w:pPr>
+        <w:pBdr>
+          <w:bottom w:val="single" w:sz="6" w:space="1" w:color="auto"/>
+        </w:pBdr>
+      </w:pPr>
+      <w:r>
+        <w:t>INSERT INTO PRINOS VALUES (7, 'kruska', 8000.00, 'dobra', 'I klasa', 'kg');</w:t>
+      </w:r>
+    </w:p>
+    <w:p>
+      <w:pPr>
+        <w:pBdr>
+          <w:bottom w:val="single" w:sz="6" w:space="1" w:color="auto"/>
+        </w:pBdr>
+      </w:pPr>
+      <w:r>
+        <w:t>INSERT INTO PRINOS VALUES (8, 'lucerna', 10000.00, 'za ishranu stoke', '</w:t>
+      </w:r>
+      <w:r>
+        <w:t>III klasa</w:t>
+      </w:r>
+      <w:r>
+        <w:t>, 'kg');</w:t>
+      </w:r>
+    </w:p>
+    <w:p>
+      <w:pPr>
+        <w:pBdr>
+          <w:bottom w:val="single" w:sz="6" w:space="1" w:color="auto"/>
+        </w:pBdr>
+      </w:pPr>
+      <w:r>
+        <w:t>INSERT INTO PRINOS VALUES (9, 'detelina', 7000.00, 'stočna hrana', 'II klasa', 'kg');</w:t>
+      </w:r>
+    </w:p>
+    <w:p>
+      <w:pPr>
+        <w:pBdr>
+          <w:bottom w:val="single" w:sz="6" w:space="1" w:color="auto"/>
+        </w:pBdr>
+      </w:pPr>
+      <w:r>
+        <w:t>--</w:t>
+      </w:r>
+    </w:p>
+    <w:p>
+      <w:pPr>
+        <w:pBdr>
+          <w:bottom w:val="single" w:sz="6" w:space="1" w:color="auto"/>
+        </w:pBdr>
+        <w:rPr>
+          <w:lang w:val="en-US"/>
+        </w:rPr>
+      </w:pPr>
+      <w:r>
+        <w:rPr>
+          <w:lang w:val="en-US"/>
+        </w:rPr>
+        <w:t>-- PRODAJA</w:t>
+      </w:r>
+    </w:p>
+    <w:p>
+      <w:pPr>
+        <w:pBdr>
+          <w:bottom w:val="single" w:sz="6" w:space="1" w:color="auto"/>
+        </w:pBdr>
+        <w:rPr>
+          <w:lang w:val="en-US"/>
+        </w:rPr>
+      </w:pPr>
+      <w:r>
+        <w:rPr>
+          <w:lang w:val="en-US"/>
+        </w:rPr>
+        <w:t>INSERT INTO PRODAJA VALUES (1, 'F-001', 1, 'gotovina', 'Prodaja psenice lokalnom mlinu', 0.25, 'kg', DATE '2025-09-25', 5000.00);</w:t>
+      </w:r>
+    </w:p>
+    <w:p>
+      <w:pPr>
+        <w:pBdr>
+          <w:bottom w:val="single" w:sz="6" w:space="1" w:color="auto"/>
+        </w:pBdr>
+        <w:rPr>
+          <w:lang w:val="en-US"/>
+        </w:rPr>
+      </w:pPr>
+      <w:r>
+        <w:rPr>
+          <w:lang w:val="en-US"/>
+        </w:rPr>
+        <w:t>INSERT INTO PRODAJA VALUES (2, 'F-002', 2, 'kartica', 'Prodaja kukuruza zadruzi', 0.20, 'kg', DATE '2025-10-01', 6000.00);</w:t>
+      </w:r>
+    </w:p>
+    <w:p>
+      <w:pPr>
+        <w:pBdr>
+          <w:bottom w:val="single" w:sz="6" w:space="1" w:color="auto"/>
+        </w:pBdr>
+        <w:rPr>
+          <w:lang w:val="en-US"/>
+        </w:rPr>
+      </w:pPr>
+      <w:r>
+        <w:rPr>
+          <w:lang w:val="en-US"/>
+        </w:rPr>
+        <w:t>INSERT INTO PRODAJA VALUES (3, 'F-003', 6, 'gotovina', 'Prodaja jabuka na pijaci', 0.50, 'kg', DATE '2025-09-15', 8000.00);</w:t>
+      </w:r>
+    </w:p>
+    <w:p>
+      <w:pPr>
+        <w:pBdr>
+          <w:bottom w:val="single" w:sz="6" w:space="1" w:color="auto"/>
+        </w:pBdr>
+        <w:rPr>
+          <w:lang w:val="en-US"/>
+        </w:rPr>
+      </w:pPr>
+      <w:r>
+        <w:rPr>
+          <w:lang w:val="en-US"/>
+        </w:rPr>
+        <w:t>INSERT INTO PRODAJA VALUES (4, 'F-004', 7, 'gotovina', 'Prodaja krusaka lokalnom otkupljivacu', 0.45, 'kg', DATE '2025-09-20', 5000.00);</w:t>
+      </w:r>
+    </w:p>
+    <w:p>
+      <w:pPr>
+        <w:pBdr>
+          <w:bottom w:val="single" w:sz="6" w:space="1" w:color="auto"/>
+        </w:pBdr>
+        <w:rPr>
+          <w:lang w:val="en-US"/>
+        </w:rPr>
+      </w:pPr>
+    </w:p>
+    <w:p>
+      <w:pPr>
+        <w:pBdr>
+          <w:bottom w:val="single" w:sz="6" w:space="1" w:color="auto"/>
+        </w:pBdr>
+        <w:rPr>
+          <w:lang w:val="en-US"/>
+        </w:rPr>
+      </w:pPr>
+      <w:r>
+        <w:rPr>
+          <w:lang w:val="en-US"/>
+        </w:rPr>
+        <w:t>-- SUBVENCIJA</w:t>
+      </w:r>
+    </w:p>
+    <w:p>
+      <w:pPr>
+        <w:pBdr>
+          <w:bottom w:val="single" w:sz="6" w:space="1" w:color="auto"/>
+        </w:pBdr>
+        <w:rPr>
+          <w:lang w:val="en-US"/>
+        </w:rPr>
+      </w:pPr>
+      <w:r>
+        <w:rPr>
+          <w:lang w:val="en-US"/>
+        </w:rPr>
+        <w:t>INSERT INTO SUBVENCIJA VALUES (1, 'R-001', 1, 'podsticaj za setvu', 500000.00, 'RSD', DATE '2025-02-01', DATE '2025-03-01', 'odobreno', 'Subvencija za setvu psenice');</w:t>
+      </w:r>
+    </w:p>
+    <w:p>
+      <w:pPr>
+        <w:pBdr>
+          <w:bottom w:val="single" w:sz="6" w:space="1" w:color="auto"/>
+        </w:pBdr>
+        <w:rPr>
+          <w:lang w:val="en-US"/>
+        </w:rPr>
+      </w:pPr>
+      <w:r>
+        <w:rPr>
+          <w:lang w:val="en-US"/>
+        </w:rPr>
+        <w:t>INSERT INTO SUBVENCIJA VALUES (2, 'R-002', 2, 'subvencija za stocarstvo', 300000.00, 'RSD', DATE '2025-04-10', DATE '2025-05-15', 'odobreno', 'Subvencija za krave muzare');</w:t>
+      </w:r>
+    </w:p>
+    <w:p>
+      <w:pPr>
+        <w:pBdr>
+          <w:bottom w:val="single" w:sz="6" w:space="1" w:color="auto"/>
+        </w:pBdr>
+        <w:rPr>
+          <w:lang w:val="en-US"/>
+        </w:rPr>
+      </w:pPr>
+      <w:r>
+        <w:rPr>
+          <w:lang w:val="en-US"/>
+        </w:rPr>
         <w:lastRenderedPageBreak/>
-        <w:t>INSERT INTO PRINOS VALUES (6, 'jabuka', 12000.00, 'odlicna', 'I klasa', 'kg');</w:t>
-      </w:r>
-    </w:p>
-    <w:p>
-      <w:pPr>
-        <w:pBdr>
-          <w:bottom w:val="single" w:color="auto" w:sz="6" w:space="1"/>
-        </w:pBdr>
-      </w:pPr>
-      <w:r>
-        <w:t>INSERT INTO PRINOS VALUES (7, 'kruska', 8000.00, 'dobra', 'I klasa', 'kg');</w:t>
-      </w:r>
-    </w:p>
-    <w:p>
-      <w:pPr>
-        <w:pBdr>
-          <w:bottom w:val="single" w:color="FF000000" w:sz="6" w:space="1"/>
-        </w:pBdr>
-      </w:pPr>
-      <w:r>
-        <w:rPr/>
-        <w:t>INSERT INTO PRINOS VALUES (8, 'lucerna', 10000.00, 'za ishranu stoke', '</w:t>
-      </w:r>
-      <w:r>
-        <w:rPr/>
-        <w:t>III klasa</w:t>
-      </w:r>
-      <w:r>
-        <w:rPr/>
-        <w:t>, 'kg');</w:t>
-      </w:r>
-    </w:p>
-    <w:p>
-      <w:pPr>
-        <w:pBdr>
-          <w:bottom w:val="single" w:color="auto" w:sz="6" w:space="1"/>
-        </w:pBdr>
-      </w:pPr>
-      <w:r>
-        <w:t>INSERT INTO PRINOS VALUES (9, 'detelina', 7000.00, 'stočna hrana', 'II klasa', 'kg');</w:t>
-      </w:r>
-    </w:p>
-    <w:p>
-      <w:pPr>
-        <w:pBdr>
-          <w:bottom w:val="single" w:color="auto" w:sz="6" w:space="1"/>
-        </w:pBdr>
-      </w:pPr>
-      <w:r>
-        <w:t>--</w:t>
-      </w:r>
-    </w:p>
-    <w:p>
-      <w:pPr>
-        <w:pBdr>
-          <w:bottom w:val="single" w:color="auto" w:sz="6" w:space="1"/>
+        <w:t>INSERT INTO SUBVENCIJA VALUES (3, 'R-003', 1, 'ekoloska mera', 200000.00, 'RSD', DATE '2025-06-01', DATE '2025-07-01', 'odobreno', 'Subvencija za ekolosku proizvodnju povrca');</w:t>
+      </w:r>
+    </w:p>
+    <w:p>
+      <w:pPr>
+        <w:pBdr>
+          <w:bottom w:val="single" w:sz="6" w:space="1" w:color="auto"/>
         </w:pBdr>
         <w:rPr>
           <w:lang w:val="en-US"/>
         </w:rPr>
       </w:pPr>
-      <w:r>
+    </w:p>
+    <w:p>
+      <w:pPr>
+        <w:pBdr>
+          <w:bottom w:val="single" w:sz="6" w:space="1" w:color="auto"/>
+        </w:pBdr>
         <w:rPr>
           <w:lang w:val="en-US"/>
         </w:rPr>
-        <w:t>-- PRODAJA</w:t>
-      </w:r>
-    </w:p>
-    <w:p>
-      <w:pPr>
-        <w:pBdr>
-          <w:bottom w:val="single" w:color="auto" w:sz="6" w:space="1"/>
-        </w:pBdr>
+      </w:pPr>
+      <w:r>
         <w:rPr>
           <w:lang w:val="en-US"/>
         </w:rPr>
-      </w:pPr>
-      <w:r>
+        <w:t>-- KORISTI_ZA</w:t>
+      </w:r>
+    </w:p>
+    <w:p>
+      <w:pPr>
+        <w:pBdr>
+          <w:bottom w:val="single" w:sz="6" w:space="1" w:color="auto"/>
+        </w:pBdr>
         <w:rPr>
           <w:lang w:val="en-US"/>
         </w:rPr>
-        <w:t>INSERT INTO PRODAJA VALUES (1, 'F-001', 1, 'gotovina', 'Prodaja psenice lokalnom mlinu', 0.25, 'kg', DATE '2025-09-25', 5000.00);</w:t>
-      </w:r>
-    </w:p>
-    <w:p>
-      <w:pPr>
-        <w:pBdr>
-          <w:bottom w:val="single" w:color="auto" w:sz="6" w:space="1"/>
-        </w:pBdr>
+      </w:pPr>
+      <w:r>
         <w:rPr>
           <w:lang w:val="en-US"/>
         </w:rPr>
-      </w:pPr>
-      <w:r>
+        <w:t>INSERT INTO KORISTI_ZA VALUES (1, 1, DATE '2025-10-01', DATE '2025-10-15'); -- traktor koristi se za psenicu</w:t>
+      </w:r>
+    </w:p>
+    <w:p>
+      <w:pPr>
+        <w:pBdr>
+          <w:bottom w:val="single" w:sz="6" w:space="1" w:color="auto"/>
+        </w:pBdr>
         <w:rPr>
           <w:lang w:val="en-US"/>
         </w:rPr>
-        <w:t>INSERT INTO PRODAJA VALUES (2, 'F-002', 2, 'kartica', 'Prodaja kukuruza zadruzi', 0.20, 'kg', DATE '2025-10-01', 6000.00);</w:t>
-      </w:r>
-    </w:p>
-    <w:p>
-      <w:pPr>
-        <w:pBdr>
-          <w:bottom w:val="single" w:color="auto" w:sz="6" w:space="1"/>
-        </w:pBdr>
+      </w:pPr>
+      <w:r>
         <w:rPr>
           <w:lang w:val="en-US"/>
         </w:rPr>
-      </w:pPr>
-      <w:r>
+        <w:t>INSERT INTO KORISTI_ZA VALUES (2, 2, DATE '2025-09-15', DATE '2025-09-25'); -- kombajn koristi se za kukuruz</w:t>
+      </w:r>
+    </w:p>
+    <w:p>
+      <w:pPr>
+        <w:pBdr>
+          <w:bottom w:val="single" w:sz="6" w:space="1" w:color="auto"/>
+        </w:pBdr>
         <w:rPr>
           <w:lang w:val="en-US"/>
         </w:rPr>
-        <w:t>INSERT INTO PRODAJA VALUES (3, 'F-003', 6, 'gotovina', 'Prodaja jabuka na pijaci', 0.50, 'kg', DATE '2025-09-15', 8000.00);</w:t>
-      </w:r>
-    </w:p>
-    <w:p>
-      <w:pPr>
-        <w:pBdr>
-          <w:bottom w:val="single" w:color="auto" w:sz="6" w:space="1"/>
-        </w:pBdr>
+      </w:pPr>
+      <w:r>
         <w:rPr>
           <w:lang w:val="en-US"/>
         </w:rPr>
-      </w:pPr>
-      <w:r>
+        <w:t>INSERT INTO KORISTI_ZA VALUES (3, 3, DATE '2025-03-20', DATE '2025-03-25'); -- plug koristi se za jecam</w:t>
+      </w:r>
+    </w:p>
+    <w:p>
+      <w:pPr>
+        <w:pBdr>
+          <w:bottom w:val="single" w:sz="6" w:space="1" w:color="auto"/>
+        </w:pBdr>
         <w:rPr>
           <w:lang w:val="en-US"/>
         </w:rPr>
-        <w:t>INSERT INTO PRODAJA VALUES (4, 'F-004', 7, 'gotovina', 'Prodaja krusaka lokalnom otkupljivacu', 0.45, 'kg', DATE '2025-09-20', 5000.00);</w:t>
-      </w:r>
-    </w:p>
-    <w:p>
-      <w:pPr>
-        <w:pBdr>
-          <w:bottom w:val="single" w:color="auto" w:sz="6" w:space="1"/>
-        </w:pBdr>
+      </w:pPr>
+      <w:r>
         <w:rPr>
           <w:lang w:val="en-US"/>
         </w:rPr>
-      </w:pPr>
-    </w:p>
-    <w:p>
-      <w:pPr>
-        <w:pBdr>
-          <w:bottom w:val="single" w:color="auto" w:sz="6" w:space="1"/>
+        <w:t>INSERT INTO KORISTI_ZA VALUES (4, 4, DATE '2025-07-01', DATE '2025-07-05'); -- prskalica koristi se za povrce</w:t>
+      </w:r>
+    </w:p>
+    <w:p>
+      <w:pPr>
+        <w:pBdr>
+          <w:bottom w:val="single" w:sz="6" w:space="1" w:color="auto"/>
         </w:pBdr>
         <w:rPr>
           <w:lang w:val="en-US"/>
         </w:rPr>
       </w:pPr>
-      <w:r>
+    </w:p>
+    <w:p>
+      <w:pPr>
+        <w:pBdr>
+          <w:bottom w:val="single" w:sz="6" w:space="1" w:color="auto"/>
+        </w:pBdr>
         <w:rPr>
           <w:lang w:val="en-US"/>
         </w:rPr>
-        <w:t>-- SUBVENCIJA</w:t>
-      </w:r>
-    </w:p>
-    <w:p>
-      <w:pPr>
-        <w:pBdr>
-          <w:bottom w:val="single" w:color="auto" w:sz="6" w:space="1"/>
-        </w:pBdr>
+      </w:pPr>
+      <w:r>
         <w:rPr>
           <w:lang w:val="en-US"/>
         </w:rPr>
-      </w:pPr>
-      <w:r>
+        <w:t>-- PROIZVODE</w:t>
+      </w:r>
+    </w:p>
+    <w:p>
+      <w:pPr>
+        <w:pBdr>
+          <w:bottom w:val="single" w:sz="6" w:space="1" w:color="000000"/>
+        </w:pBdr>
         <w:rPr>
           <w:lang w:val="en-US"/>
         </w:rPr>
-        <w:t>INSERT INTO SUBVENCIJA VALUES (1, 'R-001', 1, 'podsticaj za setvu', 500000.00, 'RSD', DATE '2025-02-01', DATE '2025-03-01', 'odobreno', 'Subvencija za setvu psenice');</w:t>
-      </w:r>
-    </w:p>
-    <w:p>
-      <w:pPr>
-        <w:pBdr>
-          <w:bottom w:val="single" w:color="auto" w:sz="6" w:space="1"/>
-        </w:pBdr>
+      </w:pPr>
+      <w:r>
         <w:rPr>
           <w:lang w:val="en-US"/>
         </w:rPr>
-      </w:pPr>
-      <w:r>
+        <w:t>INSERT INTO PROIZVODE VALUES (1, 1, DATE '2025-06-15'); -- psenica proizvedena iz useva 1</w:t>
+      </w:r>
+    </w:p>
+    <w:p>
+      <w:pPr>
+        <w:pBdr>
+          <w:bottom w:val="single" w:sz="6" w:space="1" w:color="000000"/>
+        </w:pBdr>
         <w:rPr>
           <w:lang w:val="en-US"/>
         </w:rPr>
-        <w:t>INSERT INTO SUBVENCIJA VALUES (2, 'R-002', 2, 'subvencija za stocarstvo', 300000.00, 'RSD', DATE '2025-04-10', DATE '2025-05-15', 'odobreno', 'Subvencija za krave muzare');</w:t>
-      </w:r>
-    </w:p>
-    <w:p>
-      <w:pPr>
-        <w:pBdr>
-          <w:bottom w:val="single" w:color="auto" w:sz="6" w:space="1"/>
-        </w:pBdr>
+      </w:pPr>
+      <w:r>
         <w:rPr>
           <w:lang w:val="en-US"/>
         </w:rPr>
-      </w:pPr>
-      <w:r>
+        <w:t>INSERT INTO PROIZVODE VALUES (1, 2, DATE '2025-09-20'); -- kukuruz proizveden iz useva 2</w:t>
+      </w:r>
+    </w:p>
+    <w:p>
+      <w:pPr>
+        <w:pBdr>
+          <w:bottom w:val="single" w:sz="6" w:space="1" w:color="000000"/>
+        </w:pBdr>
         <w:rPr>
           <w:lang w:val="en-US"/>
         </w:rPr>
-        <w:t>INSERT INTO SUBVENCIJA VALUES (3, 'R-003', 1, 'ekoloska mera', 200000.00, 'RSD', DATE '2025-06-01', DATE '2025-07-01', 'odobreno', 'Subvencija za ekolosku proizvodnju povrca');</w:t>
-      </w:r>
-    </w:p>
-    <w:p>
-      <w:pPr>
-        <w:pBdr>
-          <w:bottom w:val="single" w:color="auto" w:sz="6" w:space="1"/>
-        </w:pBdr>
+      </w:pPr>
+      <w:r>
         <w:rPr>
           <w:lang w:val="en-US"/>
         </w:rPr>
-      </w:pPr>
-    </w:p>
-    <w:p>
-      <w:pPr>
-        <w:pBdr>
-          <w:bottom w:val="single" w:color="auto" w:sz="6" w:space="1"/>
+        <w:t>INSERT INTO PROIZVODE VALUES (1, 3, DATE '2025-07-20'); -- jecam proizveden iz useva 3</w:t>
+      </w:r>
+    </w:p>
+    <w:p>
+      <w:pPr>
+        <w:pBdr>
+          <w:bottom w:val="single" w:sz="6" w:space="1" w:color="000000"/>
         </w:pBdr>
         <w:rPr>
           <w:lang w:val="en-US"/>
@@ -7335,13 +7150,13 @@
         <w:rPr>
           <w:lang w:val="en-US"/>
         </w:rPr>
-        <w:t>-- KORISTI_ZA</w:t>
-      </w:r>
-    </w:p>
-    <w:p>
-      <w:pPr>
-        <w:pBdr>
-          <w:bottom w:val="single" w:color="auto" w:sz="6" w:space="1"/>
+        <w:t>INSERT INTO PROIZVODE VALUES (1, 4, DATE '2025-07-01'); -- sargarepa proizvedena iz useva 4</w:t>
+      </w:r>
+    </w:p>
+    <w:p>
+      <w:pPr>
+        <w:pBdr>
+          <w:bottom w:val="single" w:sz="6" w:space="1" w:color="000000"/>
         </w:pBdr>
         <w:rPr>
           <w:lang w:val="en-US"/>
@@ -7351,13 +7166,13 @@
         <w:rPr>
           <w:lang w:val="en-US"/>
         </w:rPr>
-        <w:t>INSERT INTO KORISTI_ZA VALUES (1, 1, DATE '2025-10-01', DATE '2025-10-15'); -- traktor koristi se za psenicu</w:t>
-      </w:r>
-    </w:p>
-    <w:p>
-      <w:pPr>
-        <w:pBdr>
-          <w:bottom w:val="single" w:color="auto" w:sz="6" w:space="1"/>
+        <w:t>INSERT INTO PROIZVODE VALUES (1, 5, DATE '2025-08-10'); -- paprika proizvedena iz useva 5</w:t>
+      </w:r>
+    </w:p>
+    <w:p>
+      <w:pPr>
+        <w:pBdr>
+          <w:bottom w:val="single" w:sz="6" w:space="1" w:color="000000"/>
         </w:pBdr>
         <w:rPr>
           <w:lang w:val="en-US"/>
@@ -7367,13 +7182,13 @@
         <w:rPr>
           <w:lang w:val="en-US"/>
         </w:rPr>
-        <w:t>INSERT INTO KORISTI_ZA VALUES (2, 2, DATE '2025-09-15', DATE '2025-09-25'); -- kombajn koristi se za kukuruz</w:t>
-      </w:r>
-    </w:p>
-    <w:p>
-      <w:pPr>
-        <w:pBdr>
-          <w:bottom w:val="single" w:color="auto" w:sz="6" w:space="1"/>
+        <w:t>INSERT INTO PROIZVODE VALUES (1, 6, DATE '2025-09-10'); -- jabuka proizvedena iz useva 6</w:t>
+      </w:r>
+    </w:p>
+    <w:p>
+      <w:pPr>
+        <w:pBdr>
+          <w:bottom w:val="single" w:sz="6" w:space="1" w:color="000000"/>
         </w:pBdr>
         <w:rPr>
           <w:lang w:val="en-US"/>
@@ -7383,282 +7198,91 @@
         <w:rPr>
           <w:lang w:val="en-US"/>
         </w:rPr>
-        <w:lastRenderedPageBreak/>
-        <w:t>INSERT INTO KORISTI_ZA VALUES (3, 3, DATE '2025-03-20', DATE '2025-03-25'); -- plug koristi se za jecam</w:t>
-      </w:r>
-    </w:p>
-    <w:p>
-      <w:pPr>
-        <w:pBdr>
-          <w:bottom w:val="single" w:color="auto" w:sz="6" w:space="1"/>
-        </w:pBdr>
+        <w:t>INSERT INTO PROIZVODE VALUES (</w:t>
+      </w:r>
+      <w:r>
         <w:rPr>
           <w:lang w:val="en-US"/>
         </w:rPr>
-      </w:pPr>
+        <w:t xml:space="preserve"> </w:t>
+      </w:r>
       <w:r>
         <w:rPr>
           <w:lang w:val="en-US"/>
         </w:rPr>
-        <w:t>INSERT INTO KORISTI_ZA VALUES (4, 4, DATE '2025-07-01', DATE '2025-07-05'); -- prskalica koristi se za povrce</w:t>
-      </w:r>
-    </w:p>
-    <w:p>
-      <w:pPr>
-        <w:pBdr>
-          <w:bottom w:val="single" w:color="auto" w:sz="6" w:space="1"/>
+        <w:t>1, 7, DATE '2025-09-15'); -- kruska proizvedena iz useva 7</w:t>
+      </w:r>
+    </w:p>
+    <w:p>
+      <w:pPr>
+        <w:pBdr>
+          <w:bottom w:val="single" w:sz="6" w:space="1" w:color="000000"/>
         </w:pBdr>
         <w:rPr>
           <w:lang w:val="en-US"/>
         </w:rPr>
       </w:pPr>
-    </w:p>
-    <w:p>
-      <w:pPr>
-        <w:pBdr>
-          <w:bottom w:val="single" w:color="auto" w:sz="6" w:space="1"/>
-        </w:pBdr>
+      <w:r>
         <w:rPr>
           <w:lang w:val="en-US"/>
         </w:rPr>
-      </w:pPr>
+        <w:t>INSERT INTO PROIZVODE VALUES (</w:t>
+      </w:r>
       <w:r>
         <w:rPr>
           <w:lang w:val="en-US"/>
         </w:rPr>
-        <w:t>-- PROIZVODE</w:t>
-      </w:r>
-    </w:p>
-    <w:p>
-      <w:pPr>
-        <w:pBdr>
-          <w:bottom w:val="single" w:color="000000" w:sz="6" w:space="1"/>
-        </w:pBdr>
+        <w:t xml:space="preserve"> </w:t>
+      </w:r>
+      <w:r>
         <w:rPr>
           <w:lang w:val="en-US"/>
         </w:rPr>
-      </w:pPr>
-      <w:r>
+        <w:t>1, 8, DATE '2025-08-15'); -- lucerna proizvedena iz useva 8</w:t>
+      </w:r>
+    </w:p>
+    <w:p>
+      <w:pPr>
+        <w:pBdr>
+          <w:bottom w:val="single" w:sz="6" w:space="1" w:color="000000"/>
+        </w:pBdr>
         <w:rPr>
           <w:lang w:val="en-US"/>
         </w:rPr>
+      </w:pPr>
+      <w:r>
+        <w:rPr>
+          <w:lang w:val="en-US"/>
+        </w:rPr>
         <w:t>INSERT INTO PROIZVODE VALUES (</w:t>
       </w:r>
       <w:r>
         <w:rPr>
           <w:lang w:val="en-US"/>
         </w:rPr>
-        <w:t>1, 1, DATE '2025-06-15'); -- psenica proizvedena iz useva 1</w:t>
-      </w:r>
-    </w:p>
-    <w:p>
-      <w:pPr>
-        <w:pBdr>
-          <w:bottom w:val="single" w:color="000000" w:sz="6" w:space="1"/>
-        </w:pBdr>
+        <w:t xml:space="preserve"> </w:t>
+      </w:r>
+      <w:r>
         <w:rPr>
           <w:lang w:val="en-US"/>
         </w:rPr>
-      </w:pPr>
+        <w:t xml:space="preserve">1, 9, DATE '2025-07-30'); -- detelina proizvedena </w:t>
+      </w:r>
       <w:r>
         <w:rPr>
           <w:lang w:val="en-US"/>
         </w:rPr>
-        <w:t>INSERT INTO PROIZVODE VALUES (</w:t>
+        <w:t xml:space="preserve">iz useva </w:t>
       </w:r>
       <w:r>
         <w:rPr>
           <w:lang w:val="en-US"/>
         </w:rPr>
-        <w:t>1, 2, DATE '2025-09-20'); -- kukuruz proizveden iz useva 2</w:t>
-      </w:r>
-    </w:p>
-    <w:p>
-      <w:pPr>
-        <w:pBdr>
-          <w:bottom w:val="single" w:color="000000" w:sz="6" w:space="1"/>
-        </w:pBdr>
-        <w:rPr>
-          <w:lang w:val="en-US"/>
-        </w:rPr>
-      </w:pPr>
-      <w:r>
-        <w:rPr>
-          <w:lang w:val="en-US"/>
-        </w:rPr>
-        <w:t>INSERT INTO PROIZVODE VALUES (</w:t>
-      </w:r>
-      <w:r>
-        <w:rPr>
-          <w:lang w:val="en-US"/>
-        </w:rPr>
-        <w:t>1, 3, DATE '2025-07-20'); -- jecam proizveden iz useva 3</w:t>
-      </w:r>
-    </w:p>
-    <w:p>
-      <w:pPr>
-        <w:pBdr>
-          <w:bottom w:val="single" w:color="000000" w:sz="6" w:space="1"/>
-        </w:pBdr>
-        <w:rPr>
-          <w:lang w:val="en-US"/>
-        </w:rPr>
-      </w:pPr>
-      <w:r>
-        <w:rPr>
-          <w:lang w:val="en-US"/>
-        </w:rPr>
-        <w:t>INSERT INTO PROIZVODE VALUES (</w:t>
-      </w:r>
-      <w:r>
-        <w:rPr>
-          <w:lang w:val="en-US"/>
-        </w:rPr>
-        <w:t>1, 4, DATE '2025-07-01'); -- sargarepa proizvedena iz useva 4</w:t>
-      </w:r>
-    </w:p>
-    <w:p>
-      <w:pPr>
-        <w:pBdr>
-          <w:bottom w:val="single" w:color="000000" w:sz="6" w:space="1"/>
-        </w:pBdr>
-        <w:rPr>
-          <w:lang w:val="en-US"/>
-        </w:rPr>
-      </w:pPr>
-      <w:r>
-        <w:rPr>
-          <w:lang w:val="en-US"/>
-        </w:rPr>
-        <w:t>INSERT INTO PROIZVODE VALUES (</w:t>
-      </w:r>
-      <w:r>
-        <w:rPr>
-          <w:lang w:val="en-US"/>
-        </w:rPr>
-        <w:t>1, 5, DATE '2025-08-10'); -- paprika proizvedena iz useva 5</w:t>
-      </w:r>
-    </w:p>
-    <w:p>
-      <w:pPr>
-        <w:pBdr>
-          <w:bottom w:val="single" w:color="000000" w:sz="6" w:space="1"/>
-        </w:pBdr>
-        <w:rPr>
-          <w:lang w:val="en-US"/>
-        </w:rPr>
-      </w:pPr>
-      <w:r>
-        <w:rPr>
-          <w:lang w:val="en-US"/>
-        </w:rPr>
-        <w:t>INSERT INTO PROIZVODE VALUES (</w:t>
-      </w:r>
-      <w:r>
-        <w:rPr>
-          <w:lang w:val="en-US"/>
-        </w:rPr>
-        <w:t>1, 6, DATE '2025-09-10'); -- jabuka proizvedena iz useva 6</w:t>
-      </w:r>
-    </w:p>
-    <w:p>
-      <w:pPr>
-        <w:pBdr>
-          <w:bottom w:val="single" w:color="000000" w:sz="6" w:space="1"/>
-        </w:pBdr>
-        <w:rPr>
-          <w:lang w:val="en-US"/>
-        </w:rPr>
-      </w:pPr>
-      <w:r>
-        <w:rPr>
-          <w:lang w:val="en-US"/>
-        </w:rPr>
-        <w:t>INSERT INTO PROIZVODE VALUES (</w:t>
-      </w:r>
-      <w:r>
-        <w:rPr>
-          <w:lang w:val="en-US"/>
-        </w:rPr>
-        <w:t xml:space="preserve"> </w:t>
-      </w:r>
-      <w:r>
-        <w:rPr>
-          <w:lang w:val="en-US"/>
-        </w:rPr>
-        <w:t>1, 7, DATE '2025-09-15'); -- kruska proizvedena iz useva 7</w:t>
-      </w:r>
-    </w:p>
-    <w:p>
-      <w:pPr>
-        <w:pBdr>
-          <w:bottom w:val="single" w:color="000000" w:sz="6" w:space="1"/>
-        </w:pBdr>
-        <w:rPr>
-          <w:lang w:val="en-US"/>
-        </w:rPr>
-      </w:pPr>
-      <w:r>
-        <w:rPr>
-          <w:lang w:val="en-US"/>
-        </w:rPr>
-        <w:t>INSERT INTO PROIZVODE VALUES (</w:t>
-      </w:r>
-      <w:r>
-        <w:rPr>
-          <w:lang w:val="en-US"/>
-        </w:rPr>
-        <w:t xml:space="preserve"> </w:t>
-      </w:r>
-      <w:r>
-        <w:rPr>
-          <w:lang w:val="en-US"/>
-        </w:rPr>
-        <w:t>1, 8, DATE '2025-08-15'); -- lucerna proizvedena iz useva 8</w:t>
-      </w:r>
-    </w:p>
-    <w:p>
-      <w:pPr>
-        <w:pBdr>
-          <w:bottom w:val="single" w:color="000000" w:sz="6" w:space="1"/>
-        </w:pBdr>
-        <w:rPr>
-          <w:lang w:val="en-US"/>
-        </w:rPr>
-      </w:pPr>
-      <w:r>
-        <w:rPr>
-          <w:lang w:val="en-US"/>
-        </w:rPr>
-        <w:t>INSERT INTO PROIZVODE VALUES (</w:t>
-      </w:r>
-      <w:r>
-        <w:rPr>
-          <w:lang w:val="en-US"/>
-        </w:rPr>
-        <w:t xml:space="preserve"> </w:t>
-      </w:r>
-      <w:r>
-        <w:rPr>
-          <w:lang w:val="en-US"/>
-        </w:rPr>
-        <w:t xml:space="preserve">1, 9, DATE '2025-07-30'); -- detelina proizvedena </w:t>
-      </w:r>
-      <w:r>
-        <w:rPr>
-          <w:lang w:val="en-US"/>
-        </w:rPr>
-        <w:t xml:space="preserve">iz useva </w:t>
-      </w:r>
-      <w:r>
-        <w:rPr>
-          <w:lang w:val="en-US"/>
-        </w:rPr>
         <w:t>9</w:t>
       </w:r>
     </w:p>
     <w:sectPr>
-      <w:pgSz w:w="12240" w:h="15840" w:orient="portrait"/>
+      <w:pgSz w:w="12240" w:h="15840"/>
       <w:pgMar w:top="1440" w:right="1440" w:bottom="1440" w:left="1247" w:header="709" w:footer="709" w:gutter="0"/>
       <w:cols w:space="708"/>
       <w:docGrid w:linePitch="360"/>
@@ -7731,7 +7355,7 @@
         <w:ind w:left="720" w:hanging="360"/>
       </w:pPr>
       <w:rPr>
-        <w:rFonts w:hint="default" w:ascii="Wingdings" w:hAnsi="Wingdings" w:eastAsiaTheme="minorEastAsia" w:cstheme="minorBidi"/>
+        <w:rFonts w:ascii="Wingdings" w:eastAsiaTheme="minorEastAsia" w:hAnsi="Wingdings" w:cstheme="minorBidi" w:hint="default"/>
       </w:rPr>
     </w:lvl>
     <w:lvl w:ilvl="1" w:tplc="04090003" w:tentative="1">
@@ -7743,7 +7367,7 @@
         <w:ind w:left="1440" w:hanging="360"/>
       </w:pPr>
       <w:rPr>
-        <w:rFonts w:hint="default" w:ascii="Courier New" w:hAnsi="Courier New" w:cs="Courier New"/>
+        <w:rFonts w:ascii="Courier New" w:hAnsi="Courier New" w:cs="Courier New" w:hint="default"/>
       </w:rPr>
     </w:lvl>
     <w:lvl w:ilvl="2" w:tplc="04090005" w:tentative="1">
@@ -7755,7 +7379,7 @@
         <w:ind w:left="2160" w:hanging="360"/>
       </w:pPr>
       <w:rPr>
-        <w:rFonts w:hint="default" w:ascii="Wingdings" w:hAnsi="Wingdings"/>
+        <w:rFonts w:ascii="Wingdings" w:hAnsi="Wingdings" w:hint="default"/>
       </w:rPr>
     </w:lvl>
     <w:lvl w:ilvl="3" w:tplc="04090001" w:tentative="1">
@@ -7767,7 +7391,7 @@
         <w:ind w:left="2880" w:hanging="360"/>
       </w:pPr>
       <w:rPr>
-        <w:rFonts w:hint="default" w:ascii="Symbol" w:hAnsi="Symbol"/>
+        <w:rFonts w:ascii="Symbol" w:hAnsi="Symbol" w:hint="default"/>
       </w:rPr>
     </w:lvl>
     <w:lvl w:ilvl="4" w:tplc="04090003" w:tentative="1">
@@ -7779,7 +7403,7 @@
         <w:ind w:left="3600" w:hanging="360"/>
       </w:pPr>
       <w:rPr>
-        <w:rFonts w:hint="default" w:ascii="Courier New" w:hAnsi="Courier New" w:cs="Courier New"/>
+        <w:rFonts w:ascii="Courier New" w:hAnsi="Courier New" w:cs="Courier New" w:hint="default"/>
       </w:rPr>
     </w:lvl>
     <w:lvl w:ilvl="5" w:tplc="04090005" w:tentative="1">
@@ -7791,7 +7415,7 @@
         <w:ind w:left="4320" w:hanging="360"/>
       </w:pPr>
       <w:rPr>
-        <w:rFonts w:hint="default" w:ascii="Wingdings" w:hAnsi="Wingdings"/>
+        <w:rFonts w:ascii="Wingdings" w:hAnsi="Wingdings" w:hint="default"/>
       </w:rPr>
     </w:lvl>
     <w:lvl w:ilvl="6" w:tplc="04090001" w:tentative="1">
@@ -7803,7 +7427,7 @@
         <w:ind w:left="5040" w:hanging="360"/>
       </w:pPr>
       <w:rPr>
-        <w:rFonts w:hint="default" w:ascii="Symbol" w:hAnsi="Symbol"/>
+        <w:rFonts w:ascii="Symbol" w:hAnsi="Symbol" w:hint="default"/>
       </w:rPr>
     </w:lvl>
     <w:lvl w:ilvl="7" w:tplc="04090003" w:tentative="1">
@@ -7815,7 +7439,7 @@
         <w:ind w:left="5760" w:hanging="360"/>
       </w:pPr>
       <w:rPr>
-        <w:rFonts w:hint="default" w:ascii="Courier New" w:hAnsi="Courier New" w:cs="Courier New"/>
+        <w:rFonts w:ascii="Courier New" w:hAnsi="Courier New" w:cs="Courier New" w:hint="default"/>
       </w:rPr>
     </w:lvl>
     <w:lvl w:ilvl="8" w:tplc="04090005" w:tentative="1">
@@ -7827,7 +7451,7 @@
         <w:ind w:left="6480" w:hanging="360"/>
       </w:pPr>
       <w:rPr>
-        <w:rFonts w:hint="default" w:ascii="Wingdings" w:hAnsi="Wingdings"/>
+        <w:rFonts w:ascii="Wingdings" w:hAnsi="Wingdings" w:hint="default"/>
       </w:rPr>
     </w:lvl>
   </w:abstractNum>
@@ -7844,7 +7468,7 @@
         <w:ind w:left="720" w:hanging="360"/>
       </w:pPr>
       <w:rPr>
-        <w:rFonts w:hint="default" w:ascii="Aptos" w:hAnsi="Aptos" w:eastAsiaTheme="minorEastAsia" w:cstheme="minorBidi"/>
+        <w:rFonts w:ascii="Aptos" w:eastAsiaTheme="minorEastAsia" w:hAnsi="Aptos" w:cstheme="minorBidi" w:hint="default"/>
       </w:rPr>
     </w:lvl>
     <w:lvl w:ilvl="1" w:tplc="04090003" w:tentative="1">
@@ -7856,7 +7480,7 @@
         <w:ind w:left="1440" w:hanging="360"/>
       </w:pPr>
       <w:rPr>
-        <w:rFonts w:hint="default" w:ascii="Courier New" w:hAnsi="Courier New" w:cs="Courier New"/>
+        <w:rFonts w:ascii="Courier New" w:hAnsi="Courier New" w:cs="Courier New" w:hint="default"/>
       </w:rPr>
     </w:lvl>
     <w:lvl w:ilvl="2" w:tplc="04090005" w:tentative="1">
@@ -7868,7 +7492,7 @@
         <w:ind w:left="2160" w:hanging="360"/>
       </w:pPr>
       <w:rPr>
-        <w:rFonts w:hint="default" w:ascii="Wingdings" w:hAnsi="Wingdings"/>
+        <w:rFonts w:ascii="Wingdings" w:hAnsi="Wingdings" w:hint="default"/>
       </w:rPr>
     </w:lvl>
     <w:lvl w:ilvl="3" w:tplc="04090001" w:tentative="1">
@@ -7880,7 +7504,7 @@
         <w:ind w:left="2880" w:hanging="360"/>
       </w:pPr>
       <w:rPr>
-        <w:rFonts w:hint="default" w:ascii="Symbol" w:hAnsi="Symbol"/>
+        <w:rFonts w:ascii="Symbol" w:hAnsi="Symbol" w:hint="default"/>
       </w:rPr>
     </w:lvl>
     <w:lvl w:ilvl="4" w:tplc="04090003" w:tentative="1">
@@ -7892,7 +7516,7 @@
         <w:ind w:left="3600" w:hanging="360"/>
       </w:pPr>
       <w:rPr>
-        <w:rFonts w:hint="default" w:ascii="Courier New" w:hAnsi="Courier New" w:cs="Courier New"/>
+        <w:rFonts w:ascii="Courier New" w:hAnsi="Courier New" w:cs="Courier New" w:hint="default"/>
       </w:rPr>
     </w:lvl>
     <w:lvl w:ilvl="5" w:tplc="04090005" w:tentative="1">
@@ -7904,7 +7528,7 @@
         <w:ind w:left="4320" w:hanging="360"/>
       </w:pPr>
       <w:rPr>
-        <w:rFonts w:hint="default" w:ascii="Wingdings" w:hAnsi="Wingdings"/>
+        <w:rFonts w:ascii="Wingdings" w:hAnsi="Wingdings" w:hint="default"/>
       </w:rPr>
     </w:lvl>
     <w:lvl w:ilvl="6" w:tplc="04090001" w:tentative="1">
@@ -7916,7 +7540,7 @@
         <w:ind w:left="5040" w:hanging="360"/>
       </w:pPr>
       <w:rPr>
-        <w:rFonts w:hint="default" w:ascii="Symbol" w:hAnsi="Symbol"/>
+        <w:rFonts w:ascii="Symbol" w:hAnsi="Symbol" w:hint="default"/>
       </w:rPr>
     </w:lvl>
     <w:lvl w:ilvl="7" w:tplc="04090003" w:tentative="1">
@@ -7928,7 +7552,7 @@
         <w:ind w:left="5760" w:hanging="360"/>
       </w:pPr>
       <w:rPr>
-        <w:rFonts w:hint="default" w:ascii="Courier New" w:hAnsi="Courier New" w:cs="Courier New"/>
+        <w:rFonts w:ascii="Courier New" w:hAnsi="Courier New" w:cs="Courier New" w:hint="default"/>
       </w:rPr>
     </w:lvl>
     <w:lvl w:ilvl="8" w:tplc="04090005" w:tentative="1">
@@ -7940,7 +7564,7 @@
         <w:ind w:left="6480" w:hanging="360"/>
       </w:pPr>
       <w:rPr>
-        <w:rFonts w:hint="default" w:ascii="Wingdings" w:hAnsi="Wingdings"/>
+        <w:rFonts w:ascii="Wingdings" w:hAnsi="Wingdings" w:hint="default"/>
       </w:rPr>
     </w:lvl>
   </w:abstractNum>
@@ -7957,7 +7581,7 @@
         <w:ind w:left="720" w:hanging="360"/>
       </w:pPr>
       <w:rPr>
-        <w:rFonts w:hint="default" w:ascii="Symbol" w:hAnsi="Symbol"/>
+        <w:rFonts w:ascii="Symbol" w:hAnsi="Symbol" w:hint="default"/>
       </w:rPr>
     </w:lvl>
     <w:lvl w:ilvl="1" w:tplc="04090003">
@@ -7969,7 +7593,7 @@
         <w:ind w:left="1440" w:hanging="360"/>
       </w:pPr>
       <w:rPr>
-        <w:rFonts w:hint="default" w:ascii="Courier New" w:hAnsi="Courier New" w:cs="Courier New"/>
+        <w:rFonts w:ascii="Courier New" w:hAnsi="Courier New" w:cs="Courier New" w:hint="default"/>
       </w:rPr>
     </w:lvl>
     <w:lvl w:ilvl="2" w:tplc="04090005" w:tentative="1">
@@ -7981,7 +7605,7 @@
         <w:ind w:left="2160" w:hanging="360"/>
       </w:pPr>
       <w:rPr>
-        <w:rFonts w:hint="default" w:ascii="Wingdings" w:hAnsi="Wingdings"/>
+        <w:rFonts w:ascii="Wingdings" w:hAnsi="Wingdings" w:hint="default"/>
       </w:rPr>
     </w:lvl>
     <w:lvl w:ilvl="3" w:tplc="04090001" w:tentative="1">
@@ -7993,7 +7617,7 @@
         <w:ind w:left="2880" w:hanging="360"/>
       </w:pPr>
       <w:rPr>
-        <w:rFonts w:hint="default" w:ascii="Symbol" w:hAnsi="Symbol"/>
+        <w:rFonts w:ascii="Symbol" w:hAnsi="Symbol" w:hint="default"/>
       </w:rPr>
     </w:lvl>
     <w:lvl w:ilvl="4" w:tplc="04090003" w:tentative="1">
@@ -8005,7 +7629,7 @@
         <w:ind w:left="3600" w:hanging="360"/>
       </w:pPr>
       <w:rPr>
-        <w:rFonts w:hint="default" w:ascii="Courier New" w:hAnsi="Courier New" w:cs="Courier New"/>
+        <w:rFonts w:ascii="Courier New" w:hAnsi="Courier New" w:cs="Courier New" w:hint="default"/>
       </w:rPr>
     </w:lvl>
     <w:lvl w:ilvl="5" w:tplc="04090005" w:tentative="1">
@@ -8017,7 +7641,7 @@
         <w:ind w:left="4320" w:hanging="360"/>
       </w:pPr>
       <w:rPr>
-        <w:rFonts w:hint="default" w:ascii="Wingdings" w:hAnsi="Wingdings"/>
+        <w:rFonts w:ascii="Wingdings" w:hAnsi="Wingdings" w:hint="default"/>
       </w:rPr>
     </w:lvl>
     <w:lvl w:ilvl="6" w:tplc="04090001" w:tentative="1">
@@ -8029,7 +7653,7 @@
         <w:ind w:left="5040" w:hanging="360"/>
       </w:pPr>
       <w:rPr>
-        <w:rFonts w:hint="default" w:ascii="Symbol" w:hAnsi="Symbol"/>
+        <w:rFonts w:ascii="Symbol" w:hAnsi="Symbol" w:hint="default"/>
       </w:rPr>
     </w:lvl>
     <w:lvl w:ilvl="7" w:tplc="04090003" w:tentative="1">
@@ -8041,7 +7665,7 @@
         <w:ind w:left="5760" w:hanging="360"/>
       </w:pPr>
       <w:rPr>
-        <w:rFonts w:hint="default" w:ascii="Courier New" w:hAnsi="Courier New" w:cs="Courier New"/>
+        <w:rFonts w:ascii="Courier New" w:hAnsi="Courier New" w:cs="Courier New" w:hint="default"/>
       </w:rPr>
     </w:lvl>
     <w:lvl w:ilvl="8" w:tplc="04090005" w:tentative="1">
@@ -8053,7 +7677,7 @@
         <w:ind w:left="6480" w:hanging="360"/>
       </w:pPr>
       <w:rPr>
-        <w:rFonts w:hint="default" w:ascii="Wingdings" w:hAnsi="Wingdings"/>
+        <w:rFonts w:ascii="Wingdings" w:hAnsi="Wingdings" w:hint="default"/>
       </w:rPr>
     </w:lvl>
   </w:abstractNum>
@@ -8069,7 +7693,7 @@
         <w:ind w:left="720" w:hanging="360"/>
       </w:pPr>
       <w:rPr>
-        <w:rFonts w:hint="default" w:ascii="Aptos" w:hAnsi="Aptos" w:eastAsiaTheme="minorEastAsia" w:cstheme="minorBidi"/>
+        <w:rFonts w:ascii="Aptos" w:eastAsiaTheme="minorEastAsia" w:hAnsi="Aptos" w:cstheme="minorBidi" w:hint="default"/>
       </w:rPr>
     </w:lvl>
     <w:lvl w:ilvl="1" w:tplc="04090003" w:tentative="1">
@@ -8081,7 +7705,7 @@
         <w:ind w:left="1440" w:hanging="360"/>
       </w:pPr>
       <w:rPr>
-        <w:rFonts w:hint="default" w:ascii="Courier New" w:hAnsi="Courier New" w:cs="Courier New"/>
+        <w:rFonts w:ascii="Courier New" w:hAnsi="Courier New" w:cs="Courier New" w:hint="default"/>
       </w:rPr>
     </w:lvl>
     <w:lvl w:ilvl="2" w:tplc="04090005" w:tentative="1">
@@ -8093,7 +7717,7 @@
         <w:ind w:left="2160" w:hanging="360"/>
       </w:pPr>
       <w:rPr>
-        <w:rFonts w:hint="default" w:ascii="Wingdings" w:hAnsi="Wingdings"/>
+        <w:rFonts w:ascii="Wingdings" w:hAnsi="Wingdings" w:hint="default"/>
       </w:rPr>
     </w:lvl>
     <w:lvl w:ilvl="3" w:tplc="04090001" w:tentative="1">
@@ -8105,7 +7729,7 @@
         <w:ind w:left="2880" w:hanging="360"/>
       </w:pPr>
       <w:rPr>
-        <w:rFonts w:hint="default" w:ascii="Symbol" w:hAnsi="Symbol"/>
+        <w:rFonts w:ascii="Symbol" w:hAnsi="Symbol" w:hint="default"/>
       </w:rPr>
     </w:lvl>
     <w:lvl w:ilvl="4" w:tplc="04090003" w:tentative="1">
@@ -8117,7 +7741,7 @@
         <w:ind w:left="3600" w:hanging="360"/>
       </w:pPr>
       <w:rPr>
-        <w:rFonts w:hint="default" w:ascii="Courier New" w:hAnsi="Courier New" w:cs="Courier New"/>
+        <w:rFonts w:ascii="Courier New" w:hAnsi="Courier New" w:cs="Courier New" w:hint="default"/>
       </w:rPr>
     </w:lvl>
     <w:lvl w:ilvl="5" w:tplc="04090005" w:tentative="1">
@@ -8129,7 +7753,7 @@
         <w:ind w:left="4320" w:hanging="360"/>
       </w:pPr>
       <w:rPr>
-        <w:rFonts w:hint="default" w:ascii="Wingdings" w:hAnsi="Wingdings"/>
+        <w:rFonts w:ascii="Wingdings" w:hAnsi="Wingdings" w:hint="default"/>
       </w:rPr>
     </w:lvl>
     <w:lvl w:ilvl="6" w:tplc="04090001" w:tentative="1">
@@ -8141,7 +7765,7 @@
         <w:ind w:left="5040" w:hanging="360"/>
       </w:pPr>
       <w:rPr>
-        <w:rFonts w:hint="default" w:ascii="Symbol" w:hAnsi="Symbol"/>
+        <w:rFonts w:ascii="Symbol" w:hAnsi="Symbol" w:hint="default"/>
       </w:rPr>
     </w:lvl>
     <w:lvl w:ilvl="7" w:tplc="04090003" w:tentative="1">
@@ -8153,7 +7777,7 @@
         <w:ind w:left="5760" w:hanging="360"/>
       </w:pPr>
       <w:rPr>
-        <w:rFonts w:hint="default" w:ascii="Courier New" w:hAnsi="Courier New" w:cs="Courier New"/>
+        <w:rFonts w:ascii="Courier New" w:hAnsi="Courier New" w:cs="Courier New" w:hint="default"/>
       </w:rPr>
     </w:lvl>
     <w:lvl w:ilvl="8" w:tplc="04090005" w:tentative="1">
@@ -8165,7 +7789,7 @@
         <w:ind w:left="6480" w:hanging="360"/>
       </w:pPr>
       <w:rPr>
-        <w:rFonts w:hint="default" w:ascii="Wingdings" w:hAnsi="Wingdings"/>
+        <w:rFonts w:ascii="Wingdings" w:hAnsi="Wingdings" w:hint="default"/>
       </w:rPr>
     </w:lvl>
   </w:abstractNum>
@@ -8182,7 +7806,7 @@
         <w:ind w:left="720" w:hanging="360"/>
       </w:pPr>
       <w:rPr>
-        <w:rFonts w:hint="default" w:ascii="Aptos" w:hAnsi="Aptos" w:eastAsiaTheme="minorEastAsia" w:cstheme="minorBidi"/>
+        <w:rFonts w:ascii="Aptos" w:eastAsiaTheme="minorEastAsia" w:hAnsi="Aptos" w:cstheme="minorBidi" w:hint="default"/>
       </w:rPr>
     </w:lvl>
     <w:lvl w:ilvl="1" w:tplc="04090003" w:tentative="1">
@@ -8194,7 +7818,7 @@
         <w:ind w:left="1440" w:hanging="360"/>
       </w:pPr>
       <w:rPr>
-        <w:rFonts w:hint="default" w:ascii="Courier New" w:hAnsi="Courier New" w:cs="Courier New"/>
+        <w:rFonts w:ascii="Courier New" w:hAnsi="Courier New" w:cs="Courier New" w:hint="default"/>
       </w:rPr>
     </w:lvl>
     <w:lvl w:ilvl="2" w:tplc="04090005" w:tentative="1">
@@ -8206,7 +7830,7 @@
         <w:ind w:left="2160" w:hanging="360"/>
       </w:pPr>
       <w:rPr>
-        <w:rFonts w:hint="default" w:ascii="Wingdings" w:hAnsi="Wingdings"/>
+        <w:rFonts w:ascii="Wingdings" w:hAnsi="Wingdings" w:hint="default"/>
       </w:rPr>
     </w:lvl>
     <w:lvl w:ilvl="3" w:tplc="04090001" w:tentative="1">
@@ -8218,7 +7842,7 @@
         <w:ind w:left="2880" w:hanging="360"/>
       </w:pPr>
       <w:rPr>
-        <w:rFonts w:hint="default" w:ascii="Symbol" w:hAnsi="Symbol"/>
+        <w:rFonts w:ascii="Symbol" w:hAnsi="Symbol" w:hint="default"/>
       </w:rPr>
     </w:lvl>
     <w:lvl w:ilvl="4" w:tplc="04090003" w:tentative="1">
@@ -8230,7 +7854,7 @@
         <w:ind w:left="3600" w:hanging="360"/>
       </w:pPr>
       <w:rPr>
-        <w:rFonts w:hint="default" w:ascii="Courier New" w:hAnsi="Courier New" w:cs="Courier New"/>
+        <w:rFonts w:ascii="Courier New" w:hAnsi="Courier New" w:cs="Courier New" w:hint="default"/>
       </w:rPr>
     </w:lvl>
     <w:lvl w:ilvl="5" w:tplc="04090005" w:tentative="1">
@@ -8242,7 +7866,7 @@
         <w:ind w:left="4320" w:hanging="360"/>
       </w:pPr>
       <w:rPr>
-        <w:rFonts w:hint="default" w:ascii="Wingdings" w:hAnsi="Wingdings"/>
+        <w:rFonts w:ascii="Wingdings" w:hAnsi="Wingdings" w:hint="default"/>
       </w:rPr>
     </w:lvl>
     <w:lvl w:ilvl="6" w:tplc="04090001" w:tentative="1">
@@ -8254,7 +7878,7 @@
         <w:ind w:left="5040" w:hanging="360"/>
       </w:pPr>
       <w:rPr>
-        <w:rFonts w:hint="default" w:ascii="Symbol" w:hAnsi="Symbol"/>
+        <w:rFonts w:ascii="Symbol" w:hAnsi="Symbol" w:hint="default"/>
       </w:rPr>
     </w:lvl>
     <w:lvl w:ilvl="7" w:tplc="04090003" w:tentative="1">
@@ -8266,7 +7890,7 @@
         <w:ind w:left="5760" w:hanging="360"/>
       </w:pPr>
       <w:rPr>
-        <w:rFonts w:hint="default" w:ascii="Courier New" w:hAnsi="Courier New" w:cs="Courier New"/>
+        <w:rFonts w:ascii="Courier New" w:hAnsi="Courier New" w:cs="Courier New" w:hint="default"/>
       </w:rPr>
     </w:lvl>
     <w:lvl w:ilvl="8" w:tplc="04090005" w:tentative="1">
@@ -8278,7 +7902,7 @@
         <w:ind w:left="6480" w:hanging="360"/>
       </w:pPr>
       <w:rPr>
-        <w:rFonts w:hint="default" w:ascii="Wingdings" w:hAnsi="Wingdings"/>
+        <w:rFonts w:ascii="Wingdings" w:hAnsi="Wingdings" w:hint="default"/>
       </w:rPr>
     </w:lvl>
   </w:abstractNum>
@@ -8305,7 +7929,7 @@
   <w:docDefaults>
     <w:rPrDefault>
       <w:rPr>
-        <w:rFonts w:asciiTheme="minorHAnsi" w:hAnsiTheme="minorHAnsi" w:eastAsiaTheme="minorEastAsia" w:cstheme="minorBidi"/>
+        <w:rFonts w:asciiTheme="minorHAnsi" w:eastAsiaTheme="minorEastAsia" w:hAnsiTheme="minorHAnsi" w:cstheme="minorBidi"/>
         <w:kern w:val="2"/>
         <w:sz w:val="24"/>
         <w:szCs w:val="24"/>
@@ -8322,14 +7946,14 @@
   <w:latentStyles w:defLockedState="0" w:defUIPriority="99" w:defSemiHidden="0" w:defUnhideWhenUsed="0" w:defQFormat="0" w:count="376">
     <w:lsdException w:name="Normal" w:uiPriority="0" w:qFormat="1"/>
     <w:lsdException w:name="heading 1" w:uiPriority="9" w:qFormat="1"/>
-    <w:lsdException w:name="heading 2" w:uiPriority="9" w:semiHidden="1" w:unhideWhenUsed="1" w:qFormat="1"/>
-    <w:lsdException w:name="heading 3" w:uiPriority="9" w:semiHidden="1" w:unhideWhenUsed="1" w:qFormat="1"/>
-    <w:lsdException w:name="heading 4" w:uiPriority="9" w:semiHidden="1" w:unhideWhenUsed="1" w:qFormat="1"/>
-    <w:lsdException w:name="heading 5" w:uiPriority="9" w:semiHidden="1" w:unhideWhenUsed="1" w:qFormat="1"/>
-    <w:lsdException w:name="heading 6" w:uiPriority="9" w:semiHidden="1" w:unhideWhenUsed="1" w:qFormat="1"/>
-    <w:lsdException w:name="heading 7" w:uiPriority="9" w:semiHidden="1" w:unhideWhenUsed="1" w:qFormat="1"/>
-    <w:lsdException w:name="heading 8" w:uiPriority="9" w:semiHidden="1" w:unhideWhenUsed="1" w:qFormat="1"/>
-    <w:lsdException w:name="heading 9" w:uiPriority="9" w:semiHidden="1" w:unhideWhenUsed="1" w:qFormat="1"/>
+    <w:lsdException w:name="heading 2" w:semiHidden="1" w:uiPriority="9" w:unhideWhenUsed="1" w:qFormat="1"/>
+    <w:lsdException w:name="heading 3" w:semiHidden="1" w:uiPriority="9" w:unhideWhenUsed="1" w:qFormat="1"/>
+    <w:lsdException w:name="heading 4" w:semiHidden="1" w:uiPriority="9" w:unhideWhenUsed="1" w:qFormat="1"/>
+    <w:lsdException w:name="heading 5" w:semiHidden="1" w:uiPriority="9" w:unhideWhenUsed="1" w:qFormat="1"/>
+    <w:lsdException w:name="heading 6" w:semiHidden="1" w:uiPriority="9" w:unhideWhenUsed="1" w:qFormat="1"/>
+    <w:lsdException w:name="heading 7" w:semiHidden="1" w:uiPriority="9" w:unhideWhenUsed="1" w:qFormat="1"/>
+    <w:lsdException w:name="heading 8" w:semiHidden="1" w:uiPriority="9" w:unhideWhenUsed="1" w:qFormat="1"/>
+    <w:lsdException w:name="heading 9" w:semiHidden="1" w:uiPriority="9" w:unhideWhenUsed="1" w:qFormat="1"/>
     <w:lsdException w:name="index 1" w:semiHidden="1" w:unhideWhenUsed="1"/>
     <w:lsdException w:name="index 2" w:semiHidden="1" w:unhideWhenUsed="1"/>
     <w:lsdException w:name="index 3" w:semiHidden="1" w:unhideWhenUsed="1"/>
@@ -8339,22 +7963,22 @@
     <w:lsdException w:name="index 7" w:semiHidden="1" w:unhideWhenUsed="1"/>
     <w:lsdException w:name="index 8" w:semiHidden="1" w:unhideWhenUsed="1"/>
     <w:lsdException w:name="index 9" w:semiHidden="1" w:unhideWhenUsed="1"/>
-    <w:lsdException w:name="toc 1" w:uiPriority="39" w:semiHidden="1" w:unhideWhenUsed="1"/>
-    <w:lsdException w:name="toc 2" w:uiPriority="39" w:semiHidden="1" w:unhideWhenUsed="1"/>
-    <w:lsdException w:name="toc 3" w:uiPriority="39" w:semiHidden="1" w:unhideWhenUsed="1"/>
-    <w:lsdException w:name="toc 4" w:uiPriority="39" w:semiHidden="1" w:unhideWhenUsed="1"/>
-    <w:lsdException w:name="toc 5" w:uiPriority="39" w:semiHidden="1" w:unhideWhenUsed="1"/>
-    <w:lsdException w:name="toc 6" w:uiPriority="39" w:semiHidden="1" w:unhideWhenUsed="1"/>
-    <w:lsdException w:name="toc 7" w:uiPriority="39" w:semiHidden="1" w:unhideWhenUsed="1"/>
-    <w:lsdException w:name="toc 8" w:uiPriority="39" w:semiHidden="1" w:unhideWhenUsed="1"/>
-    <w:lsdException w:name="toc 9" w:uiPriority="39" w:semiHidden="1" w:unhideWhenUsed="1"/>
+    <w:lsdException w:name="toc 1" w:semiHidden="1" w:uiPriority="39" w:unhideWhenUsed="1"/>
+    <w:lsdException w:name="toc 2" w:semiHidden="1" w:uiPriority="39" w:unhideWhenUsed="1"/>
+    <w:lsdException w:name="toc 3" w:semiHidden="1" w:uiPriority="39" w:unhideWhenUsed="1"/>
+    <w:lsdException w:name="toc 4" w:semiHidden="1" w:uiPriority="39" w:unhideWhenUsed="1"/>
+    <w:lsdException w:name="toc 5" w:semiHidden="1" w:uiPriority="39" w:unhideWhenUsed="1"/>
+    <w:lsdException w:name="toc 6" w:semiHidden="1" w:uiPriority="39" w:unhideWhenUsed="1"/>
+    <w:lsdException w:name="toc 7" w:semiHidden="1" w:uiPriority="39" w:unhideWhenUsed="1"/>
+    <w:lsdException w:name="toc 8" w:semiHidden="1" w:uiPriority="39" w:unhideWhenUsed="1"/>
+    <w:lsdException w:name="toc 9" w:semiHidden="1" w:uiPriority="39" w:unhideWhenUsed="1"/>
     <w:lsdException w:name="Normal Indent" w:semiHidden="1" w:unhideWhenUsed="1"/>
     <w:lsdException w:name="footnote text" w:semiHidden="1" w:unhideWhenUsed="1"/>
     <w:lsdException w:name="annotation text" w:semiHidden="1" w:unhideWhenUsed="1"/>
     <w:lsdException w:name="header" w:semiHidden="1" w:unhideWhenUsed="1"/>
     <w:lsdException w:name="footer" w:semiHidden="1" w:unhideWhenUsed="1"/>
     <w:lsdException w:name="index heading" w:semiHidden="1" w:unhideWhenUsed="1"/>
-    <w:lsdException w:name="caption" w:uiPriority="35" w:semiHidden="1" w:unhideWhenUsed="1" w:qFormat="1"/>
+    <w:lsdException w:name="caption" w:semiHidden="1" w:uiPriority="35" w:unhideWhenUsed="1" w:qFormat="1"/>
     <w:lsdException w:name="table of figures" w:semiHidden="1" w:unhideWhenUsed="1"/>
     <w:lsdException w:name="envelope address" w:semiHidden="1" w:unhideWhenUsed="1"/>
     <w:lsdException w:name="envelope return" w:semiHidden="1" w:unhideWhenUsed="1"/>
@@ -8385,7 +8009,7 @@
     <w:lsdException w:name="Title" w:uiPriority="10" w:qFormat="1"/>
     <w:lsdException w:name="Closing" w:semiHidden="1" w:unhideWhenUsed="1"/>
     <w:lsdException w:name="Signature" w:semiHidden="1" w:unhideWhenUsed="1"/>
-    <w:lsdException w:name="Default Paragraph Font" w:uiPriority="1" w:semiHidden="1" w:unhideWhenUsed="1"/>
+    <w:lsdException w:name="Default Paragraph Font" w:semiHidden="1" w:uiPriority="1" w:unhideWhenUsed="1"/>
     <w:lsdException w:name="Body Text" w:semiHidden="1" w:unhideWhenUsed="1"/>
     <w:lsdException w:name="Body Text Indent" w:semiHidden="1" w:unhideWhenUsed="1"/>
     <w:lsdException w:name="List Continue" w:semiHidden="1" w:unhideWhenUsed="1"/>
@@ -8585,8 +8209,8 @@
     <w:lsdException w:name="Subtle Reference" w:uiPriority="31" w:qFormat="1"/>
     <w:lsdException w:name="Intense Reference" w:uiPriority="32" w:qFormat="1"/>
     <w:lsdException w:name="Book Title" w:uiPriority="33" w:qFormat="1"/>
-    <w:lsdException w:name="Bibliography" w:uiPriority="37" w:semiHidden="1" w:unhideWhenUsed="1"/>
-    <w:lsdException w:name="TOC Heading" w:uiPriority="39" w:semiHidden="1" w:unhideWhenUsed="1" w:qFormat="1"/>
+    <w:lsdException w:name="Bibliography" w:semiHidden="1" w:uiPriority="37" w:unhideWhenUsed="1"/>
+    <w:lsdException w:name="TOC Heading" w:semiHidden="1" w:uiPriority="39" w:unhideWhenUsed="1" w:qFormat="1"/>
     <w:lsdException w:name="Plain Table 1" w:uiPriority="41"/>
     <w:lsdException w:name="Plain Table 2" w:uiPriority="42"/>
     <w:lsdException w:name="Plain Table 3" w:uiPriority="43"/>
@@ -8697,7 +8321,7 @@
     <w:lsdException w:name="Unresolved Mention" w:semiHidden="1" w:unhideWhenUsed="1"/>
     <w:lsdException w:name="Smart Link" w:semiHidden="1" w:unhideWhenUsed="1"/>
   </w:latentStyles>
-  <w:style w:type="paragraph" w:styleId="Normal" w:default="1">
+  <w:style w:type="paragraph" w:default="1" w:styleId="Normal">
     <w:name w:val="Normal"/>
     <w:qFormat/>
     <w:rsid w:val="008D54D4"/>
@@ -8720,7 +8344,7 @@
       <w:outlineLvl w:val="0"/>
     </w:pPr>
     <w:rPr>
-      <w:rFonts w:asciiTheme="majorHAnsi" w:hAnsiTheme="majorHAnsi" w:eastAsiaTheme="majorEastAsia" w:cstheme="majorBidi"/>
+      <w:rFonts w:asciiTheme="majorHAnsi" w:eastAsiaTheme="majorEastAsia" w:hAnsiTheme="majorHAnsi" w:cstheme="majorBidi"/>
       <w:color w:val="0F4761" w:themeColor="accent1" w:themeShade="BF"/>
       <w:sz w:val="40"/>
       <w:szCs w:val="40"/>
@@ -8743,7 +8367,7 @@
       <w:outlineLvl w:val="1"/>
     </w:pPr>
     <w:rPr>
-      <w:rFonts w:asciiTheme="majorHAnsi" w:hAnsiTheme="majorHAnsi" w:eastAsiaTheme="majorEastAsia" w:cstheme="majorBidi"/>
+      <w:rFonts w:asciiTheme="majorHAnsi" w:eastAsiaTheme="majorEastAsia" w:hAnsiTheme="majorHAnsi" w:cstheme="majorBidi"/>
       <w:color w:val="0F4761" w:themeColor="accent1" w:themeShade="BF"/>
       <w:sz w:val="32"/>
       <w:szCs w:val="32"/>
@@ -8904,13 +8528,13 @@
       <w:color w:val="272727" w:themeColor="text1" w:themeTint="D8"/>
     </w:rPr>
   </w:style>
-  <w:style w:type="character" w:styleId="DefaultParagraphFont" w:default="1">
+  <w:style w:type="character" w:default="1" w:styleId="DefaultParagraphFont">
     <w:name w:val="Default Paragraph Font"/>
     <w:uiPriority w:val="1"/>
     <w:semiHidden/>
     <w:unhideWhenUsed/>
   </w:style>
-  <w:style w:type="table" w:styleId="TableNormal" w:default="1">
+  <w:style w:type="table" w:default="1" w:styleId="TableNormal">
     <w:name w:val="Normal Table"/>
     <w:uiPriority w:val="99"/>
     <w:semiHidden/>
@@ -8925,26 +8549,26 @@
       </w:tblCellMar>
     </w:tblPr>
   </w:style>
-  <w:style w:type="numbering" w:styleId="NoList" w:default="1">
+  <w:style w:type="numbering" w:default="1" w:styleId="NoList">
     <w:name w:val="No List"/>
     <w:uiPriority w:val="99"/>
     <w:semiHidden/>
     <w:unhideWhenUsed/>
   </w:style>
-  <w:style w:type="character" w:styleId="Heading1Char" w:customStyle="1">
+  <w:style w:type="character" w:customStyle="1" w:styleId="Heading1Char">
     <w:name w:val="Heading 1 Char"/>
     <w:basedOn w:val="DefaultParagraphFont"/>
     <w:link w:val="Heading1"/>
     <w:uiPriority w:val="9"/>
     <w:rsid w:val="00506016"/>
     <w:rPr>
-      <w:rFonts w:asciiTheme="majorHAnsi" w:hAnsiTheme="majorHAnsi" w:eastAsiaTheme="majorEastAsia" w:cstheme="majorBidi"/>
+      <w:rFonts w:asciiTheme="majorHAnsi" w:eastAsiaTheme="majorEastAsia" w:hAnsiTheme="majorHAnsi" w:cstheme="majorBidi"/>
       <w:color w:val="0F4761" w:themeColor="accent1" w:themeShade="BF"/>
       <w:sz w:val="40"/>
       <w:szCs w:val="40"/>
     </w:rPr>
   </w:style>
-  <w:style w:type="character" w:styleId="Heading2Char" w:customStyle="1">
+  <w:style w:type="character" w:customStyle="1" w:styleId="Heading2Char">
     <w:name w:val="Heading 2 Char"/>
     <w:basedOn w:val="DefaultParagraphFont"/>
     <w:link w:val="Heading2"/>
@@ -8952,13 +8576,13 @@
     <w:semiHidden/>
     <w:rsid w:val="00506016"/>
     <w:rPr>
-      <w:rFonts w:asciiTheme="majorHAnsi" w:hAnsiTheme="majorHAnsi" w:eastAsiaTheme="majorEastAsia" w:cstheme="majorBidi"/>
+      <w:rFonts w:asciiTheme="majorHAnsi" w:eastAsiaTheme="majorEastAsia" w:hAnsiTheme="majorHAnsi" w:cstheme="majorBidi"/>
       <w:color w:val="0F4761" w:themeColor="accent1" w:themeShade="BF"/>
       <w:sz w:val="32"/>
       <w:szCs w:val="32"/>
     </w:rPr>
   </w:style>
-  <w:style w:type="character" w:styleId="Heading3Char" w:customStyle="1">
+  <w:style w:type="character" w:customStyle="1" w:styleId="Heading3Char">
     <w:name w:val="Heading 3 Char"/>
     <w:basedOn w:val="DefaultParagraphFont"/>
     <w:link w:val="Heading3"/>
@@ -8972,7 +8596,7 @@
       <w:szCs w:val="28"/>
     </w:rPr>
   </w:style>
-  <w:style w:type="character" w:styleId="Heading4Char" w:customStyle="1">
+  <w:style w:type="character" w:customStyle="1" w:styleId="Heading4Char">
     <w:name w:val="Heading 4 Char"/>
     <w:basedOn w:val="DefaultParagraphFont"/>
     <w:link w:val="Heading4"/>
@@ -8986,7 +8610,7 @@
       <w:color w:val="0F4761" w:themeColor="accent1" w:themeShade="BF"/>
     </w:rPr>
   </w:style>
-  <w:style w:type="character" w:styleId="Heading5Char" w:customStyle="1">
+  <w:style w:type="character" w:customStyle="1" w:styleId="Heading5Char">
     <w:name w:val="Heading 5 Char"/>
     <w:basedOn w:val="DefaultParagraphFont"/>
     <w:link w:val="Heading5"/>
@@ -8998,7 +8622,7 @@
       <w:color w:val="0F4761" w:themeColor="accent1" w:themeShade="BF"/>
     </w:rPr>
   </w:style>
-  <w:style w:type="character" w:styleId="Heading6Char" w:customStyle="1">
+  <w:style w:type="character" w:customStyle="1" w:styleId="Heading6Char">
     <w:name w:val="Heading 6 Char"/>
     <w:basedOn w:val="DefaultParagraphFont"/>
     <w:link w:val="Heading6"/>
@@ -9012,7 +8636,7 @@
       <w:color w:val="595959" w:themeColor="text1" w:themeTint="A6"/>
     </w:rPr>
   </w:style>
-  <w:style w:type="character" w:styleId="Heading7Char" w:customStyle="1">
+  <w:style w:type="character" w:customStyle="1" w:styleId="Heading7Char">
     <w:name w:val="Heading 7 Char"/>
     <w:basedOn w:val="DefaultParagraphFont"/>
     <w:link w:val="Heading7"/>
@@ -9024,7 +8648,7 @@
       <w:color w:val="595959" w:themeColor="text1" w:themeTint="A6"/>
     </w:rPr>
   </w:style>
-  <w:style w:type="character" w:styleId="Heading8Char" w:customStyle="1">
+  <w:style w:type="character" w:customStyle="1" w:styleId="Heading8Char">
     <w:name w:val="Heading 8 Char"/>
     <w:basedOn w:val="DefaultParagraphFont"/>
     <w:link w:val="Heading8"/>
@@ -9038,7 +8662,7 @@
       <w:color w:val="272727" w:themeColor="text1" w:themeTint="D8"/>
     </w:rPr>
   </w:style>
-  <w:style w:type="character" w:styleId="Heading9Char" w:customStyle="1">
+  <w:style w:type="character" w:customStyle="1" w:styleId="Heading9Char">
     <w:name w:val="Heading 9 Char"/>
     <w:basedOn w:val="DefaultParagraphFont"/>
     <w:link w:val="Heading9"/>
@@ -9063,21 +8687,21 @@
       <w:contextualSpacing/>
     </w:pPr>
     <w:rPr>
-      <w:rFonts w:asciiTheme="majorHAnsi" w:hAnsiTheme="majorHAnsi" w:eastAsiaTheme="majorEastAsia" w:cstheme="majorBidi"/>
+      <w:rFonts w:asciiTheme="majorHAnsi" w:eastAsiaTheme="majorEastAsia" w:hAnsiTheme="majorHAnsi" w:cstheme="majorBidi"/>
       <w:spacing w:val="-10"/>
       <w:kern w:val="28"/>
       <w:sz w:val="56"/>
       <w:szCs w:val="56"/>
     </w:rPr>
   </w:style>
-  <w:style w:type="character" w:styleId="TitleChar" w:customStyle="1">
+  <w:style w:type="character" w:customStyle="1" w:styleId="TitleChar">
     <w:name w:val="Title Char"/>
     <w:basedOn w:val="DefaultParagraphFont"/>
     <w:link w:val="Title"/>
     <w:uiPriority w:val="10"/>
     <w:rsid w:val="00506016"/>
     <w:rPr>
-      <w:rFonts w:asciiTheme="majorHAnsi" w:hAnsiTheme="majorHAnsi" w:eastAsiaTheme="majorEastAsia" w:cstheme="majorBidi"/>
+      <w:rFonts w:asciiTheme="majorHAnsi" w:eastAsiaTheme="majorEastAsia" w:hAnsiTheme="majorHAnsi" w:cstheme="majorBidi"/>
       <w:spacing w:val="-10"/>
       <w:kern w:val="28"/>
       <w:sz w:val="56"/>
@@ -9105,7 +8729,7 @@
       <w:szCs w:val="28"/>
     </w:rPr>
   </w:style>
-  <w:style w:type="character" w:styleId="SubtitleChar" w:customStyle="1">
+  <w:style w:type="character" w:customStyle="1" w:styleId="SubtitleChar">
     <w:name w:val="Subtitle Char"/>
     <w:basedOn w:val="DefaultParagraphFont"/>
     <w:link w:val="Subtitle"/>
@@ -9137,7 +8761,7 @@
       <w:color w:val="404040" w:themeColor="text1" w:themeTint="BF"/>
     </w:rPr>
   </w:style>
-  <w:style w:type="character" w:styleId="QuoteChar" w:customStyle="1">
+  <w:style w:type="character" w:customStyle="1" w:styleId="QuoteChar">
     <w:name w:val="Quote Char"/>
     <w:basedOn w:val="DefaultParagraphFont"/>
     <w:link w:val="Quote"/>
@@ -9182,8 +8806,8 @@
     <w:rsid w:val="00506016"/>
     <w:pPr>
       <w:pBdr>
-        <w:top w:val="single" w:color="0F4761" w:themeColor="accent1" w:themeShade="BF" w:sz="4" w:space="10"/>
-        <w:bottom w:val="single" w:color="0F4761" w:themeColor="accent1" w:themeShade="BF" w:sz="4" w:space="10"/>
+        <w:top w:val="single" w:sz="4" w:space="10" w:color="0F4761" w:themeColor="accent1" w:themeShade="BF"/>
+        <w:bottom w:val="single" w:sz="4" w:space="10" w:color="0F4761" w:themeColor="accent1" w:themeShade="BF"/>
       </w:pBdr>
       <w:spacing w:before="360" w:after="360"/>
       <w:ind w:left="864" w:right="864"/>
@@ -9195,7 +8819,7 @@
       <w:color w:val="0F4761" w:themeColor="accent1" w:themeShade="BF"/>
     </w:rPr>
   </w:style>
-  <w:style w:type="character" w:styleId="IntenseQuoteChar" w:customStyle="1">
+  <w:style w:type="character" w:customStyle="1" w:styleId="IntenseQuoteChar">
     <w:name w:val="Intense Quote Char"/>
     <w:basedOn w:val="DefaultParagraphFont"/>
     <w:link w:val="IntenseQuote"/>
@@ -9236,7 +8860,7 @@
       <w:spacing w:after="0" w:line="240" w:lineRule="auto"/>
     </w:pPr>
   </w:style>
-  <w:style w:type="character" w:styleId="HeaderChar" w:customStyle="1">
+  <w:style w:type="character" w:customStyle="1" w:styleId="HeaderChar">
     <w:name w:val="Header Char"/>
     <w:basedOn w:val="DefaultParagraphFont"/>
     <w:link w:val="Header"/>
@@ -9258,7 +8882,7 @@
       <w:spacing w:after="0" w:line="240" w:lineRule="auto"/>
     </w:pPr>
   </w:style>
-  <w:style w:type="character" w:styleId="FooterChar" w:customStyle="1">
+  <w:style w:type="character" w:customStyle="1" w:styleId="FooterChar">
     <w:name w:val="Footer Char"/>
     <w:basedOn w:val="DefaultParagraphFont"/>
     <w:link w:val="Footer"/>
@@ -9275,12 +8899,12 @@
     </w:pPr>
     <w:tblPr>
       <w:tblBorders>
-        <w:top w:val="single" w:color="auto" w:sz="4" w:space="0"/>
-        <w:left w:val="single" w:color="auto" w:sz="4" w:space="0"/>
-        <w:bottom w:val="single" w:color="auto" w:sz="4" w:space="0"/>
-        <w:right w:val="single" w:color="auto" w:sz="4" w:space="0"/>
-        <w:insideH w:val="single" w:color="auto" w:sz="4" w:space="0"/>
-        <w:insideV w:val="single" w:color="auto" w:sz="4" w:space="0"/>
+        <w:top w:val="single" w:sz="4" w:space="0" w:color="auto"/>
+        <w:left w:val="single" w:sz="4" w:space="0" w:color="auto"/>
+        <w:bottom w:val="single" w:sz="4" w:space="0" w:color="auto"/>
+        <w:right w:val="single" w:sz="4" w:space="0" w:color="auto"/>
+        <w:insideH w:val="single" w:sz="4" w:space="0" w:color="auto"/>
+        <w:insideV w:val="single" w:sz="4" w:space="0" w:color="auto"/>
       </w:tblBorders>
     </w:tblPr>
   </w:style>
@@ -9288,7 +8912,7 @@
 </file>
 
 <file path=word/theme/theme1.xml><?xml version="1.0" encoding="utf-8"?>
-<a:theme xmlns:a="http://schemas.openxmlformats.org/drawingml/2006/main" xmlns:thm15="http://schemas.microsoft.com/office/thememl/2012/main" name="Office Theme">
+<a:theme xmlns:a="http://schemas.openxmlformats.org/drawingml/2006/main" name="Office Theme">
   <a:themeElements>
     <a:clrScheme name="Office">
       <a:dk1>
